--- a/Notes/2026-04-23 Comments.docx
+++ b/Notes/2026-04-23 Comments.docx
@@ -413,41 +413,41 @@
         </w:numPr>
         <w:rPr>
           <w:rFonts w:eastAsiaTheme="minorHAnsi" w:cs="Times New Roman"/>
-          <w:color w:val="4EA72E" w:themeColor="accent6"/>
-        </w:rPr>
-      </w:pPr>
-      <w:r>
-        <w:rPr>
-          <w:rFonts w:eastAsiaTheme="minorHAnsi" w:cs="Times New Roman"/>
-          <w:color w:val="4EA72E" w:themeColor="accent6"/>
+          <w:color w:val="000000" w:themeColor="text1"/>
+        </w:rPr>
+      </w:pPr>
+      <w:r>
+        <w:rPr>
+          <w:rFonts w:eastAsiaTheme="minorHAnsi" w:cs="Times New Roman"/>
+          <w:color w:val="000000" w:themeColor="text1"/>
         </w:rPr>
         <w:t>上記の点に関連して、</w:t>
       </w:r>
       <w:r>
         <w:rPr>
           <w:rFonts w:eastAsiaTheme="minorHAnsi" w:cs="Times New Roman"/>
-          <w:color w:val="4EA72E" w:themeColor="accent6"/>
+          <w:color w:val="000000" w:themeColor="text1"/>
         </w:rPr>
         <w:t>イントロに限らず</w:t>
       </w:r>
       <w:r>
         <w:rPr>
           <w:rFonts w:eastAsiaTheme="minorHAnsi" w:cs="Times New Roman"/>
-          <w:color w:val="4EA72E" w:themeColor="accent6"/>
+          <w:color w:val="000000" w:themeColor="text1"/>
         </w:rPr>
         <w:t>本文中でも、もっと「obfuscationがinvestorsにとっても得になる」ことがもっと強調されてもいいかなという印象を持ちました。</w:t>
       </w:r>
       <w:r>
         <w:rPr>
           <w:rFonts w:eastAsiaTheme="minorHAnsi" w:cs="Times New Roman" w:hint="eastAsia"/>
-          <w:color w:val="4EA72E" w:themeColor="accent6"/>
+          <w:color w:val="000000" w:themeColor="text1"/>
         </w:rPr>
         <w:t>既</w:t>
       </w:r>
       <w:r>
         <w:rPr>
           <w:rFonts w:eastAsiaTheme="minorHAnsi" w:cs="Times New Roman" w:hint="eastAsia"/>
-          <w:color w:val="4EA72E" w:themeColor="accent6"/>
+          <w:color w:val="000000" w:themeColor="text1"/>
         </w:rPr>
         <w:lastRenderedPageBreak/>
         <w:t>に</w:t>
@@ -455,7 +455,7 @@
       <w:r>
         <w:rPr>
           <w:rFonts w:eastAsiaTheme="minorHAnsi" w:cs="Times New Roman"/>
-          <w:color w:val="4EA72E" w:themeColor="accent6"/>
+          <w:color w:val="000000" w:themeColor="text1"/>
         </w:rPr>
         <w:t>書かれていることはもちろん承知していますが、面白い結果として強調してもよいかなという意味です。</w:t>
       </w:r>
@@ -663,15 +663,111 @@
         </w:numPr>
         <w:rPr>
           <w:rFonts w:eastAsiaTheme="minorHAnsi" w:cs="Times New Roman"/>
-          <w:color w:val="4EA72E" w:themeColor="accent6"/>
-        </w:rPr>
-      </w:pPr>
-      <w:r>
-        <w:rPr>
-          <w:rFonts w:eastAsiaTheme="minorHAnsi" w:cs="Times New Roman"/>
-          <w:color w:val="4EA72E" w:themeColor="accent6"/>
+          <w:color w:val="000000" w:themeColor="text1"/>
+        </w:rPr>
+      </w:pPr>
+      <w:r>
+        <w:rPr>
+          <w:rFonts w:eastAsiaTheme="minorHAnsi" w:cs="Times New Roman"/>
+          <w:color w:val="000000" w:themeColor="text1"/>
         </w:rPr>
         <w:t>P.3 Footnote 2の内容は重要なので、本文でも良いのかもしれません。でもfootnoteのままでも問題はありません。</w:t>
+      </w:r>
+    </w:p>
+    <w:p>
+      <w:pPr>
+        <w:pStyle w:val="a9"/>
+        <w:numPr>
+          <w:ilvl w:val="1"/>
+          <w:numId w:val="1"/>
+        </w:numPr>
+        <w:rPr>
+          <w:rFonts w:eastAsiaTheme="minorHAnsi" w:cs="Times New Roman"/>
+          <w:color w:val="EE0000"/>
+        </w:rPr>
+      </w:pPr>
+      <w:r>
+        <w:rPr>
+          <w:rFonts w:eastAsiaTheme="minorHAnsi" w:cs="Times New Roman" w:hint="eastAsia"/>
+          <w:color w:val="EE0000"/>
+        </w:rPr>
+        <w:t>独立した語句の説明になるのとイントロが長くなってしまうかなと思い</w:t>
+      </w:r>
+      <w:r>
+        <w:rPr>
+          <w:rFonts w:eastAsiaTheme="minorHAnsi" w:cs="Times New Roman"/>
+          <w:color w:val="EE0000"/>
+        </w:rPr>
+        <w:t>footnote</w:t>
+      </w:r>
+      <w:r>
+        <w:rPr>
+          <w:rFonts w:eastAsiaTheme="minorHAnsi" w:cs="Times New Roman" w:hint="eastAsia"/>
+          <w:color w:val="EE0000"/>
+        </w:rPr>
+        <w:t>にしてあります。</w:t>
+      </w:r>
+    </w:p>
+    <w:p>
+      <w:pPr>
+        <w:pStyle w:val="a9"/>
+        <w:numPr>
+          <w:ilvl w:val="1"/>
+          <w:numId w:val="1"/>
+        </w:numPr>
+        <w:rPr>
+          <w:rFonts w:eastAsiaTheme="minorHAnsi" w:cs="Times New Roman" w:hint="eastAsia"/>
+          <w:color w:val="EE0000"/>
+        </w:rPr>
+      </w:pPr>
+      <w:r>
+        <w:rPr>
+          <w:rFonts w:eastAsiaTheme="minorHAnsi" w:cs="Times New Roman" w:hint="eastAsia"/>
+          <w:color w:val="EE0000"/>
+        </w:rPr>
+        <w:t>ただ、確かに読んでもらいたい部分でもあるのでイントロの一番初めの</w:t>
+      </w:r>
+      <w:r>
+        <w:rPr>
+          <w:rFonts w:eastAsiaTheme="minorHAnsi" w:cs="Times New Roman"/>
+          <w:color w:val="EE0000"/>
+        </w:rPr>
+        <w:t>文(</w:t>
+      </w:r>
+      <w:r>
+        <w:rPr>
+          <w:rFonts w:eastAsiaTheme="minorHAnsi" w:cs="Times New Roman" w:hint="eastAsia"/>
+          <w:color w:val="EE0000"/>
+        </w:rPr>
+        <w:t>最初に</w:t>
+      </w:r>
+      <w:r>
+        <w:rPr>
+          <w:rFonts w:eastAsiaTheme="minorHAnsi" w:cs="Times New Roman"/>
+          <w:color w:val="EE0000"/>
+        </w:rPr>
+        <w:t>obfuscation</w:t>
+      </w:r>
+      <w:r>
+        <w:rPr>
+          <w:rFonts w:eastAsiaTheme="minorHAnsi" w:cs="Times New Roman" w:hint="eastAsia"/>
+          <w:color w:val="EE0000"/>
+        </w:rPr>
+        <w:t>が出てくる</w:t>
+      </w:r>
+      <w:r>
+        <w:rPr>
+          <w:rFonts w:eastAsiaTheme="minorHAnsi" w:cs="Times New Roman"/>
+          <w:color w:val="EE0000"/>
+        </w:rPr>
+        <w:t>)</w:t>
+      </w:r>
+      <w:r>
+        <w:rPr>
+          <w:rFonts w:eastAsiaTheme="minorHAnsi" w:cs="Times New Roman" w:hint="eastAsia"/>
+          <w:color w:val="EE0000"/>
+        </w:rPr>
+        <w:t>に脚注でつけました。</w:t>
       </w:r>
     </w:p>
     <w:p>
@@ -834,7 +930,14 @@
         <w:rPr>
           <w:rFonts w:eastAsiaTheme="minorHAnsi" w:cs="Times New Roman"/>
         </w:rPr>
-        <w:t>-vis investors, the manager preempts perception-driven distortions and mitigates excessive risk-taking. This increases the profitability of her risky positions and improves the fund’s expected performance, ultimately benefiting both herself and investors.</w:t>
+        <w:t xml:space="preserve">-vis investors, </w:t>
+      </w:r>
+      <w:r>
+        <w:rPr>
+          <w:rFonts w:eastAsiaTheme="minorHAnsi" w:cs="Times New Roman"/>
+        </w:rPr>
+        <w:lastRenderedPageBreak/>
+        <w:t>the manager preempts perception-driven distortions and mitigates excessive risk-taking. This increases the profitability of her risky positions and improves the fund’s expected performance, ultimately benefiting both herself and investors.</w:t>
       </w:r>
     </w:p>
     <w:p>
@@ -859,7 +962,6 @@
         <w:rPr>
           <w:rFonts w:eastAsiaTheme="minorHAnsi" w:cs="Times New Roman"/>
         </w:rPr>
-        <w:lastRenderedPageBreak/>
         <w:t xml:space="preserve">P.5上の段落：「transparency can backfire」の内容について、fragilityが起こるということにフォーカスされていますが、transparency up </w:t>
       </w:r>
       <w:r>
@@ -1302,7 +1404,14 @@
         <w:rPr>
           <w:rFonts w:eastAsiaTheme="minorHAnsi" w:cs="Times New Roman" w:hint="eastAsia"/>
         </w:rPr>
-        <w:t>を考えていたので特に</w:t>
+        <w:t>を考</w:t>
+      </w:r>
+      <w:r>
+        <w:rPr>
+          <w:rFonts w:eastAsiaTheme="minorHAnsi" w:cs="Times New Roman" w:hint="eastAsia"/>
+        </w:rPr>
+        <w:lastRenderedPageBreak/>
+        <w:t>えていたので特に</w:t>
       </w:r>
       <w:r>
         <w:rPr>
@@ -1384,14 +1493,7 @@
         <w:rPr>
           <w:rFonts w:eastAsiaTheme="minorHAnsi" w:cs="Times New Roman"/>
         </w:rPr>
-        <w:t>逆の関係ではない</w:t>
-      </w:r>
-      <w:r>
-        <w:rPr>
-          <w:rFonts w:eastAsiaTheme="minorHAnsi" w:cs="Times New Roman"/>
-        </w:rPr>
-        <w:lastRenderedPageBreak/>
-        <w:t>ので</w:t>
+        <w:t>逆の関係ではないので</w:t>
       </w:r>
       <w:r>
         <w:rPr>
@@ -1905,6 +2007,30 @@
     <w:p>
       <w:pPr>
         <w:pStyle w:val="a9"/>
+        <w:numPr>
+          <w:ilvl w:val="1"/>
+          <w:numId w:val="1"/>
+        </w:numPr>
+        <w:rPr>
+          <w:rFonts w:eastAsiaTheme="minorHAnsi" w:cs="Times New Roman"/>
+        </w:rPr>
+      </w:pPr>
+      <w:r>
+        <w:rPr>
+          <w:rFonts w:eastAsiaTheme="minorHAnsi" w:cs="Times New Roman"/>
+        </w:rPr>
+        <w:t>the manager’s reputation</w:t>
+      </w:r>
+      <w:r>
+        <w:rPr>
+          <w:rFonts w:eastAsiaTheme="minorHAnsi" w:cs="Times New Roman" w:hint="eastAsia"/>
+        </w:rPr>
+        <w:t>にしておきました。</w:t>
+      </w:r>
+    </w:p>
+    <w:p>
+      <w:pPr>
+        <w:pStyle w:val="a9"/>
         <w:rPr>
           <w:rFonts w:eastAsiaTheme="minorHAnsi" w:cs="Times New Roman"/>
         </w:rPr>
@@ -2043,14 +2169,7 @@
         <w:rPr>
           <w:rFonts w:eastAsiaTheme="minorHAnsi" w:cs="Times New Roman"/>
         </w:rPr>
-        <w:t>$ unique low-</w:t>
-      </w:r>
-      <w:r>
-        <w:rPr>
-          <w:rFonts w:eastAsiaTheme="minorHAnsi" w:cs="Times New Roman"/>
-        </w:rPr>
-        <w:lastRenderedPageBreak/>
-        <w:t>$\beta$ equilibrium.</w:t>
+        <w:t>$ unique low-$\beta$ equilibrium.</w:t>
       </w:r>
     </w:p>
     <w:p>
@@ -2274,6 +2393,272 @@
     <w:p>
       <w:pPr>
         <w:pStyle w:val="a9"/>
+        <w:numPr>
+          <w:ilvl w:val="1"/>
+          <w:numId w:val="1"/>
+        </w:numPr>
+        <w:rPr>
+          <w:rFonts w:eastAsiaTheme="minorHAnsi" w:cs="Times New Roman"/>
+        </w:rPr>
+      </w:pPr>
+      <w:r>
+        <w:rPr>
+          <w:rFonts w:eastAsiaTheme="minorHAnsi" w:cs="Times New Roman"/>
+        </w:rPr>
+        <w:t>3.6 Equilibrium</w:t>
+      </w:r>
+      <w:r>
+        <w:rPr>
+          <w:rFonts w:eastAsiaTheme="minorHAnsi" w:cs="Times New Roman"/>
+        </w:rPr>
+        <w:t xml:space="preserve">: </w:t>
+      </w:r>
+      <w:r>
+        <w:rPr>
+          <w:rFonts w:eastAsiaTheme="minorHAnsi" w:cs="Times New Roman"/>
+        </w:rPr>
+        <w:t>冒頭に短い導入</w:t>
+      </w:r>
+      <w:r>
+        <w:rPr>
+          <w:rFonts w:eastAsiaTheme="minorHAnsi" w:cs="Times New Roman" w:hint="eastAsia"/>
+        </w:rPr>
+        <w:t>として</w:t>
+      </w:r>
+      <w:r>
+        <w:rPr>
+          <w:rFonts w:eastAsiaTheme="minorHAnsi" w:cs="Times New Roman"/>
+        </w:rPr>
+        <w:t>β=F(β)</w:t>
+      </w:r>
+      <w:r>
+        <w:rPr>
+          <w:rFonts w:eastAsiaTheme="minorHAnsi" w:cs="Times New Roman" w:hint="eastAsia"/>
+        </w:rPr>
+        <w:t>の説明と</w:t>
+      </w:r>
+      <w:r>
+        <w:rPr>
+          <w:rFonts w:eastAsiaTheme="minorHAnsi" w:cs="Times New Roman"/>
+        </w:rPr>
+        <w:t>数値例→命題の順で示す</w:t>
+      </w:r>
+      <w:r>
+        <w:rPr>
+          <w:rFonts w:eastAsiaTheme="minorHAnsi" w:cs="Times New Roman" w:hint="eastAsia"/>
+        </w:rPr>
+        <w:t>というのを断る</w:t>
+      </w:r>
+    </w:p>
+    <w:p>
+      <w:pPr>
+        <w:pStyle w:val="a9"/>
+        <w:numPr>
+          <w:ilvl w:val="2"/>
+          <w:numId w:val="1"/>
+        </w:numPr>
+        <w:rPr>
+          <w:rFonts w:eastAsiaTheme="minorHAnsi" w:cs="Times New Roman"/>
+        </w:rPr>
+      </w:pPr>
+      <w:r>
+        <w:rPr>
+          <w:rFonts w:eastAsiaTheme="minorHAnsi" w:cs="Times New Roman"/>
+        </w:rPr>
+        <w:t xml:space="preserve">3.6.1 Fund </w:t>
+      </w:r>
+      <w:r>
+        <w:rPr>
+          <w:rFonts w:eastAsiaTheme="minorHAnsi" w:cs="Times New Roman"/>
+        </w:rPr>
+        <w:t>O</w:t>
+      </w:r>
+      <w:r>
+        <w:rPr>
+          <w:rFonts w:eastAsiaTheme="minorHAnsi" w:cs="Times New Roman"/>
+        </w:rPr>
+        <w:t xml:space="preserve">pacity and </w:t>
+      </w:r>
+      <w:r>
+        <w:rPr>
+          <w:rFonts w:eastAsiaTheme="minorHAnsi" w:cs="Times New Roman"/>
+        </w:rPr>
+        <w:t>M</w:t>
+      </w:r>
+      <w:r>
+        <w:rPr>
+          <w:rFonts w:eastAsiaTheme="minorHAnsi" w:cs="Times New Roman"/>
+        </w:rPr>
+        <w:t xml:space="preserve">ultiple </w:t>
+      </w:r>
+      <w:r>
+        <w:rPr>
+          <w:rFonts w:eastAsiaTheme="minorHAnsi" w:cs="Times New Roman"/>
+        </w:rPr>
+        <w:t>E</w:t>
+      </w:r>
+      <w:r>
+        <w:rPr>
+          <w:rFonts w:eastAsiaTheme="minorHAnsi" w:cs="Times New Roman"/>
+        </w:rPr>
+        <w:t>quilibria（＝Graphical representation）</w:t>
+      </w:r>
+      <w:r>
+        <w:rPr>
+          <w:rFonts w:eastAsiaTheme="minorHAnsi" w:cs="Times New Roman"/>
+        </w:rPr>
+        <w:t>:</w:t>
+      </w:r>
+      <w:r>
+        <w:rPr>
+          <w:rFonts w:eastAsiaTheme="minorHAnsi" w:cs="Times New Roman"/>
+        </w:rPr>
+        <w:t xml:space="preserve"> Figure 2の直感（現在のFund opacity and multiple equilibria</w:t>
+      </w:r>
+      <w:r>
+        <w:rPr>
+          <w:rFonts w:eastAsiaTheme="minorHAnsi" w:cs="Times New Roman" w:hint="eastAsia"/>
+        </w:rPr>
+        <w:t>段落</w:t>
+      </w:r>
+      <w:r>
+        <w:rPr>
+          <w:rFonts w:eastAsiaTheme="minorHAnsi" w:cs="Times New Roman"/>
+        </w:rPr>
+        <w:t xml:space="preserve">を含む） </w:t>
+      </w:r>
+    </w:p>
+    <w:p>
+      <w:pPr>
+        <w:pStyle w:val="a9"/>
+        <w:numPr>
+          <w:ilvl w:val="2"/>
+          <w:numId w:val="1"/>
+        </w:numPr>
+        <w:rPr>
+          <w:rFonts w:eastAsiaTheme="minorHAnsi" w:cs="Times New Roman"/>
+        </w:rPr>
+      </w:pPr>
+      <w:r>
+        <w:rPr>
+          <w:rFonts w:eastAsiaTheme="minorHAnsi" w:cs="Times New Roman"/>
+        </w:rPr>
+        <w:t xml:space="preserve">3.6.2 Equilibrium </w:t>
+      </w:r>
+      <w:r>
+        <w:rPr>
+          <w:rFonts w:eastAsiaTheme="minorHAnsi" w:cs="Times New Roman"/>
+        </w:rPr>
+        <w:t>C</w:t>
+      </w:r>
+      <w:r>
+        <w:rPr>
+          <w:rFonts w:eastAsiaTheme="minorHAnsi" w:cs="Times New Roman"/>
+        </w:rPr>
+        <w:t>haracterization（＝Analytical characterization）</w:t>
+      </w:r>
+      <w:r>
+        <w:rPr>
+          <w:rFonts w:eastAsiaTheme="minorHAnsi" w:cs="Times New Roman"/>
+        </w:rPr>
+        <w:t>:</w:t>
+      </w:r>
+      <w:r>
+        <w:rPr>
+          <w:rFonts w:eastAsiaTheme="minorHAnsi" w:cs="Times New Roman"/>
+        </w:rPr>
+        <w:t xml:space="preserve"> Proposition 3.1、Figure 3、Corollary 3.1とその議論 </w:t>
+      </w:r>
+    </w:p>
+    <w:p>
+      <w:pPr>
+        <w:pStyle w:val="a9"/>
+        <w:numPr>
+          <w:ilvl w:val="2"/>
+          <w:numId w:val="1"/>
+        </w:numPr>
+        <w:rPr>
+          <w:rFonts w:eastAsiaTheme="minorHAnsi" w:cs="Times New Roman"/>
+        </w:rPr>
+      </w:pPr>
+      <w:r>
+        <w:rPr>
+          <w:rFonts w:eastAsiaTheme="minorHAnsi" w:cs="Times New Roman"/>
+        </w:rPr>
+        <w:t xml:space="preserve">3.6.3 Equilibrium </w:t>
+      </w:r>
+      <w:r>
+        <w:rPr>
+          <w:rFonts w:eastAsiaTheme="minorHAnsi" w:cs="Times New Roman"/>
+        </w:rPr>
+        <w:t>C</w:t>
+      </w:r>
+      <w:r>
+        <w:rPr>
+          <w:rFonts w:eastAsiaTheme="minorHAnsi" w:cs="Times New Roman"/>
+        </w:rPr>
+        <w:t xml:space="preserve">omparison </w:t>
+      </w:r>
+      <w:r>
+        <w:rPr>
+          <w:rFonts w:eastAsiaTheme="minorHAnsi" w:cs="Times New Roman"/>
+        </w:rPr>
+        <w:t>:</w:t>
+      </w:r>
+      <w:r>
+        <w:rPr>
+          <w:rFonts w:eastAsiaTheme="minorHAnsi" w:cs="Times New Roman"/>
+        </w:rPr>
+        <w:t xml:space="preserve"> Corollary 3.2</w:t>
+      </w:r>
+      <w:r>
+        <w:rPr>
+          <w:rFonts w:eastAsiaTheme="minorHAnsi" w:cs="Times New Roman" w:hint="eastAsia"/>
+        </w:rPr>
+        <w:t>とその議論</w:t>
+      </w:r>
+    </w:p>
+    <w:p>
+      <w:pPr>
+        <w:ind w:left="880"/>
+        <w:rPr>
+          <w:rFonts w:eastAsiaTheme="minorHAnsi" w:cs="Times New Roman" w:hint="eastAsia"/>
+        </w:rPr>
+      </w:pPr>
+      <w:r>
+        <w:rPr>
+          <w:rFonts w:eastAsiaTheme="minorHAnsi" w:cs="Times New Roman" w:hint="eastAsia"/>
+        </w:rPr>
+        <w:t>という感じに区切ってみました。</w:t>
+      </w:r>
+      <w:r>
+        <w:t>Graphical/Analyticalは手法の違</w:t>
+      </w:r>
+      <w:r>
+        <w:rPr>
+          <w:rFonts w:hint="eastAsia"/>
+        </w:rPr>
+        <w:t>いなので</w:t>
+      </w:r>
+      <w:r>
+        <w:t>(</w:t>
+      </w:r>
+      <w:r>
+        <w:t>テーマの違いではないので</w:t>
+      </w:r>
+      <w:r>
+        <w:t>)</w:t>
+      </w:r>
+      <w:r>
+        <w:rPr>
+          <w:rFonts w:hint="eastAsia"/>
+        </w:rPr>
+        <w:t>対応するタイトルを付けてあります。</w:t>
+      </w:r>
+    </w:p>
+    <w:p>
+      <w:pPr>
+        <w:pStyle w:val="a9"/>
         <w:ind w:left="360"/>
         <w:rPr>
           <w:rFonts w:eastAsiaTheme="minorHAnsi" w:cs="Times New Roman"/>
@@ -2313,6 +2698,40 @@
     <w:p>
       <w:pPr>
         <w:pStyle w:val="a9"/>
+        <w:numPr>
+          <w:ilvl w:val="1"/>
+          <w:numId w:val="1"/>
+        </w:numPr>
+        <w:rPr>
+          <w:rFonts w:eastAsiaTheme="minorHAnsi" w:cs="Times New Roman"/>
+        </w:rPr>
+      </w:pPr>
+      <w:r>
+        <w:rPr>
+          <w:rFonts w:eastAsiaTheme="minorHAnsi" w:cs="Times New Roman" w:hint="eastAsia"/>
+        </w:rPr>
+        <w:t>以下のようにしました</w:t>
+      </w:r>
+      <w:r>
+        <w:rPr>
+          <w:rFonts w:eastAsiaTheme="minorHAnsi" w:cs="Times New Roman"/>
+        </w:rPr>
+        <w:t xml:space="preserve">: </w:t>
+      </w:r>
+      <w:r>
+        <w:t xml:space="preserve">Under such beliefs, the manager is actually willing to trade </w:t>
+      </w:r>
+      <w:r>
+        <w:lastRenderedPageBreak/>
+        <w:t>aggressively, despite the price impact that undermines her investment profits. Importantly, investors' learning is not manipulated, as their belief about the manager's trading strategy is correct. Nonetheless, the manager places a large order because doing otherwise would induce her investors to incorrectly estimate that she is less skilled, thereby deteriorating her reputation. She trades aggressively solely to conform to her investors' belief and to avoid a further decline in fund flows. To emphasize this mechanism, we call this equilibrium the "reputation-driven equilibrium.</w:t>
+      </w:r>
+      <w:r>
+        <w:t>”</w:t>
+      </w:r>
+    </w:p>
+    <w:p>
+      <w:pPr>
+        <w:pStyle w:val="a9"/>
         <w:ind w:left="360"/>
         <w:rPr>
           <w:rFonts w:eastAsiaTheme="minorHAnsi" w:cs="Times New Roman"/>
@@ -2446,78 +2865,83 @@
         </w:numPr>
         <w:rPr>
           <w:rFonts w:eastAsiaTheme="minorHAnsi" w:cs="Times New Roman"/>
-        </w:rPr>
-      </w:pPr>
-      <w:r>
-        <w:rPr>
-          <w:rFonts w:eastAsiaTheme="minorHAnsi" w:cs="Times New Roman"/>
+          <w:color w:val="4EA72E" w:themeColor="accent6"/>
+        </w:rPr>
+      </w:pPr>
+      <w:r>
+        <w:rPr>
+          <w:rFonts w:eastAsiaTheme="minorHAnsi" w:cs="Times New Roman"/>
+          <w:color w:val="4EA72E" w:themeColor="accent6"/>
         </w:rPr>
         <w:t>P.21 イタリック見出し「Equilibrium comparison」の段落：この</w:t>
       </w:r>
       <w:r>
         <w:rPr>
           <w:rFonts w:eastAsiaTheme="minorHAnsi" w:cs="Times New Roman" w:hint="eastAsia"/>
+          <w:color w:val="4EA72E" w:themeColor="accent6"/>
         </w:rPr>
         <w:t>時点で</w:t>
       </w:r>
       <w:r>
         <w:rPr>
           <w:rFonts w:eastAsiaTheme="minorHAnsi" w:cs="Times New Roman"/>
+          <w:color w:val="4EA72E" w:themeColor="accent6"/>
         </w:rPr>
         <w:t>「transparency can backfire」</w:t>
       </w:r>
       <w:r>
         <w:rPr>
           <w:rFonts w:eastAsiaTheme="minorHAnsi" w:cs="Times New Roman" w:hint="eastAsia"/>
+          <w:color w:val="4EA72E" w:themeColor="accent6"/>
         </w:rPr>
         <w:t>の</w:t>
       </w:r>
       <w:r>
         <w:rPr>
           <w:rFonts w:eastAsiaTheme="minorHAnsi" w:cs="Times New Roman"/>
+          <w:color w:val="4EA72E" w:themeColor="accent6"/>
         </w:rPr>
         <w:t>議論</w:t>
       </w:r>
       <w:r>
         <w:rPr>
           <w:rFonts w:eastAsiaTheme="minorHAnsi" w:cs="Times New Roman" w:hint="eastAsia"/>
+          <w:color w:val="4EA72E" w:themeColor="accent6"/>
         </w:rPr>
         <w:t>をする材料は揃っているので、</w:t>
       </w:r>
       <w:r>
         <w:rPr>
           <w:rFonts w:eastAsiaTheme="minorHAnsi" w:cs="Times New Roman"/>
+          <w:color w:val="4EA72E" w:themeColor="accent6"/>
         </w:rPr>
         <w:t>早めにしてしまった</w:t>
       </w:r>
       <w:r>
         <w:rPr>
           <w:rFonts w:eastAsiaTheme="minorHAnsi" w:cs="Times New Roman"/>
-        </w:rPr>
-        <w:t>方が良い気がし</w:t>
-      </w:r>
-      <w:r>
-        <w:rPr>
-          <w:rFonts w:eastAsiaTheme="minorHAnsi" w:cs="Times New Roman"/>
-        </w:rPr>
-        <w:lastRenderedPageBreak/>
-        <w:t>ます。Section 4のStrategic Obfuscationで議論するのは承知していますが、</w:t>
-      </w:r>
-      <w:r>
-        <w:rPr>
-          <w:rFonts w:eastAsiaTheme="minorHAnsi" w:cs="Times New Roman" w:hint="eastAsia"/>
+          <w:color w:val="4EA72E" w:themeColor="accent6"/>
+        </w:rPr>
+        <w:t>方が良い気がします。Section 4のStrategic Obfuscationで議論するのは承知していますが、</w:t>
+      </w:r>
+      <w:r>
+        <w:rPr>
+          <w:rFonts w:eastAsiaTheme="minorHAnsi" w:cs="Times New Roman" w:hint="eastAsia"/>
+          <w:color w:val="4EA72E" w:themeColor="accent6"/>
         </w:rPr>
         <w:t>transparency backfiresと</w:t>
       </w:r>
       <w:r>
         <w:rPr>
           <w:rFonts w:eastAsiaTheme="minorHAnsi" w:cs="Times New Roman"/>
+          <w:color w:val="4EA72E" w:themeColor="accent6"/>
         </w:rPr>
         <w:t>タイトルに書いてあってメインの結果のはずなのになかなか出てこず、焦らされている感じがするためです。</w:t>
       </w:r>
       <w:r>
         <w:rPr>
           <w:rFonts w:eastAsiaTheme="minorHAnsi" w:cs="Times New Roman"/>
+          <w:color w:val="4EA72E" w:themeColor="accent6"/>
         </w:rPr>
         <w:t>以下のような修正はいかがでしょうか。</w:t>
       </w:r>
@@ -2527,6 +2951,7 @@
         <w:pStyle w:val="a9"/>
         <w:rPr>
           <w:rFonts w:eastAsiaTheme="minorHAnsi" w:cs="Times New Roman"/>
+          <w:color w:val="4EA72E" w:themeColor="accent6"/>
         </w:rPr>
       </w:pPr>
     </w:p>
@@ -2539,35 +2964,41 @@
         </w:numPr>
         <w:rPr>
           <w:rFonts w:eastAsiaTheme="minorHAnsi" w:cs="Times New Roman"/>
-        </w:rPr>
-      </w:pPr>
-      <w:r>
-        <w:rPr>
-          <w:rFonts w:eastAsiaTheme="minorHAnsi" w:cs="Times New Roman"/>
+          <w:color w:val="4EA72E" w:themeColor="accent6"/>
+        </w:rPr>
+      </w:pPr>
+      <w:r>
+        <w:rPr>
+          <w:rFonts w:eastAsiaTheme="minorHAnsi" w:cs="Times New Roman"/>
+          <w:color w:val="4EA72E" w:themeColor="accent6"/>
         </w:rPr>
         <w:t>イタリック見出し「Equilibrium comparison」を、たとえば「Effects of opacity」のような見出しのsubsectionとして独立させる。Corollary 3.2で</w:t>
       </w:r>
       <w:r>
         <w:rPr>
           <w:rFonts w:eastAsiaTheme="minorHAnsi" w:cs="Times New Roman"/>
+          <w:color w:val="4EA72E" w:themeColor="accent6"/>
         </w:rPr>
         <w:t>していることはequilibrium comparisonですが、</w:t>
       </w:r>
       <w:r>
         <w:rPr>
           <w:rFonts w:eastAsiaTheme="minorHAnsi" w:cs="Times New Roman"/>
+          <w:color w:val="4EA72E" w:themeColor="accent6"/>
         </w:rPr>
         <w:t>言いたいことは</w:t>
       </w:r>
       <w:r>
         <w:rPr>
           <w:rFonts w:eastAsiaTheme="minorHAnsi" w:cs="Times New Roman"/>
+          <w:color w:val="4EA72E" w:themeColor="accent6"/>
         </w:rPr>
         <w:t>effects of opacity</w:t>
       </w:r>
       <w:r>
         <w:rPr>
           <w:rFonts w:eastAsiaTheme="minorHAnsi" w:cs="Times New Roman"/>
+          <w:color w:val="4EA72E" w:themeColor="accent6"/>
         </w:rPr>
         <w:t>ですので。</w:t>
       </w:r>
@@ -2581,89 +3012,112 @@
         </w:numPr>
         <w:rPr>
           <w:rFonts w:eastAsiaTheme="minorHAnsi" w:cs="Times New Roman"/>
-        </w:rPr>
-      </w:pPr>
-      <w:r>
-        <w:rPr>
-          <w:rFonts w:eastAsiaTheme="minorHAnsi" w:cs="Times New Roman"/>
+          <w:color w:val="4EA72E" w:themeColor="accent6"/>
+        </w:rPr>
+      </w:pPr>
+      <w:r>
+        <w:rPr>
+          <w:rFonts w:eastAsiaTheme="minorHAnsi" w:cs="Times New Roman"/>
+          <w:color w:val="4EA72E" w:themeColor="accent6"/>
         </w:rPr>
         <w:t xml:space="preserve">Transparency up </w:t>
       </w:r>
       <w:r>
         <w:rPr>
           <w:rFonts w:eastAsiaTheme="minorHAnsi" w:cs="Times New Roman"/>
+          <w:color w:val="4EA72E" w:themeColor="accent6"/>
         </w:rPr>
         <w:sym w:font="Wingdings" w:char="F0E0"/>
       </w:r>
       <w:r>
         <w:rPr>
           <w:rFonts w:eastAsiaTheme="minorHAnsi" w:cs="Times New Roman"/>
+          <w:color w:val="4EA72E" w:themeColor="accent6"/>
         </w:rPr>
         <w:t xml:space="preserve"> high-beta equilibrium </w:t>
       </w:r>
       <w:r>
         <w:rPr>
           <w:rFonts w:eastAsiaTheme="minorHAnsi" w:cs="Times New Roman"/>
+          <w:color w:val="4EA72E" w:themeColor="accent6"/>
         </w:rPr>
         <w:sym w:font="Wingdings" w:char="F0E0"/>
       </w:r>
       <w:r>
         <w:rPr>
           <w:rFonts w:eastAsiaTheme="minorHAnsi" w:cs="Times New Roman"/>
+          <w:color w:val="4EA72E" w:themeColor="accent6"/>
         </w:rPr>
         <w:t xml:space="preserve"> fund performance down, price volatility upという結果を見せる。（Transparency＝善というイメージになりがちだが、逆ということを言う。）そのために、横軸に\omega_\eta、縦軸に</w:t>
       </w:r>
       <w:r>
         <w:rPr>
           <w:rFonts w:eastAsiaTheme="minorHAnsi" w:cs="Times New Roman" w:hint="eastAsia"/>
+          <w:color w:val="4EA72E" w:themeColor="accent6"/>
         </w:rPr>
         <w:t>たとえば</w:t>
       </w:r>
       <w:r>
         <w:rPr>
           <w:rFonts w:eastAsiaTheme="minorHAnsi" w:cs="Times New Roman"/>
+          <w:color w:val="4EA72E" w:themeColor="accent6"/>
         </w:rPr>
         <w:t xml:space="preserve">expected </w:t>
       </w:r>
       <w:r>
         <w:rPr>
           <w:rFonts w:eastAsiaTheme="minorHAnsi" w:cs="Times New Roman"/>
+          <w:color w:val="4EA72E" w:themeColor="accent6"/>
         </w:rPr>
         <w:t>fund performance, expected fund flows, manager’s fee revenue, price volatility等</w:t>
       </w:r>
       <w:r>
         <w:rPr>
           <w:rFonts w:eastAsiaTheme="minorHAnsi" w:cs="Times New Roman" w:hint="eastAsia"/>
+          <w:color w:val="4EA72E" w:themeColor="accent6"/>
         </w:rPr>
         <w:t>（全部でなくても良いですが）</w:t>
       </w:r>
       <w:r>
         <w:rPr>
           <w:rFonts w:eastAsiaTheme="minorHAnsi" w:cs="Times New Roman"/>
+          <w:color w:val="4EA72E" w:themeColor="accent6"/>
         </w:rPr>
         <w:t>をとったグラフを載せる。Fund performanceについてはp.30のFigure 7</w:t>
       </w:r>
       <w:r>
         <w:rPr>
           <w:rFonts w:eastAsiaTheme="minorHAnsi" w:cs="Times New Roman"/>
+          <w:color w:val="4EA72E" w:themeColor="accent6"/>
         </w:rPr>
         <w:t>に載って</w:t>
       </w:r>
       <w:r>
         <w:rPr>
           <w:rFonts w:eastAsiaTheme="minorHAnsi" w:cs="Times New Roman"/>
+          <w:color w:val="4EA72E" w:themeColor="accent6"/>
         </w:rPr>
         <w:t>いますが、非常に重要な結果</w:t>
       </w:r>
       <w:r>
         <w:rPr>
           <w:rFonts w:eastAsiaTheme="minorHAnsi" w:cs="Times New Roman" w:hint="eastAsia"/>
-        </w:rPr>
-        <w:t>で、すでにこの時点で議論の準備は整っているので</w:t>
-      </w:r>
-      <w:r>
-        <w:rPr>
-          <w:rFonts w:eastAsiaTheme="minorHAnsi" w:cs="Times New Roman"/>
+          <w:color w:val="4EA72E" w:themeColor="accent6"/>
+        </w:rPr>
+        <w:t>で、すでにこの時点で議論の準備</w:t>
+      </w:r>
+      <w:r>
+        <w:rPr>
+          <w:rFonts w:eastAsiaTheme="minorHAnsi" w:cs="Times New Roman" w:hint="eastAsia"/>
+          <w:color w:val="4EA72E" w:themeColor="accent6"/>
+        </w:rPr>
+        <w:lastRenderedPageBreak/>
+        <w:t>は整っているので</w:t>
+      </w:r>
+      <w:r>
+        <w:rPr>
+          <w:rFonts w:eastAsiaTheme="minorHAnsi" w:cs="Times New Roman"/>
+          <w:color w:val="4EA72E" w:themeColor="accent6"/>
         </w:rPr>
         <w:t>、前倒しで載せるということです。そのかわり、もしかしたらFigure 4（trading intensity）はカットでも良いかもしれません（文脈次第で載せても良いですが）。</w:t>
       </w:r>
@@ -2677,71 +3131,83 @@
         </w:numPr>
         <w:rPr>
           <w:rFonts w:eastAsiaTheme="minorHAnsi" w:cs="Times New Roman"/>
-        </w:rPr>
-      </w:pPr>
-      <w:r>
-        <w:rPr>
-          <w:rFonts w:eastAsiaTheme="minorHAnsi" w:cs="Times New Roman"/>
+          <w:color w:val="4EA72E" w:themeColor="accent6"/>
+        </w:rPr>
+      </w:pPr>
+      <w:r>
+        <w:rPr>
+          <w:rFonts w:eastAsiaTheme="minorHAnsi" w:cs="Times New Roman"/>
+          <w:color w:val="4EA72E" w:themeColor="accent6"/>
         </w:rPr>
         <w:t>いまSection 4にあるtransparency/opacityの経済学的な議論をここでしてしまう。</w:t>
       </w:r>
       <w:r>
         <w:rPr>
           <w:rFonts w:eastAsiaTheme="minorHAnsi" w:cs="Times New Roman"/>
+          <w:color w:val="4EA72E" w:themeColor="accent6"/>
         </w:rPr>
         <w:t>つまりp.30 Corollary 4.1とその議論をここに持ってくる。</w:t>
       </w:r>
       <w:r>
         <w:rPr>
           <w:rFonts w:eastAsiaTheme="minorHAnsi" w:cs="Times New Roman"/>
+          <w:color w:val="4EA72E" w:themeColor="accent6"/>
         </w:rPr>
         <w:t>早い方が良いと思うので。Section 4では</w:t>
       </w:r>
       <w:r>
         <w:rPr>
           <w:rFonts w:eastAsiaTheme="minorHAnsi" w:cs="Times New Roman" w:hint="eastAsia"/>
+          <w:color w:val="4EA72E" w:themeColor="accent6"/>
         </w:rPr>
         <w:t>、</w:t>
       </w:r>
       <w:r>
         <w:rPr>
           <w:rFonts w:eastAsiaTheme="minorHAnsi" w:cs="Times New Roman"/>
+          <w:color w:val="4EA72E" w:themeColor="accent6"/>
         </w:rPr>
         <w:t>\omega_\etaを内生にして</w:t>
       </w:r>
       <w:r>
         <w:rPr>
           <w:rFonts w:eastAsiaTheme="minorHAnsi" w:cs="Times New Roman" w:hint="eastAsia"/>
+          <w:color w:val="4EA72E" w:themeColor="accent6"/>
         </w:rPr>
         <w:t>初めて言えること、つまり</w:t>
       </w:r>
       <w:r>
         <w:rPr>
           <w:rFonts w:eastAsiaTheme="minorHAnsi" w:cs="Times New Roman"/>
+          <w:color w:val="4EA72E" w:themeColor="accent6"/>
         </w:rPr>
         <w:t>skillと</w:t>
       </w:r>
       <w:r>
         <w:rPr>
           <w:rFonts w:eastAsiaTheme="minorHAnsi" w:cs="Times New Roman" w:hint="eastAsia"/>
+          <w:color w:val="4EA72E" w:themeColor="accent6"/>
         </w:rPr>
         <w:t xml:space="preserve">optimal </w:t>
       </w:r>
       <w:r>
         <w:rPr>
           <w:rFonts w:eastAsiaTheme="minorHAnsi" w:cs="Times New Roman"/>
+          <w:color w:val="4EA72E" w:themeColor="accent6"/>
         </w:rPr>
         <w:t>opacityの関係</w:t>
       </w:r>
       <w:r>
         <w:rPr>
           <w:rFonts w:eastAsiaTheme="minorHAnsi" w:cs="Times New Roman" w:hint="eastAsia"/>
+          <w:color w:val="4EA72E" w:themeColor="accent6"/>
         </w:rPr>
         <w:t>等</w:t>
       </w:r>
       <w:r>
         <w:rPr>
           <w:rFonts w:eastAsiaTheme="minorHAnsi" w:cs="Times New Roman"/>
+          <w:color w:val="4EA72E" w:themeColor="accent6"/>
         </w:rPr>
         <w:t>に集中する。</w:t>
       </w:r>
@@ -2762,29 +3228,34 @@
         </w:numPr>
         <w:rPr>
           <w:rFonts w:eastAsiaTheme="minorHAnsi" w:cs="Times New Roman"/>
-        </w:rPr>
-      </w:pPr>
-      <w:r>
-        <w:rPr>
-          <w:rFonts w:eastAsiaTheme="minorHAnsi" w:cs="Times New Roman"/>
+          <w:color w:val="4EA72E" w:themeColor="accent6"/>
+        </w:rPr>
+      </w:pPr>
+      <w:r>
+        <w:rPr>
+          <w:rFonts w:eastAsiaTheme="minorHAnsi" w:cs="Times New Roman"/>
+          <w:color w:val="4EA72E" w:themeColor="accent6"/>
         </w:rPr>
         <w:t xml:space="preserve">P.21 Corollary 3.2: </w:t>
       </w:r>
       <w:r>
         <w:rPr>
           <w:rFonts w:eastAsiaTheme="minorHAnsi" w:cs="Times New Roman"/>
+          <w:color w:val="4EA72E" w:themeColor="accent6"/>
         </w:rPr>
         <w:t>Expected fund flowsやmanager’s fee revenue</w:t>
       </w:r>
       <w:r>
         <w:rPr>
           <w:rFonts w:eastAsiaTheme="minorHAnsi" w:cs="Times New Roman" w:hint="eastAsia"/>
+          <w:color w:val="4EA72E" w:themeColor="accent6"/>
         </w:rPr>
         <w:t>も比較対象に入れて</w:t>
       </w:r>
       <w:r>
         <w:rPr>
           <w:rFonts w:eastAsiaTheme="minorHAnsi" w:cs="Times New Roman"/>
+          <w:color w:val="4EA72E" w:themeColor="accent6"/>
         </w:rPr>
         <w:t>良いかもしれません。</w:t>
       </w:r>
@@ -3101,29 +3572,42 @@
         </w:numPr>
         <w:rPr>
           <w:rFonts w:eastAsiaTheme="minorHAnsi" w:cs="Times New Roman"/>
-        </w:rPr>
-      </w:pPr>
-      <w:r>
-        <w:rPr>
-          <w:rFonts w:eastAsiaTheme="minorHAnsi" w:cs="Times New Roman"/>
-        </w:rPr>
-        <w:t>P.29下：Section 4.2のタイトルは、Obfuscation as Commitment Deviceではいかがでしょうか。Opacityよりもobfuscationの方が「意図的に」というニュアンスが出て、他の多くのopacity系の論文との差別化になるかと思います。「Opacity」と「obfuscation」という単語はどのように使い分けていますでしょうか？</w:t>
-      </w:r>
-      <w:r>
-        <w:rPr>
-          <w:rFonts w:eastAsiaTheme="minorHAnsi" w:cs="Times New Roman"/>
+          <w:color w:val="4EA72E" w:themeColor="accent6"/>
+        </w:rPr>
+      </w:pPr>
+      <w:r>
+        <w:rPr>
+          <w:rFonts w:eastAsiaTheme="minorHAnsi" w:cs="Times New Roman"/>
+          <w:color w:val="4EA72E" w:themeColor="accent6"/>
+        </w:rPr>
+        <w:t>P.29下：Section 4.2のタイトルは、Obfuscation as Commitment Deviceではいかがでしょうか。Opacityよりもobfuscationの方が「意図的に」というニュアンスが出て、他</w:t>
+      </w:r>
+      <w:r>
+        <w:rPr>
+          <w:rFonts w:eastAsiaTheme="minorHAnsi" w:cs="Times New Roman"/>
+          <w:color w:val="4EA72E" w:themeColor="accent6"/>
+        </w:rPr>
+        <w:lastRenderedPageBreak/>
+        <w:t>の多くのopacity系の論文との差別化になるかと思います。「Opacity」と「obfuscation」という単語はどのように使い分けていますでしょうか？</w:t>
+      </w:r>
+      <w:r>
+        <w:rPr>
+          <w:rFonts w:eastAsiaTheme="minorHAnsi" w:cs="Times New Roman"/>
+          <w:color w:val="4EA72E" w:themeColor="accent6"/>
         </w:rPr>
         <w:t>思い切って、</w:t>
       </w:r>
       <w:r>
         <w:rPr>
           <w:rFonts w:eastAsiaTheme="minorHAnsi" w:cs="Times New Roman" w:hint="eastAsia"/>
+          <w:color w:val="4EA72E" w:themeColor="accent6"/>
         </w:rPr>
         <w:t>論文中</w:t>
       </w:r>
       <w:r>
         <w:rPr>
           <w:rFonts w:eastAsiaTheme="minorHAnsi" w:cs="Times New Roman"/>
+          <w:color w:val="4EA72E" w:themeColor="accent6"/>
         </w:rPr>
         <w:t>すべての「opacity」を「obfuscation」に変えてしまうのも</w:t>
       </w:r>
@@ -3131,6 +3615,7 @@
       <w:r>
         <w:rPr>
           <w:rFonts w:eastAsiaTheme="minorHAnsi" w:cs="Times New Roman"/>
+          <w:color w:val="4EA72E" w:themeColor="accent6"/>
         </w:rPr>
         <w:t>無しでは</w:t>
       </w:r>
@@ -3138,6 +3623,7 @@
       <w:r>
         <w:rPr>
           <w:rFonts w:eastAsiaTheme="minorHAnsi" w:cs="Times New Roman"/>
+          <w:color w:val="4EA72E" w:themeColor="accent6"/>
         </w:rPr>
         <w:t>ないのかもしれません。</w:t>
       </w:r>
@@ -3228,8 +3714,15 @@
       <w:r>
         <w:rPr>
           <w:rFonts w:eastAsiaTheme="minorHAnsi" w:cs="Times New Roman"/>
-        </w:rPr>
-        <w:t>P.31上から6行目：「…the fund flow compensates for this loss」は内容的に誤りだと思います。上述のとおり、fund flowはむしろ小さいはずです。</w:t>
+          <w:color w:val="4EA72E" w:themeColor="accent6"/>
+        </w:rPr>
+        <w:t>P.31上から6行目：「…the fund flow compensates for this loss」は内容的に誤りだと思います。上述のとおり、fund flowはむしろ小さいはずです</w:t>
+      </w:r>
+      <w:r>
+        <w:rPr>
+          <w:rFonts w:eastAsiaTheme="minorHAnsi" w:cs="Times New Roman"/>
+        </w:rPr>
+        <w:t>。</w:t>
       </w:r>
     </w:p>
     <w:p>
@@ -3329,14 +3822,7 @@
         <w:rPr>
           <w:rFonts w:eastAsiaTheme="minorHAnsi" w:cs="Times New Roman" w:hint="eastAsia"/>
         </w:rPr>
-        <w:t xml:space="preserve"> ex-ante expected utility is also increasing in fund opacity」のあたりの議論も、section 3.6（p.21あたり）の時点で既に言える結果で</w:t>
-      </w:r>
-      <w:r>
-        <w:rPr>
-          <w:rFonts w:eastAsiaTheme="minorHAnsi" w:cs="Times New Roman" w:hint="eastAsia"/>
-        </w:rPr>
-        <w:lastRenderedPageBreak/>
-        <w:t>すので、早めに載せてしまった方が良い気がします。Section 3のうちに言える結果はすべてSection 3で言い切って、Section 4では\omega_\etaが内生のときにしか言えない結果に集中すべきかと思います。</w:t>
+        <w:t xml:space="preserve"> ex-ante expected utility is also increasing in fund opacity」のあたりの議論も、section 3.6（p.21あたり）の時点で既に言える結果ですので、早めに載せてしまった方が良い気がします。Section 3のうちに言える結果はすべてSection 3で言い切って、Section 4では\omega_\etaが内生のときにしか言えない結果に集中すべきかと思います。</w:t>
       </w:r>
     </w:p>
     <w:p>
@@ -3471,7 +3957,14 @@
         <w:rPr>
           <w:rFonts w:eastAsiaTheme="minorHAnsi" w:cs="Times New Roman" w:hint="eastAsia"/>
         </w:rPr>
-        <w:t>pected utility?」という文章は、「なぜmanagerがtoo aggressiveになるか」という問いですよね。</w:t>
+        <w:t>pected utility?」という</w:t>
+      </w:r>
+      <w:r>
+        <w:rPr>
+          <w:rFonts w:eastAsiaTheme="minorHAnsi" w:cs="Times New Roman" w:hint="eastAsia"/>
+        </w:rPr>
+        <w:lastRenderedPageBreak/>
+        <w:t>文章は、「なぜmanagerがtoo aggressiveになるか」という問いですよね。</w:t>
       </w:r>
     </w:p>
     <w:p>
@@ -3645,14 +4138,215 @@
         <w:rPr>
           <w:rFonts w:eastAsiaTheme="minorHAnsi" w:cs="Times New Roman"/>
         </w:rPr>
-        <w:t xml:space="preserve"> perspective. This somewhat counterintuitive result provides a theoretical explanation for the seemingly puzzling real-world observation that investors willingly allocate substantial capital to opaque funds that deliberately obfuscate their investment strategies. The intuition is as follows. When the fund is transparent, investors can infer the manager's skill from her actions. Anticipating such scrutiny, the manager </w:t>
-      </w:r>
-      <w:r>
-        <w:rPr>
-          <w:rFonts w:eastAsiaTheme="minorHAnsi" w:cs="Times New Roman"/>
+        <w:t xml:space="preserve"> perspective. This somewhat counterintuitive result provides a theoretical explanation for the seemingly puzzling real-world observation that investors willingly allocate substantial capital to opaque funds that deliberately obfuscate their investment strategies. The intuition is as follows. When the fund is transparent, investors can infer the manager's skill from her actions. Anticipating such scrutiny, the manager becomes concerned about investors' perceptions and engages in inefficient trades, thereby reducing fund performance. To preempt this distortion, she optimally obfuscates fund information ex ante as a commitment device, thereby limiting investors' ability to infer her skill and dampening her reputation concerns. This allows her to pursue more profit-driven strategies, improving fund performance. Consequently, obfuscation can be beneficial not only for the manager but also for investors.</w:t>
+      </w:r>
+    </w:p>
+    <w:p>
+      <w:pPr>
+        <w:rPr>
+          <w:rFonts w:eastAsiaTheme="minorHAnsi" w:cs="Times New Roman" w:hint="eastAsia"/>
+        </w:rPr>
+      </w:pPr>
+    </w:p>
+    <w:p>
+      <w:pPr>
+        <w:pStyle w:val="a9"/>
+        <w:numPr>
+          <w:ilvl w:val="1"/>
+          <w:numId w:val="1"/>
+        </w:numPr>
+        <w:rPr>
+          <w:rFonts w:eastAsiaTheme="minorHAnsi" w:cs="Times New Roman" w:hint="eastAsia"/>
+        </w:rPr>
+      </w:pPr>
+      <w:r>
+        <w:rPr>
+          <w:rFonts w:eastAsiaTheme="minorHAnsi" w:cs="Times New Roman" w:hint="eastAsia"/>
+        </w:rPr>
+        <w:t>これで良いと思うのですが、</w:t>
+      </w:r>
+      <w:r>
+        <w:rPr>
+          <w:rFonts w:eastAsiaTheme="minorHAnsi" w:cs="Times New Roman"/>
+        </w:rPr>
+        <w:t>(b)</w:t>
+      </w:r>
+      <w:r>
+        <w:rPr>
+          <w:rFonts w:eastAsiaTheme="minorHAnsi" w:cs="Times New Roman" w:hint="eastAsia"/>
+        </w:rPr>
+        <w:t>の部分の意図としては</w:t>
+      </w:r>
+      <w:proofErr w:type="gramStart"/>
+      <w:r>
+        <w:rPr>
+          <w:rFonts w:eastAsiaTheme="minorHAnsi" w:cs="Times New Roman" w:hint="eastAsia"/>
+        </w:rPr>
+        <w:t>仰る</w:t>
+      </w:r>
+      <w:proofErr w:type="gramEnd"/>
+      <w:r>
+        <w:rPr>
+          <w:rFonts w:eastAsiaTheme="minorHAnsi" w:cs="Times New Roman" w:hint="eastAsia"/>
+        </w:rPr>
+        <w:t>通りで、なぜ</w:t>
+      </w:r>
+      <w:r>
+        <w:rPr>
+          <w:rFonts w:eastAsiaTheme="minorHAnsi" w:cs="Times New Roman"/>
+        </w:rPr>
+        <w:t>performance</w:t>
+      </w:r>
+      <w:r>
+        <w:rPr>
+          <w:rFonts w:eastAsiaTheme="minorHAnsi" w:cs="Times New Roman" w:hint="eastAsia"/>
+        </w:rPr>
+        <w:t>が悪くなって投資家が事前の意味で損する</w:t>
+      </w:r>
+      <w:r>
+        <w:rPr>
+          <w:rFonts w:eastAsiaTheme="minorHAnsi" w:cs="Times New Roman"/>
+        </w:rPr>
+        <w:t>(</w:t>
+      </w:r>
+      <w:r>
+        <w:rPr>
+          <w:rFonts w:eastAsiaTheme="minorHAnsi" w:cs="Times New Roman" w:hint="eastAsia"/>
+        </w:rPr>
+        <w:t>そして</w:t>
+      </w:r>
+      <w:r>
+        <w:rPr>
+          <w:rFonts w:eastAsiaTheme="minorHAnsi" w:cs="Times New Roman"/>
+        </w:rPr>
+        <w:t>fund flow</w:t>
+      </w:r>
+      <w:r>
+        <w:rPr>
+          <w:rFonts w:eastAsiaTheme="minorHAnsi" w:cs="Times New Roman" w:hint="eastAsia"/>
+        </w:rPr>
+        <w:t>も減る</w:t>
+      </w:r>
+      <w:r>
+        <w:rPr>
+          <w:rFonts w:eastAsiaTheme="minorHAnsi" w:cs="Times New Roman"/>
+        </w:rPr>
+        <w:t>)</w:t>
+      </w:r>
+      <w:r>
+        <w:rPr>
+          <w:rFonts w:eastAsiaTheme="minorHAnsi" w:cs="Times New Roman" w:hint="eastAsia"/>
+        </w:rPr>
+        <w:t>のを知っていながら</w:t>
+      </w:r>
+      <w:r>
+        <w:rPr>
+          <w:rFonts w:eastAsiaTheme="minorHAnsi" w:cs="Times New Roman"/>
+        </w:rPr>
+        <w:t>risk-take</w:t>
+      </w:r>
+      <w:r>
+        <w:rPr>
+          <w:rFonts w:eastAsiaTheme="minorHAnsi" w:cs="Times New Roman" w:hint="eastAsia"/>
+        </w:rPr>
+        <w:t>するのかという点でした。というのも、</w:t>
+      </w:r>
+      <w:r>
+        <w:rPr>
+          <w:rFonts w:eastAsiaTheme="minorHAnsi" w:cs="Times New Roman"/>
+        </w:rPr>
+        <w:t>showing-off</w:t>
+      </w:r>
+      <w:r>
+        <w:rPr>
+          <w:rFonts w:eastAsiaTheme="minorHAnsi" w:cs="Times New Roman" w:hint="eastAsia"/>
+        </w:rPr>
+        <w:t>は</w:t>
+      </w:r>
+      <w:r>
+        <w:rPr>
+          <w:rFonts w:eastAsiaTheme="minorHAnsi" w:cs="Times New Roman"/>
+        </w:rPr>
+        <w:t>fund flow</w:t>
+      </w:r>
+      <w:r>
+        <w:rPr>
+          <w:rFonts w:eastAsiaTheme="minorHAnsi" w:cs="Times New Roman" w:hint="eastAsia"/>
+        </w:rPr>
+        <w:t>が</w:t>
+      </w:r>
+      <w:r>
+        <w:rPr>
+          <w:rFonts w:eastAsiaTheme="minorHAnsi" w:cs="Times New Roman"/>
+        </w:rPr>
+        <w:t>utility</w:t>
+      </w:r>
+      <w:r>
+        <w:rPr>
+          <w:rFonts w:eastAsiaTheme="minorHAnsi" w:cs="Times New Roman" w:hint="eastAsia"/>
+        </w:rPr>
+        <w:t>に入ることから来ているわけですが、それを考えると</w:t>
+      </w:r>
+      <w:r>
+        <w:rPr>
+          <w:rFonts w:eastAsiaTheme="minorHAnsi" w:cs="Times New Roman"/>
+        </w:rPr>
+        <w:t>fund-flow</w:t>
+      </w:r>
+      <w:r>
+        <w:rPr>
+          <w:rFonts w:eastAsiaTheme="minorHAnsi" w:cs="Times New Roman" w:hint="eastAsia"/>
+        </w:rPr>
+        <w:t>が下がるのに</w:t>
+      </w:r>
+      <w:r>
+        <w:rPr>
+          <w:rFonts w:eastAsiaTheme="minorHAnsi" w:cs="Times New Roman"/>
+        </w:rPr>
+        <w:t>show-off</w:t>
+      </w:r>
+      <w:r>
+        <w:rPr>
+          <w:rFonts w:eastAsiaTheme="minorHAnsi" w:cs="Times New Roman" w:hint="eastAsia"/>
+        </w:rPr>
+        <w:t>するのは矛盾するのでは</w:t>
+      </w:r>
+      <w:r>
+        <w:rPr>
+          <w:rFonts w:eastAsiaTheme="minorHAnsi" w:cs="Times New Roman" w:hint="eastAsia"/>
+        </w:rPr>
+        <w:t>、</w:t>
+      </w:r>
+      <w:r>
+        <w:rPr>
+          <w:rFonts w:eastAsiaTheme="minorHAnsi" w:cs="Times New Roman" w:hint="eastAsia"/>
+        </w:rPr>
+        <w:t>という誤解</w:t>
+      </w:r>
+      <w:r>
+        <w:rPr>
+          <w:rFonts w:eastAsiaTheme="minorHAnsi" w:cs="Times New Roman" w:hint="eastAsia"/>
+        </w:rPr>
+        <w:t>を与えないため</w:t>
+      </w:r>
+      <w:r>
+        <w:rPr>
+          <w:rFonts w:eastAsiaTheme="minorHAnsi" w:cs="Times New Roman" w:hint="eastAsia"/>
         </w:rPr>
         <w:lastRenderedPageBreak/>
-        <w:t>becomes concerned about investors' perceptions and engages in inefficient trades, thereby reducing fund performance. To preempt this distortion, she optimally obfuscates fund information ex ante as a commitment device, thereby limiting investors' ability to infer her skill and dampening her reputation concerns. This allows her to pursue more profit-driven strategies, improving fund performance. Consequently, obfuscation can be beneficial not only for the manager but also for investors.</w:t>
+        <w:t>でした。まあでも</w:t>
+      </w:r>
+      <w:r>
+        <w:rPr>
+          <w:rFonts w:eastAsiaTheme="minorHAnsi" w:cs="Times New Roman"/>
+        </w:rPr>
+        <w:t>showing-off</w:t>
+      </w:r>
+      <w:r>
+        <w:rPr>
+          <w:rFonts w:eastAsiaTheme="minorHAnsi" w:cs="Times New Roman" w:hint="eastAsia"/>
+        </w:rPr>
+        <w:t>の説明自体で書いてあるので確かに不要ですかね。</w:t>
       </w:r>
     </w:p>
     <w:p>
@@ -3977,6 +4671,66 @@
           <w:rFonts w:eastAsiaTheme="minorHAnsi" w:cs="Times New Roman" w:hint="eastAsia"/>
         </w:rPr>
         <w:t>あたりで、別に一般の開示になったとしてもモデルの結果は変わらないと言う？</w:t>
+      </w:r>
+    </w:p>
+    <w:p>
+      <w:pPr>
+        <w:pStyle w:val="a9"/>
+        <w:numPr>
+          <w:ilvl w:val="0"/>
+          <w:numId w:val="8"/>
+        </w:numPr>
+        <w:rPr>
+          <w:rFonts w:eastAsiaTheme="minorHAnsi" w:cs="Times New Roman"/>
+        </w:rPr>
+      </w:pPr>
+      <w:r>
+        <w:rPr>
+          <w:rFonts w:eastAsiaTheme="minorHAnsi" w:cs="Times New Roman"/>
+        </w:rPr>
+        <w:t>Complementarity</w:t>
+      </w:r>
+    </w:p>
+    <w:p>
+      <w:pPr>
+        <w:pStyle w:val="a9"/>
+        <w:numPr>
+          <w:ilvl w:val="0"/>
+          <w:numId w:val="8"/>
+        </w:numPr>
+        <w:rPr>
+          <w:rFonts w:eastAsiaTheme="minorHAnsi" w:cs="Times New Roman"/>
+        </w:rPr>
+      </w:pPr>
+      <w:r>
+        <w:rPr>
+          <w:rFonts w:eastAsiaTheme="minorHAnsi" w:cs="Times New Roman"/>
+        </w:rPr>
+        <w:t>Figure</w:t>
+      </w:r>
+      <w:r>
+        <w:rPr>
+          <w:rFonts w:eastAsiaTheme="minorHAnsi" w:cs="Times New Roman" w:hint="eastAsia"/>
+        </w:rPr>
+        <w:t>の</w:t>
+      </w:r>
+      <w:r>
+        <w:rPr>
+          <w:rFonts w:eastAsiaTheme="minorHAnsi" w:cs="Times New Roman"/>
+        </w:rPr>
+        <w:t>”opacity”</w:t>
+      </w:r>
+      <w:r>
+        <w:rPr>
+          <w:rFonts w:eastAsiaTheme="minorHAnsi" w:cs="Times New Roman"/>
+        </w:rPr>
+        <w:sym w:font="Wingdings" w:char="F0E0"/>
+      </w:r>
+      <w:r>
+        <w:rPr>
+          <w:rFonts w:eastAsiaTheme="minorHAnsi" w:cs="Times New Roman"/>
+        </w:rPr>
+        <w:t>”obfuscation”</w:t>
       </w:r>
     </w:p>
     <w:sectPr>
@@ -4485,7 +5239,7 @@
   <w:abstractNum w:abstractNumId="5" w15:restartNumberingAfterBreak="0">
     <w:nsid w:val="18411D9F"/>
     <w:multiLevelType w:val="hybridMultilevel"/>
-    <w:tmpl w:val="F8848C12"/>
+    <w:tmpl w:val="B380AFC8"/>
     <w:lvl w:ilvl="0" w:tplc="E60618F0">
       <w:start w:val="1"/>
       <w:numFmt w:val="decimal"/>
@@ -4509,14 +5263,16 @@
         <w:rFonts w:ascii="游明朝" w:eastAsia="游明朝" w:hAnsi="游明朝" w:cs="Times New Roman" w:hint="eastAsia"/>
       </w:rPr>
     </w:lvl>
-    <w:lvl w:ilvl="2" w:tplc="04090011" w:tentative="1">
-      <w:start w:val="1"/>
-      <w:numFmt w:val="decimalEnclosedCircle"/>
-      <w:lvlText w:val="%3"/>
+    <w:lvl w:ilvl="2" w:tplc="D6A61C7A">
+      <w:numFmt w:val="bullet"/>
+      <w:lvlText w:val="-"/>
       <w:lvlJc w:val="left"/>
       <w:pPr>
         <w:ind w:left="1320" w:hanging="440"/>
       </w:pPr>
+      <w:rPr>
+        <w:rFonts w:ascii="游明朝" w:eastAsia="游明朝" w:hAnsi="游明朝" w:cs="Times New Roman" w:hint="eastAsia"/>
+      </w:rPr>
     </w:lvl>
     <w:lvl w:ilvl="3" w:tplc="0409000F" w:tentative="1">
       <w:start w:val="1"/>

--- a/Notes/2026-04-23 Comments.docx
+++ b/Notes/2026-04-23 Comments.docx
@@ -671,6 +671,13 @@
           <w:rFonts w:eastAsiaTheme="minorHAnsi" w:cs="Times New Roman"/>
           <w:color w:val="000000" w:themeColor="text1"/>
         </w:rPr>
+        <w:t xml:space="preserve">８. </w:t>
+      </w:r>
+      <w:r>
+        <w:rPr>
+          <w:rFonts w:eastAsiaTheme="minorHAnsi" w:cs="Times New Roman"/>
+          <w:color w:val="000000" w:themeColor="text1"/>
+        </w:rPr>
         <w:t>P.3 Footnote 2の内容は重要なので、本文でも良いのかもしれません。でもfootnoteのままでも問題はありません。</w:t>
       </w:r>
     </w:p>
@@ -1173,20 +1180,20 @@
         <w:rPr>
           <w:rFonts w:eastAsiaTheme="minorHAnsi" w:cs="Times New Roman"/>
         </w:rPr>
-        <w:t xml:space="preserve">P.9 </w:t>
-      </w:r>
-      <w:r>
-        <w:rPr>
-          <w:rFonts w:eastAsiaTheme="minorHAnsi" w:cs="Times New Roman"/>
-          <w:color w:val="4EA72E" w:themeColor="accent6"/>
-        </w:rPr>
-        <w:t>上の方：Market makerは</w:t>
+        <w:t>P.9</w:t>
+      </w:r>
+      <w:r>
+        <w:rPr>
+          <w:rFonts w:eastAsiaTheme="minorHAnsi" w:cs="Times New Roman"/>
+          <w:color w:val="000000" w:themeColor="text1"/>
+        </w:rPr>
+        <w:t xml:space="preserve"> 上の方：Market makerは</w:t>
       </w:r>
       <w:proofErr w:type="spellStart"/>
       <w:r>
         <w:rPr>
           <w:rFonts w:eastAsiaTheme="minorHAnsi" w:cs="Times New Roman"/>
-          <w:color w:val="4EA72E" w:themeColor="accent6"/>
+          <w:color w:val="000000" w:themeColor="text1"/>
         </w:rPr>
         <w:t>x+u</w:t>
       </w:r>
@@ -1194,7 +1201,7 @@
       <w:r>
         <w:rPr>
           <w:rFonts w:eastAsiaTheme="minorHAnsi" w:cs="Times New Roman"/>
-          <w:color w:val="4EA72E" w:themeColor="accent6"/>
+          <w:color w:val="000000" w:themeColor="text1"/>
         </w:rPr>
         <w:t>の足し算「だけ」しか見えない（x, u別々には見えない）ことは説明不要でしょうか？</w:t>
       </w:r>
@@ -1208,41 +1215,48 @@
         </w:numPr>
         <w:rPr>
           <w:rFonts w:eastAsiaTheme="minorHAnsi" w:cs="Times New Roman"/>
-        </w:rPr>
-      </w:pPr>
-      <w:r>
-        <w:rPr>
-          <w:rFonts w:eastAsiaTheme="minorHAnsi" w:cs="Times New Roman"/>
+          <w:color w:val="EE0000"/>
+        </w:rPr>
+      </w:pPr>
+      <w:r>
+        <w:rPr>
+          <w:rFonts w:eastAsiaTheme="minorHAnsi" w:cs="Times New Roman"/>
+          <w:color w:val="EE0000"/>
         </w:rPr>
         <w:t>Finance</w:t>
       </w:r>
       <w:r>
         <w:rPr>
           <w:rFonts w:eastAsiaTheme="minorHAnsi" w:cs="Times New Roman" w:hint="eastAsia"/>
+          <w:color w:val="EE0000"/>
         </w:rPr>
         <w:t>以外の</w:t>
       </w:r>
       <w:r>
         <w:rPr>
           <w:rFonts w:eastAsiaTheme="minorHAnsi" w:cs="Times New Roman"/>
+          <w:color w:val="EE0000"/>
         </w:rPr>
         <w:t>人がreferee</w:t>
       </w:r>
       <w:r>
         <w:rPr>
           <w:rFonts w:eastAsiaTheme="minorHAnsi" w:cs="Times New Roman" w:hint="eastAsia"/>
+          <w:color w:val="EE0000"/>
         </w:rPr>
         <w:t>につくことはないと思うので大丈夫だと思います</w:t>
       </w:r>
       <w:r>
         <w:rPr>
           <w:rFonts w:eastAsiaTheme="minorHAnsi" w:cs="Times New Roman"/>
+          <w:color w:val="EE0000"/>
         </w:rPr>
         <w:t>(</w:t>
       </w:r>
       <w:r>
         <w:rPr>
           <w:rFonts w:eastAsiaTheme="minorHAnsi" w:cs="Times New Roman" w:hint="eastAsia"/>
+          <w:color w:val="EE0000"/>
         </w:rPr>
         <w:t>逆に不慣れな人を想定</w:t>
       </w:r>
@@ -1250,6 +1264,7 @@
       <w:r>
         <w:rPr>
           <w:rFonts w:eastAsiaTheme="minorHAnsi" w:cs="Times New Roman" w:hint="eastAsia"/>
+          <w:color w:val="EE0000"/>
         </w:rPr>
         <w:t>してると</w:t>
       </w:r>
@@ -1257,42 +1272,49 @@
       <w:r>
         <w:rPr>
           <w:rFonts w:eastAsiaTheme="minorHAnsi" w:cs="Times New Roman" w:hint="eastAsia"/>
+          <w:color w:val="EE0000"/>
         </w:rPr>
         <w:t>思われそうです</w:t>
       </w:r>
       <w:r>
         <w:rPr>
           <w:rFonts w:eastAsiaTheme="minorHAnsi" w:cs="Times New Roman"/>
+          <w:color w:val="EE0000"/>
         </w:rPr>
         <w:t>)</w:t>
       </w:r>
       <w:r>
         <w:rPr>
           <w:rFonts w:eastAsiaTheme="minorHAnsi" w:cs="Times New Roman" w:hint="eastAsia"/>
+          <w:color w:val="EE0000"/>
         </w:rPr>
         <w:t>。念の為</w:t>
       </w:r>
       <w:r>
         <w:rPr>
           <w:rFonts w:eastAsiaTheme="minorHAnsi" w:cs="Times New Roman"/>
+          <w:color w:val="EE0000"/>
         </w:rPr>
         <w:t xml:space="preserve"> “aggregate order flow</w:t>
       </w:r>
       <w:r>
         <w:rPr>
           <w:rFonts w:eastAsiaTheme="minorHAnsi" w:cs="Times New Roman" w:hint="eastAsia"/>
+          <w:color w:val="EE0000"/>
         </w:rPr>
         <w:t>を見る</w:t>
       </w:r>
       <w:r>
         <w:rPr>
           <w:rFonts w:eastAsiaTheme="minorHAnsi" w:cs="Times New Roman"/>
+          <w:color w:val="EE0000"/>
         </w:rPr>
         <w:t>”</w:t>
       </w:r>
       <w:r>
         <w:rPr>
           <w:rFonts w:eastAsiaTheme="minorHAnsi" w:cs="Times New Roman" w:hint="eastAsia"/>
+          <w:color w:val="EE0000"/>
         </w:rPr>
         <w:t>と書いておきました。</w:t>
       </w:r>
@@ -1332,23 +1354,27 @@
         </w:numPr>
         <w:rPr>
           <w:rFonts w:eastAsiaTheme="minorHAnsi" w:cs="Times New Roman" w:hint="eastAsia"/>
-        </w:rPr>
-      </w:pPr>
-      <w:r>
-        <w:rPr>
-          <w:rFonts w:eastAsiaTheme="minorHAnsi" w:cs="Times New Roman"/>
+          <w:color w:val="EE0000"/>
+        </w:rPr>
+      </w:pPr>
+      <w:r>
+        <w:rPr>
+          <w:rFonts w:eastAsiaTheme="minorHAnsi" w:cs="Times New Roman"/>
+          <w:color w:val="EE0000"/>
         </w:rPr>
         <w:t>X</w:t>
       </w:r>
       <w:r>
         <w:rPr>
           <w:rFonts w:eastAsiaTheme="minorHAnsi" w:cs="Times New Roman" w:hint="eastAsia"/>
+          <w:color w:val="EE0000"/>
         </w:rPr>
         <w:t>の決定</w:t>
       </w:r>
       <w:r>
         <w:rPr>
           <w:rFonts w:eastAsiaTheme="minorHAnsi" w:cs="Times New Roman"/>
+          <w:color w:val="EE0000"/>
         </w:rPr>
         <w:t>/</w:t>
       </w:r>
@@ -1356,6 +1382,7 @@
       <w:r>
         <w:rPr>
           <w:rFonts w:eastAsiaTheme="minorHAnsi" w:cs="Times New Roman"/>
+          <w:color w:val="EE0000"/>
         </w:rPr>
         <w:t>f</w:t>
       </w:r>
@@ -1363,12 +1390,14 @@
       <w:r>
         <w:rPr>
           <w:rFonts w:eastAsiaTheme="minorHAnsi" w:cs="Times New Roman" w:hint="eastAsia"/>
+          <w:color w:val="EE0000"/>
         </w:rPr>
         <w:t>の送信</w:t>
       </w:r>
       <w:r>
         <w:rPr>
           <w:rFonts w:eastAsiaTheme="minorHAnsi" w:cs="Times New Roman"/>
+          <w:color w:val="EE0000"/>
         </w:rPr>
         <w:t>/</w:t>
       </w:r>
@@ -1376,6 +1405,7 @@
       <w:r>
         <w:rPr>
           <w:rFonts w:eastAsiaTheme="minorHAnsi" w:cs="Times New Roman"/>
+          <w:color w:val="EE0000"/>
         </w:rPr>
         <w:t>m</w:t>
       </w:r>
@@ -1383,12 +1413,14 @@
       <w:r>
         <w:rPr>
           <w:rFonts w:eastAsiaTheme="minorHAnsi" w:cs="Times New Roman" w:hint="eastAsia"/>
+          <w:color w:val="EE0000"/>
         </w:rPr>
         <w:t>の決定については同時手番の</w:t>
       </w:r>
       <w:r>
         <w:rPr>
           <w:rFonts w:eastAsiaTheme="minorHAnsi" w:cs="Times New Roman"/>
+          <w:color w:val="EE0000"/>
         </w:rPr>
         <w:t xml:space="preserve">rational expectations </w:t>
       </w:r>
@@ -1396,6 +1428,7 @@
       <w:r>
         <w:rPr>
           <w:rFonts w:eastAsiaTheme="minorHAnsi" w:cs="Times New Roman"/>
+          <w:color w:val="EE0000"/>
         </w:rPr>
         <w:t>eqm</w:t>
       </w:r>
@@ -1403,12 +1436,14 @@
       <w:r>
         <w:rPr>
           <w:rFonts w:eastAsiaTheme="minorHAnsi" w:cs="Times New Roman" w:hint="eastAsia"/>
+          <w:color w:val="EE0000"/>
         </w:rPr>
         <w:t>を考</w:t>
       </w:r>
       <w:r>
         <w:rPr>
           <w:rFonts w:eastAsiaTheme="minorHAnsi" w:cs="Times New Roman" w:hint="eastAsia"/>
+          <w:color w:val="EE0000"/>
         </w:rPr>
         <w:lastRenderedPageBreak/>
         <w:t>えていたので特に</w:t>
@@ -1416,12 +1451,14 @@
       <w:r>
         <w:rPr>
           <w:rFonts w:eastAsiaTheme="minorHAnsi" w:cs="Times New Roman"/>
+          <w:color w:val="EE0000"/>
         </w:rPr>
         <w:t>timeline</w:t>
       </w:r>
       <w:r>
         <w:rPr>
           <w:rFonts w:eastAsiaTheme="minorHAnsi" w:cs="Times New Roman" w:hint="eastAsia"/>
+          <w:color w:val="EE0000"/>
         </w:rPr>
         <w:t>があるわけではないのですよね。</w:t>
       </w:r>
@@ -1429,6 +1466,7 @@
       <w:r>
         <w:rPr>
           <w:rFonts w:eastAsiaTheme="minorHAnsi" w:cs="Times New Roman" w:hint="eastAsia"/>
+          <w:color w:val="EE0000"/>
         </w:rPr>
         <w:t>なの</w:t>
       </w:r>
@@ -1436,30 +1474,35 @@
       <w:r>
         <w:rPr>
           <w:rFonts w:eastAsiaTheme="minorHAnsi" w:cs="Times New Roman" w:hint="eastAsia"/>
+          <w:color w:val="EE0000"/>
         </w:rPr>
         <w:t>で</w:t>
       </w:r>
       <w:r>
         <w:rPr>
           <w:rFonts w:eastAsiaTheme="minorHAnsi" w:cs="Times New Roman"/>
+          <w:color w:val="EE0000"/>
         </w:rPr>
         <w:t xml:space="preserve"> “</w:t>
       </w:r>
       <w:r>
         <w:rPr>
           <w:rFonts w:eastAsiaTheme="minorHAnsi" w:cs="Times New Roman"/>
+          <w:color w:val="EE0000"/>
         </w:rPr>
         <w:t>To communicate with investors,”</w:t>
       </w:r>
       <w:r>
         <w:rPr>
           <w:rFonts w:eastAsiaTheme="minorHAnsi" w:cs="Times New Roman" w:hint="eastAsia"/>
+          <w:color w:val="EE0000"/>
         </w:rPr>
         <w:t>くらいにしておきます。</w:t>
       </w:r>
       <w:r>
         <w:rPr>
           <w:rFonts w:eastAsiaTheme="minorHAnsi" w:cs="Times New Roman" w:hint="eastAsia"/>
+          <w:color w:val="EE0000"/>
         </w:rPr>
         <w:t xml:space="preserve"> </w:t>
       </w:r>
@@ -1829,29 +1872,34 @@
         </w:numPr>
         <w:rPr>
           <w:rFonts w:eastAsiaTheme="minorHAnsi" w:cs="Times New Roman"/>
-        </w:rPr>
-      </w:pPr>
-      <w:r>
-        <w:rPr>
-          <w:rFonts w:eastAsiaTheme="minorHAnsi" w:cs="Times New Roman"/>
+          <w:color w:val="EE0000"/>
+        </w:rPr>
+      </w:pPr>
+      <w:r>
+        <w:rPr>
+          <w:rFonts w:eastAsiaTheme="minorHAnsi" w:cs="Times New Roman"/>
+          <w:color w:val="EE0000"/>
         </w:rPr>
         <w:t>|s|</w:t>
       </w:r>
       <w:r>
         <w:rPr>
           <w:rFonts w:eastAsiaTheme="minorHAnsi" w:cs="Times New Roman" w:hint="eastAsia"/>
+          <w:color w:val="EE0000"/>
         </w:rPr>
         <w:t>が</w:t>
       </w:r>
       <w:r>
         <w:rPr>
           <w:rFonts w:eastAsiaTheme="minorHAnsi" w:cs="Times New Roman"/>
+          <w:color w:val="EE0000"/>
         </w:rPr>
         <w:t>realized skill</w:t>
       </w:r>
       <w:r>
         <w:rPr>
           <w:rFonts w:eastAsiaTheme="minorHAnsi" w:cs="Times New Roman" w:hint="eastAsia"/>
+          <w:color w:val="EE0000"/>
         </w:rPr>
         <w:t>だったので、</w:t>
       </w:r>
@@ -1859,6 +1907,7 @@
       <w:r>
         <w:rPr>
           <w:rFonts w:eastAsiaTheme="minorHAnsi" w:cs="Times New Roman"/>
+          <w:color w:val="EE0000"/>
         </w:rPr>
         <w:t>s</w:t>
       </w:r>
@@ -1866,30 +1915,35 @@
       <w:r>
         <w:rPr>
           <w:rFonts w:eastAsiaTheme="minorHAnsi" w:cs="Times New Roman" w:hint="eastAsia"/>
+          <w:color w:val="EE0000"/>
         </w:rPr>
         <w:t>に</w:t>
       </w:r>
       <w:r>
         <w:rPr>
           <w:rFonts w:eastAsiaTheme="minorHAnsi" w:cs="Times New Roman"/>
+          <w:color w:val="EE0000"/>
         </w:rPr>
         <w:t>refer</w:t>
       </w:r>
       <w:r>
         <w:rPr>
           <w:rFonts w:eastAsiaTheme="minorHAnsi" w:cs="Times New Roman" w:hint="eastAsia"/>
+          <w:color w:val="EE0000"/>
         </w:rPr>
         <w:t>する際に</w:t>
       </w:r>
       <w:r>
         <w:rPr>
           <w:rFonts w:eastAsiaTheme="minorHAnsi" w:cs="Times New Roman"/>
+          <w:color w:val="EE0000"/>
         </w:rPr>
         <w:t>signed</w:t>
       </w:r>
       <w:r>
         <w:rPr>
           <w:rFonts w:eastAsiaTheme="minorHAnsi" w:cs="Times New Roman" w:hint="eastAsia"/>
+          <w:color w:val="EE0000"/>
         </w:rPr>
         <w:t>とした方が正確かと思った次第です。</w:t>
       </w:r>
@@ -1903,23 +1957,27 @@
         </w:numPr>
         <w:rPr>
           <w:rFonts w:eastAsiaTheme="minorHAnsi" w:cs="Times New Roman" w:hint="eastAsia"/>
-        </w:rPr>
-      </w:pPr>
-      <w:r>
-        <w:rPr>
-          <w:rFonts w:eastAsiaTheme="minorHAnsi" w:cs="Times New Roman" w:hint="eastAsia"/>
+          <w:color w:val="EE0000"/>
+        </w:rPr>
+      </w:pPr>
+      <w:r>
+        <w:rPr>
+          <w:rFonts w:eastAsiaTheme="minorHAnsi" w:cs="Times New Roman" w:hint="eastAsia"/>
+          <w:color w:val="EE0000"/>
         </w:rPr>
         <w:t>確かに唐突なので単に</w:t>
       </w:r>
       <w:r>
         <w:rPr>
           <w:rFonts w:eastAsiaTheme="minorHAnsi" w:cs="Times New Roman"/>
+          <w:color w:val="EE0000"/>
         </w:rPr>
         <w:t xml:space="preserve"> “where the posterior expectation of $s$ is…”</w:t>
       </w:r>
       <w:r>
         <w:rPr>
           <w:rFonts w:eastAsiaTheme="minorHAnsi" w:cs="Times New Roman" w:hint="eastAsia"/>
+          <w:color w:val="EE0000"/>
         </w:rPr>
         <w:t>にしました。</w:t>
       </w:r>
@@ -2013,17 +2071,20 @@
         </w:numPr>
         <w:rPr>
           <w:rFonts w:eastAsiaTheme="minorHAnsi" w:cs="Times New Roman"/>
-        </w:rPr>
-      </w:pPr>
-      <w:r>
-        <w:rPr>
-          <w:rFonts w:eastAsiaTheme="minorHAnsi" w:cs="Times New Roman"/>
+          <w:color w:val="EE0000"/>
+        </w:rPr>
+      </w:pPr>
+      <w:r>
+        <w:rPr>
+          <w:rFonts w:eastAsiaTheme="minorHAnsi" w:cs="Times New Roman"/>
+          <w:color w:val="EE0000"/>
         </w:rPr>
         <w:t>the manager’s reputation</w:t>
       </w:r>
       <w:r>
         <w:rPr>
           <w:rFonts w:eastAsiaTheme="minorHAnsi" w:cs="Times New Roman" w:hint="eastAsia"/>
+          <w:color w:val="EE0000"/>
         </w:rPr>
         <w:t>にしておきました。</w:t>
       </w:r>
@@ -2399,53 +2460,69 @@
         </w:numPr>
         <w:rPr>
           <w:rFonts w:eastAsiaTheme="minorHAnsi" w:cs="Times New Roman"/>
-        </w:rPr>
-      </w:pPr>
-      <w:r>
-        <w:rPr>
-          <w:rFonts w:eastAsiaTheme="minorHAnsi" w:cs="Times New Roman"/>
+          <w:color w:val="EE0000"/>
+        </w:rPr>
+      </w:pPr>
+      <w:r>
+        <w:rPr>
+          <w:rFonts w:eastAsiaTheme="minorHAnsi" w:cs="Times New Roman"/>
+          <w:color w:val="EE0000"/>
+        </w:rPr>
+        <w:t>$</w:t>
+      </w:r>
+      <w:r>
+        <w:rPr>
+          <w:rFonts w:eastAsiaTheme="minorHAnsi" w:cs="Times New Roman"/>
+          <w:color w:val="EE0000"/>
         </w:rPr>
         <w:t>3.6 Equilibrium</w:t>
       </w:r>
       <w:r>
         <w:rPr>
           <w:rFonts w:eastAsiaTheme="minorHAnsi" w:cs="Times New Roman"/>
+          <w:color w:val="EE0000"/>
         </w:rPr>
         <w:t xml:space="preserve">: </w:t>
       </w:r>
       <w:r>
         <w:rPr>
           <w:rFonts w:eastAsiaTheme="minorHAnsi" w:cs="Times New Roman"/>
+          <w:color w:val="EE0000"/>
         </w:rPr>
         <w:t>冒頭に短い導入</w:t>
       </w:r>
       <w:r>
         <w:rPr>
           <w:rFonts w:eastAsiaTheme="minorHAnsi" w:cs="Times New Roman" w:hint="eastAsia"/>
+          <w:color w:val="EE0000"/>
         </w:rPr>
         <w:t>として</w:t>
       </w:r>
       <w:r>
         <w:rPr>
           <w:rFonts w:eastAsiaTheme="minorHAnsi" w:cs="Times New Roman"/>
+          <w:color w:val="EE0000"/>
         </w:rPr>
         <w:t>β=F(β)</w:t>
       </w:r>
       <w:r>
         <w:rPr>
           <w:rFonts w:eastAsiaTheme="minorHAnsi" w:cs="Times New Roman" w:hint="eastAsia"/>
+          <w:color w:val="EE0000"/>
         </w:rPr>
         <w:t>の説明と</w:t>
       </w:r>
       <w:r>
         <w:rPr>
           <w:rFonts w:eastAsiaTheme="minorHAnsi" w:cs="Times New Roman"/>
+          <w:color w:val="EE0000"/>
         </w:rPr>
         <w:t>数値例→命題の順で示す</w:t>
       </w:r>
       <w:r>
         <w:rPr>
           <w:rFonts w:eastAsiaTheme="minorHAnsi" w:cs="Times New Roman" w:hint="eastAsia"/>
+          <w:color w:val="EE0000"/>
         </w:rPr>
         <w:t>というのを断る</w:t>
       </w:r>
@@ -2459,71 +2536,113 @@
         </w:numPr>
         <w:rPr>
           <w:rFonts w:eastAsiaTheme="minorHAnsi" w:cs="Times New Roman"/>
-        </w:rPr>
-      </w:pPr>
-      <w:r>
-        <w:rPr>
-          <w:rFonts w:eastAsiaTheme="minorHAnsi" w:cs="Times New Roman"/>
+          <w:color w:val="EE0000"/>
+        </w:rPr>
+      </w:pPr>
+      <w:r>
+        <w:rPr>
+          <w:rFonts w:eastAsiaTheme="minorHAnsi" w:cs="Times New Roman"/>
+          <w:color w:val="EE0000"/>
+        </w:rPr>
+        <w:t>$</w:t>
+      </w:r>
+      <w:r>
+        <w:rPr>
+          <w:rFonts w:eastAsiaTheme="minorHAnsi" w:cs="Times New Roman"/>
+          <w:color w:val="EE0000"/>
         </w:rPr>
         <w:t xml:space="preserve">3.6.1 Fund </w:t>
       </w:r>
       <w:r>
         <w:rPr>
           <w:rFonts w:eastAsiaTheme="minorHAnsi" w:cs="Times New Roman"/>
+          <w:color w:val="EE0000"/>
         </w:rPr>
         <w:t>O</w:t>
       </w:r>
       <w:r>
         <w:rPr>
           <w:rFonts w:eastAsiaTheme="minorHAnsi" w:cs="Times New Roman"/>
+          <w:color w:val="EE0000"/>
         </w:rPr>
         <w:t xml:space="preserve">pacity and </w:t>
       </w:r>
       <w:r>
         <w:rPr>
           <w:rFonts w:eastAsiaTheme="minorHAnsi" w:cs="Times New Roman"/>
+          <w:color w:val="EE0000"/>
         </w:rPr>
         <w:t>M</w:t>
       </w:r>
       <w:r>
         <w:rPr>
           <w:rFonts w:eastAsiaTheme="minorHAnsi" w:cs="Times New Roman"/>
+          <w:color w:val="EE0000"/>
         </w:rPr>
         <w:t xml:space="preserve">ultiple </w:t>
       </w:r>
       <w:r>
         <w:rPr>
           <w:rFonts w:eastAsiaTheme="minorHAnsi" w:cs="Times New Roman"/>
+          <w:color w:val="EE0000"/>
         </w:rPr>
         <w:t>E</w:t>
       </w:r>
       <w:r>
         <w:rPr>
           <w:rFonts w:eastAsiaTheme="minorHAnsi" w:cs="Times New Roman"/>
+          <w:color w:val="EE0000"/>
         </w:rPr>
         <w:t>quilibria（＝Graphical representation）</w:t>
       </w:r>
       <w:r>
         <w:rPr>
           <w:rFonts w:eastAsiaTheme="minorHAnsi" w:cs="Times New Roman"/>
+          <w:color w:val="EE0000"/>
         </w:rPr>
         <w:t>:</w:t>
       </w:r>
       <w:r>
         <w:rPr>
           <w:rFonts w:eastAsiaTheme="minorHAnsi" w:cs="Times New Roman"/>
-        </w:rPr>
-        <w:t xml:space="preserve"> Figure 2の直感（現在のFund opacity and multiple equilibria</w:t>
-      </w:r>
-      <w:r>
-        <w:rPr>
-          <w:rFonts w:eastAsiaTheme="minorHAnsi" w:cs="Times New Roman" w:hint="eastAsia"/>
+          <w:color w:val="EE0000"/>
+        </w:rPr>
+        <w:t xml:space="preserve"> Figure 2の直感（</w:t>
+      </w:r>
+      <w:r>
+        <w:rPr>
+          <w:rFonts w:eastAsiaTheme="minorHAnsi" w:cs="Times New Roman" w:hint="eastAsia"/>
+          <w:color w:val="EE0000"/>
+        </w:rPr>
+        <w:t>旧</w:t>
+      </w:r>
+      <w:proofErr w:type="spellStart"/>
+      <w:r>
+        <w:rPr>
+          <w:rFonts w:eastAsiaTheme="minorHAnsi" w:cs="Times New Roman"/>
+          <w:color w:val="EE0000"/>
+        </w:rPr>
+        <w:t>ver</w:t>
+      </w:r>
+      <w:proofErr w:type="spellEnd"/>
+      <w:r>
+        <w:rPr>
+          <w:rFonts w:eastAsiaTheme="minorHAnsi" w:cs="Times New Roman"/>
+          <w:color w:val="EE0000"/>
+        </w:rPr>
+        <w:t>のFund opacity and multiple equilibria</w:t>
+      </w:r>
+      <w:r>
+        <w:rPr>
+          <w:rFonts w:eastAsiaTheme="minorHAnsi" w:cs="Times New Roman" w:hint="eastAsia"/>
+          <w:color w:val="EE0000"/>
         </w:rPr>
         <w:t>段落</w:t>
       </w:r>
       <w:r>
         <w:rPr>
           <w:rFonts w:eastAsiaTheme="minorHAnsi" w:cs="Times New Roman"/>
+          <w:color w:val="EE0000"/>
         </w:rPr>
         <w:t xml:space="preserve">を含む） </w:t>
       </w:r>
@@ -2537,35 +2656,48 @@
         </w:numPr>
         <w:rPr>
           <w:rFonts w:eastAsiaTheme="minorHAnsi" w:cs="Times New Roman"/>
-        </w:rPr>
-      </w:pPr>
-      <w:r>
-        <w:rPr>
-          <w:rFonts w:eastAsiaTheme="minorHAnsi" w:cs="Times New Roman"/>
+          <w:color w:val="EE0000"/>
+        </w:rPr>
+      </w:pPr>
+      <w:r>
+        <w:rPr>
+          <w:rFonts w:eastAsiaTheme="minorHAnsi" w:cs="Times New Roman"/>
+          <w:color w:val="EE0000"/>
+        </w:rPr>
+        <w:t>$</w:t>
+      </w:r>
+      <w:r>
+        <w:rPr>
+          <w:rFonts w:eastAsiaTheme="minorHAnsi" w:cs="Times New Roman"/>
+          <w:color w:val="EE0000"/>
         </w:rPr>
         <w:t xml:space="preserve">3.6.2 Equilibrium </w:t>
       </w:r>
       <w:r>
         <w:rPr>
           <w:rFonts w:eastAsiaTheme="minorHAnsi" w:cs="Times New Roman"/>
+          <w:color w:val="EE0000"/>
         </w:rPr>
         <w:t>C</w:t>
       </w:r>
       <w:r>
         <w:rPr>
           <w:rFonts w:eastAsiaTheme="minorHAnsi" w:cs="Times New Roman"/>
+          <w:color w:val="EE0000"/>
         </w:rPr>
         <w:t>haracterization（＝Analytical characterization）</w:t>
       </w:r>
       <w:r>
         <w:rPr>
           <w:rFonts w:eastAsiaTheme="minorHAnsi" w:cs="Times New Roman"/>
+          <w:color w:val="EE0000"/>
         </w:rPr>
         <w:t>:</w:t>
       </w:r>
       <w:r>
         <w:rPr>
           <w:rFonts w:eastAsiaTheme="minorHAnsi" w:cs="Times New Roman"/>
+          <w:color w:val="EE0000"/>
         </w:rPr>
         <w:t xml:space="preserve"> Proposition 3.1、Figure 3、Corollary 3.1とその議論 </w:t>
       </w:r>
@@ -2578,44 +2710,44 @@
           <w:numId w:val="1"/>
         </w:numPr>
         <w:rPr>
-          <w:rFonts w:eastAsiaTheme="minorHAnsi" w:cs="Times New Roman"/>
-        </w:rPr>
-      </w:pPr>
-      <w:r>
-        <w:rPr>
-          <w:rFonts w:eastAsiaTheme="minorHAnsi" w:cs="Times New Roman"/>
-        </w:rPr>
-        <w:t xml:space="preserve">3.6.3 Equilibrium </w:t>
-      </w:r>
-      <w:r>
-        <w:rPr>
-          <w:rFonts w:eastAsiaTheme="minorHAnsi" w:cs="Times New Roman"/>
-        </w:rPr>
-        <w:t>C</w:t>
-      </w:r>
-      <w:r>
-        <w:rPr>
-          <w:rFonts w:eastAsiaTheme="minorHAnsi" w:cs="Times New Roman"/>
-        </w:rPr>
-        <w:t xml:space="preserve">omparison </w:t>
-      </w:r>
-      <w:r>
-        <w:rPr>
-          <w:rFonts w:eastAsiaTheme="minorHAnsi" w:cs="Times New Roman"/>
-        </w:rPr>
-        <w:t>:</w:t>
-      </w:r>
-      <w:r>
-        <w:rPr>
-          <w:rFonts w:eastAsiaTheme="minorHAnsi" w:cs="Times New Roman"/>
-        </w:rPr>
-        <w:t xml:space="preserve"> Corollary 3.2</w:t>
-      </w:r>
-      <w:r>
-        <w:rPr>
-          <w:rFonts w:eastAsiaTheme="minorHAnsi" w:cs="Times New Roman" w:hint="eastAsia"/>
-        </w:rPr>
-        <w:t>とその議論</w:t>
+          <w:rFonts w:eastAsiaTheme="minorHAnsi" w:cs="Times New Roman" w:hint="eastAsia"/>
+          <w:color w:val="EE0000"/>
+        </w:rPr>
+      </w:pPr>
+      <w:r>
+        <w:rPr>
+          <w:rFonts w:eastAsiaTheme="minorHAnsi" w:cs="Times New Roman" w:hint="eastAsia"/>
+          <w:color w:val="EE0000"/>
+        </w:rPr>
+        <w:t>このあとはコメント</w:t>
+      </w:r>
+      <w:r>
+        <w:rPr>
+          <w:rFonts w:eastAsiaTheme="minorHAnsi" w:cs="Times New Roman"/>
+          <w:color w:val="EE0000"/>
+        </w:rPr>
+        <w:t>#33</w:t>
+      </w:r>
+      <w:r>
+        <w:rPr>
+          <w:rFonts w:eastAsiaTheme="minorHAnsi" w:cs="Times New Roman" w:hint="eastAsia"/>
+          <w:color w:val="EE0000"/>
+        </w:rPr>
+        <w:t>を反映して別途</w:t>
+      </w:r>
+      <w:r>
+        <w:rPr>
+          <w:rFonts w:eastAsiaTheme="minorHAnsi" w:cs="Times New Roman"/>
+          <w:color w:val="EE0000"/>
+        </w:rPr>
+        <w:t>Subsection 3.7 Effects of Obfuscation</w:t>
+      </w:r>
+      <w:r>
+        <w:rPr>
+          <w:rFonts w:eastAsiaTheme="minorHAnsi" w:cs="Times New Roman" w:hint="eastAsia"/>
+          <w:color w:val="EE0000"/>
+        </w:rPr>
+        <w:t>を立ててあります。そちらのリプライを参照してください。</w:t>
       </w:r>
     </w:p>
     <w:p>
@@ -2623,35 +2755,51 @@
         <w:ind w:left="880"/>
         <w:rPr>
           <w:rFonts w:eastAsiaTheme="minorHAnsi" w:cs="Times New Roman" w:hint="eastAsia"/>
-        </w:rPr>
-      </w:pPr>
-      <w:r>
-        <w:rPr>
-          <w:rFonts w:eastAsiaTheme="minorHAnsi" w:cs="Times New Roman" w:hint="eastAsia"/>
+          <w:color w:val="EE0000"/>
+        </w:rPr>
+      </w:pPr>
+      <w:r>
+        <w:rPr>
+          <w:rFonts w:eastAsiaTheme="minorHAnsi" w:cs="Times New Roman" w:hint="eastAsia"/>
+          <w:color w:val="EE0000"/>
         </w:rPr>
         <w:t>という感じに区切ってみました。</w:t>
       </w:r>
       <w:r>
+        <w:rPr>
+          <w:color w:val="EE0000"/>
+        </w:rPr>
         <w:t>Graphical/Analyticalは手法の違</w:t>
       </w:r>
       <w:r>
         <w:rPr>
           <w:rFonts w:hint="eastAsia"/>
+          <w:color w:val="EE0000"/>
         </w:rPr>
         <w:t>いなので</w:t>
       </w:r>
       <w:r>
+        <w:rPr>
+          <w:color w:val="EE0000"/>
+        </w:rPr>
         <w:t>(</w:t>
       </w:r>
       <w:r>
+        <w:rPr>
+          <w:color w:val="EE0000"/>
+        </w:rPr>
         <w:t>テーマの違いではないので</w:t>
       </w:r>
       <w:r>
+        <w:rPr>
+          <w:color w:val="EE0000"/>
+        </w:rPr>
         <w:t>)</w:t>
       </w:r>
       <w:r>
         <w:rPr>
           <w:rFonts w:hint="eastAsia"/>
+          <w:color w:val="EE0000"/>
         </w:rPr>
         <w:t>対応するタイトルを付けてあります。</w:t>
       </w:r>
@@ -2704,28 +2852,34 @@
         </w:numPr>
         <w:rPr>
           <w:rFonts w:eastAsiaTheme="minorHAnsi" w:cs="Times New Roman"/>
-        </w:rPr>
-      </w:pPr>
-      <w:r>
-        <w:rPr>
-          <w:rFonts w:eastAsiaTheme="minorHAnsi" w:cs="Times New Roman" w:hint="eastAsia"/>
-        </w:rPr>
+          <w:color w:val="EE0000"/>
+        </w:rPr>
+      </w:pPr>
+      <w:r>
+        <w:rPr>
+          <w:rFonts w:eastAsiaTheme="minorHAnsi" w:cs="Times New Roman" w:hint="eastAsia"/>
+          <w:color w:val="EE0000"/>
+        </w:rPr>
+        <w:lastRenderedPageBreak/>
         <w:t>以下のようにしました</w:t>
       </w:r>
       <w:r>
         <w:rPr>
           <w:rFonts w:eastAsiaTheme="minorHAnsi" w:cs="Times New Roman"/>
+          <w:color w:val="EE0000"/>
         </w:rPr>
         <w:t xml:space="preserve">: </w:t>
       </w:r>
       <w:r>
-        <w:t xml:space="preserve">Under such beliefs, the manager is actually willing to trade </w:t>
-      </w:r>
-      <w:r>
-        <w:lastRenderedPageBreak/>
-        <w:t>aggressively, despite the price impact that undermines her investment profits. Importantly, investors' learning is not manipulated, as their belief about the manager's trading strategy is correct. Nonetheless, the manager places a large order because doing otherwise would induce her investors to incorrectly estimate that she is less skilled, thereby deteriorating her reputation. She trades aggressively solely to conform to her investors' belief and to avoid a further decline in fund flows. To emphasize this mechanism, we call this equilibrium the "reputation-driven equilibrium.</w:t>
-      </w:r>
-      <w:r>
+        <w:rPr>
+          <w:color w:val="EE0000"/>
+        </w:rPr>
+        <w:t>Under such beliefs, the manager is actually willing to trade aggressively, despite the price impact that undermines her investment profits. Importantly, investors' learning is not manipulated, as their belief about the manager's trading strategy is correct. Nonetheless, the manager places a large order because doing otherwise would induce her investors to incorrectly estimate that she is less skilled, thereby deteriorating her reputation. She trades aggressively solely to conform to her investors' belief and to avoid a further decline in fund flows. To emphasize this mechanism, we call this equilibrium the "reputation-driven equilibrium.</w:t>
+      </w:r>
+      <w:r>
+        <w:rPr>
+          <w:color w:val="EE0000"/>
+        </w:rPr>
         <w:t>”</w:t>
       </w:r>
     </w:p>
@@ -2865,83 +3019,83 @@
         </w:numPr>
         <w:rPr>
           <w:rFonts w:eastAsiaTheme="minorHAnsi" w:cs="Times New Roman"/>
-          <w:color w:val="4EA72E" w:themeColor="accent6"/>
-        </w:rPr>
-      </w:pPr>
-      <w:r>
-        <w:rPr>
-          <w:rFonts w:eastAsiaTheme="minorHAnsi" w:cs="Times New Roman"/>
-          <w:color w:val="4EA72E" w:themeColor="accent6"/>
+          <w:color w:val="000000" w:themeColor="text1"/>
+        </w:rPr>
+      </w:pPr>
+      <w:r>
+        <w:rPr>
+          <w:rFonts w:eastAsiaTheme="minorHAnsi" w:cs="Times New Roman"/>
+          <w:color w:val="000000" w:themeColor="text1"/>
         </w:rPr>
         <w:t>P.21 イタリック見出し「Equilibrium comparison」の段落：この</w:t>
       </w:r>
       <w:r>
         <w:rPr>
           <w:rFonts w:eastAsiaTheme="minorHAnsi" w:cs="Times New Roman" w:hint="eastAsia"/>
-          <w:color w:val="4EA72E" w:themeColor="accent6"/>
+          <w:color w:val="000000" w:themeColor="text1"/>
         </w:rPr>
         <w:t>時点で</w:t>
       </w:r>
       <w:r>
         <w:rPr>
           <w:rFonts w:eastAsiaTheme="minorHAnsi" w:cs="Times New Roman"/>
-          <w:color w:val="4EA72E" w:themeColor="accent6"/>
+          <w:color w:val="000000" w:themeColor="text1"/>
         </w:rPr>
         <w:t>「transparency can backfire」</w:t>
       </w:r>
       <w:r>
         <w:rPr>
           <w:rFonts w:eastAsiaTheme="minorHAnsi" w:cs="Times New Roman" w:hint="eastAsia"/>
-          <w:color w:val="4EA72E" w:themeColor="accent6"/>
+          <w:color w:val="000000" w:themeColor="text1"/>
         </w:rPr>
         <w:t>の</w:t>
       </w:r>
       <w:r>
         <w:rPr>
           <w:rFonts w:eastAsiaTheme="minorHAnsi" w:cs="Times New Roman"/>
-          <w:color w:val="4EA72E" w:themeColor="accent6"/>
+          <w:color w:val="000000" w:themeColor="text1"/>
         </w:rPr>
         <w:t>議論</w:t>
       </w:r>
       <w:r>
         <w:rPr>
           <w:rFonts w:eastAsiaTheme="minorHAnsi" w:cs="Times New Roman" w:hint="eastAsia"/>
-          <w:color w:val="4EA72E" w:themeColor="accent6"/>
+          <w:color w:val="000000" w:themeColor="text1"/>
         </w:rPr>
         <w:t>をする材料は揃っているので、</w:t>
       </w:r>
       <w:r>
         <w:rPr>
           <w:rFonts w:eastAsiaTheme="minorHAnsi" w:cs="Times New Roman"/>
-          <w:color w:val="4EA72E" w:themeColor="accent6"/>
+          <w:color w:val="000000" w:themeColor="text1"/>
         </w:rPr>
         <w:t>早めにしてしまった</w:t>
       </w:r>
       <w:r>
         <w:rPr>
           <w:rFonts w:eastAsiaTheme="minorHAnsi" w:cs="Times New Roman"/>
-          <w:color w:val="4EA72E" w:themeColor="accent6"/>
+          <w:color w:val="000000" w:themeColor="text1"/>
         </w:rPr>
         <w:t>方が良い気がします。Section 4のStrategic Obfuscationで議論するのは承知していますが、</w:t>
       </w:r>
       <w:r>
         <w:rPr>
           <w:rFonts w:eastAsiaTheme="minorHAnsi" w:cs="Times New Roman" w:hint="eastAsia"/>
-          <w:color w:val="4EA72E" w:themeColor="accent6"/>
+          <w:color w:val="000000" w:themeColor="text1"/>
         </w:rPr>
         <w:t>transparency backfiresと</w:t>
       </w:r>
       <w:r>
         <w:rPr>
           <w:rFonts w:eastAsiaTheme="minorHAnsi" w:cs="Times New Roman"/>
-          <w:color w:val="4EA72E" w:themeColor="accent6"/>
+          <w:color w:val="000000" w:themeColor="text1"/>
         </w:rPr>
         <w:t>タイトルに書いてあってメインの結果のはずなのになかなか出てこず、焦らされている感じがするためです。</w:t>
       </w:r>
       <w:r>
         <w:rPr>
           <w:rFonts w:eastAsiaTheme="minorHAnsi" w:cs="Times New Roman"/>
-          <w:color w:val="4EA72E" w:themeColor="accent6"/>
+          <w:color w:val="000000" w:themeColor="text1"/>
         </w:rPr>
         <w:t>以下のような修正はいかがでしょうか。</w:t>
       </w:r>
@@ -2951,7 +3105,7 @@
         <w:pStyle w:val="a9"/>
         <w:rPr>
           <w:rFonts w:eastAsiaTheme="minorHAnsi" w:cs="Times New Roman"/>
-          <w:color w:val="4EA72E" w:themeColor="accent6"/>
+          <w:color w:val="000000" w:themeColor="text1"/>
         </w:rPr>
       </w:pPr>
     </w:p>
@@ -2964,41 +3118,41 @@
         </w:numPr>
         <w:rPr>
           <w:rFonts w:eastAsiaTheme="minorHAnsi" w:cs="Times New Roman"/>
-          <w:color w:val="4EA72E" w:themeColor="accent6"/>
-        </w:rPr>
-      </w:pPr>
-      <w:r>
-        <w:rPr>
-          <w:rFonts w:eastAsiaTheme="minorHAnsi" w:cs="Times New Roman"/>
-          <w:color w:val="4EA72E" w:themeColor="accent6"/>
+          <w:color w:val="000000" w:themeColor="text1"/>
+        </w:rPr>
+      </w:pPr>
+      <w:r>
+        <w:rPr>
+          <w:rFonts w:eastAsiaTheme="minorHAnsi" w:cs="Times New Roman"/>
+          <w:color w:val="000000" w:themeColor="text1"/>
         </w:rPr>
         <w:t>イタリック見出し「Equilibrium comparison」を、たとえば「Effects of opacity」のような見出しのsubsectionとして独立させる。Corollary 3.2で</w:t>
       </w:r>
       <w:r>
         <w:rPr>
           <w:rFonts w:eastAsiaTheme="minorHAnsi" w:cs="Times New Roman"/>
-          <w:color w:val="4EA72E" w:themeColor="accent6"/>
+          <w:color w:val="000000" w:themeColor="text1"/>
         </w:rPr>
         <w:t>していることはequilibrium comparisonですが、</w:t>
       </w:r>
       <w:r>
         <w:rPr>
           <w:rFonts w:eastAsiaTheme="minorHAnsi" w:cs="Times New Roman"/>
-          <w:color w:val="4EA72E" w:themeColor="accent6"/>
+          <w:color w:val="000000" w:themeColor="text1"/>
         </w:rPr>
         <w:t>言いたいことは</w:t>
       </w:r>
       <w:r>
         <w:rPr>
           <w:rFonts w:eastAsiaTheme="minorHAnsi" w:cs="Times New Roman"/>
-          <w:color w:val="4EA72E" w:themeColor="accent6"/>
+          <w:color w:val="000000" w:themeColor="text1"/>
         </w:rPr>
         <w:t>effects of opacity</w:t>
       </w:r>
       <w:r>
         <w:rPr>
           <w:rFonts w:eastAsiaTheme="minorHAnsi" w:cs="Times New Roman"/>
-          <w:color w:val="4EA72E" w:themeColor="accent6"/>
+          <w:color w:val="000000" w:themeColor="text1"/>
         </w:rPr>
         <w:t>ですので。</w:t>
       </w:r>
@@ -3012,112 +3166,112 @@
         </w:numPr>
         <w:rPr>
           <w:rFonts w:eastAsiaTheme="minorHAnsi" w:cs="Times New Roman"/>
-          <w:color w:val="4EA72E" w:themeColor="accent6"/>
-        </w:rPr>
-      </w:pPr>
-      <w:r>
-        <w:rPr>
-          <w:rFonts w:eastAsiaTheme="minorHAnsi" w:cs="Times New Roman"/>
-          <w:color w:val="4EA72E" w:themeColor="accent6"/>
+          <w:color w:val="000000" w:themeColor="text1"/>
+        </w:rPr>
+      </w:pPr>
+      <w:r>
+        <w:rPr>
+          <w:rFonts w:eastAsiaTheme="minorHAnsi" w:cs="Times New Roman"/>
+          <w:color w:val="000000" w:themeColor="text1"/>
         </w:rPr>
         <w:t xml:space="preserve">Transparency up </w:t>
       </w:r>
       <w:r>
         <w:rPr>
           <w:rFonts w:eastAsiaTheme="minorHAnsi" w:cs="Times New Roman"/>
-          <w:color w:val="4EA72E" w:themeColor="accent6"/>
+          <w:color w:val="000000" w:themeColor="text1"/>
         </w:rPr>
         <w:sym w:font="Wingdings" w:char="F0E0"/>
       </w:r>
       <w:r>
         <w:rPr>
           <w:rFonts w:eastAsiaTheme="minorHAnsi" w:cs="Times New Roman"/>
-          <w:color w:val="4EA72E" w:themeColor="accent6"/>
+          <w:color w:val="000000" w:themeColor="text1"/>
         </w:rPr>
         <w:t xml:space="preserve"> high-beta equilibrium </w:t>
       </w:r>
       <w:r>
         <w:rPr>
           <w:rFonts w:eastAsiaTheme="minorHAnsi" w:cs="Times New Roman"/>
-          <w:color w:val="4EA72E" w:themeColor="accent6"/>
+          <w:color w:val="000000" w:themeColor="text1"/>
         </w:rPr>
         <w:sym w:font="Wingdings" w:char="F0E0"/>
       </w:r>
       <w:r>
         <w:rPr>
           <w:rFonts w:eastAsiaTheme="minorHAnsi" w:cs="Times New Roman"/>
-          <w:color w:val="4EA72E" w:themeColor="accent6"/>
+          <w:color w:val="000000" w:themeColor="text1"/>
         </w:rPr>
         <w:t xml:space="preserve"> fund performance down, price volatility upという結果を見せる。（Transparency＝善というイメージになりがちだが、逆ということを言う。）そのために、横軸に\omega_\eta、縦軸に</w:t>
       </w:r>
       <w:r>
         <w:rPr>
           <w:rFonts w:eastAsiaTheme="minorHAnsi" w:cs="Times New Roman" w:hint="eastAsia"/>
-          <w:color w:val="4EA72E" w:themeColor="accent6"/>
+          <w:color w:val="000000" w:themeColor="text1"/>
         </w:rPr>
         <w:t>たとえば</w:t>
       </w:r>
       <w:r>
         <w:rPr>
           <w:rFonts w:eastAsiaTheme="minorHAnsi" w:cs="Times New Roman"/>
-          <w:color w:val="4EA72E" w:themeColor="accent6"/>
+          <w:color w:val="000000" w:themeColor="text1"/>
         </w:rPr>
         <w:t xml:space="preserve">expected </w:t>
       </w:r>
       <w:r>
         <w:rPr>
           <w:rFonts w:eastAsiaTheme="minorHAnsi" w:cs="Times New Roman"/>
-          <w:color w:val="4EA72E" w:themeColor="accent6"/>
+          <w:color w:val="000000" w:themeColor="text1"/>
         </w:rPr>
         <w:t>fund performance, expected fund flows, manager’s fee revenue, price volatility等</w:t>
       </w:r>
       <w:r>
         <w:rPr>
           <w:rFonts w:eastAsiaTheme="minorHAnsi" w:cs="Times New Roman" w:hint="eastAsia"/>
-          <w:color w:val="4EA72E" w:themeColor="accent6"/>
+          <w:color w:val="000000" w:themeColor="text1"/>
         </w:rPr>
         <w:t>（全部でなくても良いですが）</w:t>
       </w:r>
       <w:r>
         <w:rPr>
           <w:rFonts w:eastAsiaTheme="minorHAnsi" w:cs="Times New Roman"/>
-          <w:color w:val="4EA72E" w:themeColor="accent6"/>
-        </w:rPr>
-        <w:t>をとったグラフを載せる。Fund performanceについてはp.30のFigure 7</w:t>
-      </w:r>
-      <w:r>
-        <w:rPr>
-          <w:rFonts w:eastAsiaTheme="minorHAnsi" w:cs="Times New Roman"/>
-          <w:color w:val="4EA72E" w:themeColor="accent6"/>
+          <w:color w:val="000000" w:themeColor="text1"/>
+        </w:rPr>
+        <w:t>をとったグラフを載せる。Fund performanceについてはp.30</w:t>
+      </w:r>
+      <w:r>
+        <w:rPr>
+          <w:rFonts w:eastAsiaTheme="minorHAnsi" w:cs="Times New Roman"/>
+          <w:color w:val="000000" w:themeColor="text1"/>
+        </w:rPr>
+        <w:lastRenderedPageBreak/>
+        <w:t>のFigure 7</w:t>
+      </w:r>
+      <w:r>
+        <w:rPr>
+          <w:rFonts w:eastAsiaTheme="minorHAnsi" w:cs="Times New Roman"/>
+          <w:color w:val="000000" w:themeColor="text1"/>
         </w:rPr>
         <w:t>に載って</w:t>
       </w:r>
       <w:r>
         <w:rPr>
           <w:rFonts w:eastAsiaTheme="minorHAnsi" w:cs="Times New Roman"/>
-          <w:color w:val="4EA72E" w:themeColor="accent6"/>
+          <w:color w:val="000000" w:themeColor="text1"/>
         </w:rPr>
         <w:t>いますが、非常に重要な結果</w:t>
       </w:r>
       <w:r>
         <w:rPr>
           <w:rFonts w:eastAsiaTheme="minorHAnsi" w:cs="Times New Roman" w:hint="eastAsia"/>
-          <w:color w:val="4EA72E" w:themeColor="accent6"/>
-        </w:rPr>
-        <w:t>で、すでにこの時点で議論の準備</w:t>
-      </w:r>
-      <w:r>
-        <w:rPr>
-          <w:rFonts w:eastAsiaTheme="minorHAnsi" w:cs="Times New Roman" w:hint="eastAsia"/>
-          <w:color w:val="4EA72E" w:themeColor="accent6"/>
-        </w:rPr>
-        <w:lastRenderedPageBreak/>
-        <w:t>は整っているので</w:t>
-      </w:r>
-      <w:r>
-        <w:rPr>
-          <w:rFonts w:eastAsiaTheme="minorHAnsi" w:cs="Times New Roman"/>
-          <w:color w:val="4EA72E" w:themeColor="accent6"/>
+          <w:color w:val="000000" w:themeColor="text1"/>
+        </w:rPr>
+        <w:t>で、すでにこの時点で議論の準備は整っているので</w:t>
+      </w:r>
+      <w:r>
+        <w:rPr>
+          <w:rFonts w:eastAsiaTheme="minorHAnsi" w:cs="Times New Roman"/>
+          <w:color w:val="000000" w:themeColor="text1"/>
         </w:rPr>
         <w:t>、前倒しで載せるということです。そのかわり、もしかしたらFigure 4（trading intensity）はカットでも良いかもしれません（文脈次第で載せても良いですが）。</w:t>
       </w:r>
@@ -3131,91 +3285,569 @@
         </w:numPr>
         <w:rPr>
           <w:rFonts w:eastAsiaTheme="minorHAnsi" w:cs="Times New Roman"/>
+          <w:color w:val="000000" w:themeColor="text1"/>
+        </w:rPr>
+      </w:pPr>
+      <w:r>
+        <w:rPr>
+          <w:rFonts w:eastAsiaTheme="minorHAnsi" w:cs="Times New Roman"/>
+          <w:color w:val="000000" w:themeColor="text1"/>
+        </w:rPr>
+        <w:t>いまSection 4にあるtransparency/opacityの経済学的な議論をここでしてしまう。</w:t>
+      </w:r>
+      <w:r>
+        <w:rPr>
+          <w:rFonts w:eastAsiaTheme="minorHAnsi" w:cs="Times New Roman"/>
+          <w:color w:val="000000" w:themeColor="text1"/>
+        </w:rPr>
+        <w:t>つまりp.30 Corollary 4.1とその議論をここに持ってくる。</w:t>
+      </w:r>
+      <w:r>
+        <w:rPr>
+          <w:rFonts w:eastAsiaTheme="minorHAnsi" w:cs="Times New Roman"/>
+          <w:color w:val="000000" w:themeColor="text1"/>
+        </w:rPr>
+        <w:t>早い方が良いと思うので。Section 4では</w:t>
+      </w:r>
+      <w:r>
+        <w:rPr>
+          <w:rFonts w:eastAsiaTheme="minorHAnsi" w:cs="Times New Roman" w:hint="eastAsia"/>
+          <w:color w:val="000000" w:themeColor="text1"/>
+        </w:rPr>
+        <w:t>、</w:t>
+      </w:r>
+      <w:r>
+        <w:rPr>
+          <w:rFonts w:eastAsiaTheme="minorHAnsi" w:cs="Times New Roman"/>
+          <w:color w:val="000000" w:themeColor="text1"/>
+        </w:rPr>
+        <w:t>\omega_\etaを内生にして</w:t>
+      </w:r>
+      <w:r>
+        <w:rPr>
+          <w:rFonts w:eastAsiaTheme="minorHAnsi" w:cs="Times New Roman" w:hint="eastAsia"/>
+          <w:color w:val="000000" w:themeColor="text1"/>
+        </w:rPr>
+        <w:t>初めて言えること、つまり</w:t>
+      </w:r>
+      <w:r>
+        <w:rPr>
+          <w:rFonts w:eastAsiaTheme="minorHAnsi" w:cs="Times New Roman"/>
+          <w:color w:val="000000" w:themeColor="text1"/>
+        </w:rPr>
+        <w:t>skillと</w:t>
+      </w:r>
+      <w:r>
+        <w:rPr>
+          <w:rFonts w:eastAsiaTheme="minorHAnsi" w:cs="Times New Roman" w:hint="eastAsia"/>
+          <w:color w:val="000000" w:themeColor="text1"/>
+        </w:rPr>
+        <w:t xml:space="preserve">optimal </w:t>
+      </w:r>
+      <w:r>
+        <w:rPr>
+          <w:rFonts w:eastAsiaTheme="minorHAnsi" w:cs="Times New Roman"/>
+          <w:color w:val="000000" w:themeColor="text1"/>
+        </w:rPr>
+        <w:t>opacityの関係</w:t>
+      </w:r>
+      <w:r>
+        <w:rPr>
+          <w:rFonts w:eastAsiaTheme="minorHAnsi" w:cs="Times New Roman" w:hint="eastAsia"/>
+          <w:color w:val="000000" w:themeColor="text1"/>
+        </w:rPr>
+        <w:t>等</w:t>
+      </w:r>
+      <w:r>
+        <w:rPr>
+          <w:rFonts w:eastAsiaTheme="minorHAnsi" w:cs="Times New Roman"/>
+          <w:color w:val="000000" w:themeColor="text1"/>
+        </w:rPr>
+        <w:t>に集中する。</w:t>
+      </w:r>
+    </w:p>
+    <w:p>
+      <w:pPr>
+        <w:rPr>
+          <w:rFonts w:eastAsiaTheme="minorHAnsi" w:cs="Times New Roman"/>
           <w:color w:val="4EA72E" w:themeColor="accent6"/>
         </w:rPr>
       </w:pPr>
-      <w:r>
-        <w:rPr>
-          <w:rFonts w:eastAsiaTheme="minorHAnsi" w:cs="Times New Roman"/>
-          <w:color w:val="4EA72E" w:themeColor="accent6"/>
-        </w:rPr>
-        <w:t>いまSection 4にあるtransparency/opacityの経済学的な議論をここでしてしまう。</w:t>
-      </w:r>
-      <w:r>
-        <w:rPr>
-          <w:rFonts w:eastAsiaTheme="minorHAnsi" w:cs="Times New Roman"/>
-          <w:color w:val="4EA72E" w:themeColor="accent6"/>
-        </w:rPr>
-        <w:t>つまりp.30 Corollary 4.1とその議論をここに持ってくる。</w:t>
-      </w:r>
-      <w:r>
-        <w:rPr>
-          <w:rFonts w:eastAsiaTheme="minorHAnsi" w:cs="Times New Roman"/>
-          <w:color w:val="4EA72E" w:themeColor="accent6"/>
-        </w:rPr>
-        <w:t>早い方が良いと思うので。Section 4では</w:t>
-      </w:r>
-      <w:r>
-        <w:rPr>
-          <w:rFonts w:eastAsiaTheme="minorHAnsi" w:cs="Times New Roman" w:hint="eastAsia"/>
-          <w:color w:val="4EA72E" w:themeColor="accent6"/>
-        </w:rPr>
-        <w:t>、</w:t>
-      </w:r>
-      <w:r>
-        <w:rPr>
-          <w:rFonts w:eastAsiaTheme="minorHAnsi" w:cs="Times New Roman"/>
-          <w:color w:val="4EA72E" w:themeColor="accent6"/>
-        </w:rPr>
-        <w:t>\omega_\etaを内生にして</w:t>
-      </w:r>
-      <w:r>
-        <w:rPr>
-          <w:rFonts w:eastAsiaTheme="minorHAnsi" w:cs="Times New Roman" w:hint="eastAsia"/>
-          <w:color w:val="4EA72E" w:themeColor="accent6"/>
-        </w:rPr>
-        <w:t>初めて言えること、つまり</w:t>
-      </w:r>
-      <w:r>
-        <w:rPr>
-          <w:rFonts w:eastAsiaTheme="minorHAnsi" w:cs="Times New Roman"/>
-          <w:color w:val="4EA72E" w:themeColor="accent6"/>
-        </w:rPr>
-        <w:t>skillと</w:t>
-      </w:r>
-      <w:r>
-        <w:rPr>
-          <w:rFonts w:eastAsiaTheme="minorHAnsi" w:cs="Times New Roman" w:hint="eastAsia"/>
-          <w:color w:val="4EA72E" w:themeColor="accent6"/>
-        </w:rPr>
-        <w:t xml:space="preserve">optimal </w:t>
-      </w:r>
-      <w:r>
-        <w:rPr>
-          <w:rFonts w:eastAsiaTheme="minorHAnsi" w:cs="Times New Roman"/>
-          <w:color w:val="4EA72E" w:themeColor="accent6"/>
-        </w:rPr>
-        <w:t>opacityの関係</w:t>
-      </w:r>
-      <w:r>
-        <w:rPr>
-          <w:rFonts w:eastAsiaTheme="minorHAnsi" w:cs="Times New Roman" w:hint="eastAsia"/>
-          <w:color w:val="4EA72E" w:themeColor="accent6"/>
-        </w:rPr>
-        <w:t>等</w:t>
-      </w:r>
-      <w:r>
-        <w:rPr>
-          <w:rFonts w:eastAsiaTheme="minorHAnsi" w:cs="Times New Roman"/>
-          <w:color w:val="4EA72E" w:themeColor="accent6"/>
-        </w:rPr>
-        <w:t>に集中する。</w:t>
-      </w:r>
-    </w:p>
-    <w:p>
-      <w:pPr>
-        <w:rPr>
-          <w:rFonts w:eastAsiaTheme="minorHAnsi" w:cs="Times New Roman"/>
+    </w:p>
+    <w:p>
+      <w:pPr>
+        <w:pStyle w:val="a9"/>
+        <w:numPr>
+          <w:ilvl w:val="1"/>
+          <w:numId w:val="1"/>
+        </w:numPr>
+        <w:rPr>
+          <w:rFonts w:eastAsiaTheme="minorHAnsi" w:cs="Times New Roman"/>
+          <w:color w:val="EE0000"/>
+        </w:rPr>
+      </w:pPr>
+      <w:r>
+        <w:rPr>
+          <w:rFonts w:eastAsiaTheme="minorHAnsi" w:cs="Times New Roman" w:hint="eastAsia"/>
+          <w:color w:val="EE0000"/>
+        </w:rPr>
+        <w:t>新しく</w:t>
+      </w:r>
+      <w:r>
+        <w:rPr>
+          <w:rFonts w:eastAsiaTheme="minorHAnsi" w:cs="Times New Roman"/>
+          <w:color w:val="EE0000"/>
+        </w:rPr>
+        <w:t>Subsection 3.7 Effects of Obfuscation</w:t>
+      </w:r>
+      <w:r>
+        <w:rPr>
+          <w:rFonts w:eastAsiaTheme="minorHAnsi" w:cs="Times New Roman" w:hint="eastAsia"/>
+          <w:color w:val="EE0000"/>
+        </w:rPr>
+        <w:t>を立てる</w:t>
+      </w:r>
+    </w:p>
+    <w:p>
+      <w:pPr>
+        <w:pStyle w:val="a9"/>
+        <w:numPr>
+          <w:ilvl w:val="2"/>
+          <w:numId w:val="1"/>
+        </w:numPr>
+        <w:rPr>
+          <w:rFonts w:eastAsiaTheme="minorHAnsi" w:cs="Times New Roman"/>
+          <w:color w:val="EE0000"/>
+        </w:rPr>
+      </w:pPr>
+      <w:r>
+        <w:rPr>
+          <w:rFonts w:eastAsiaTheme="minorHAnsi" w:cs="Times New Roman"/>
+          <w:color w:val="EE0000"/>
+        </w:rPr>
+        <w:t xml:space="preserve">$3.7.1 Financial Market Outcomes across Equilibria: </w:t>
+      </w:r>
+      <w:r>
+        <w:rPr>
+          <w:rFonts w:eastAsiaTheme="minorHAnsi" w:cs="Times New Roman" w:hint="eastAsia"/>
+          <w:color w:val="EE0000"/>
+        </w:rPr>
+        <w:t>ここで</w:t>
+      </w:r>
+      <w:r>
+        <w:rPr>
+          <w:rFonts w:eastAsiaTheme="minorHAnsi" w:cs="Times New Roman"/>
+          <w:color w:val="EE0000"/>
+        </w:rPr>
+        <w:t>旧</w:t>
+      </w:r>
+      <w:proofErr w:type="spellStart"/>
+      <w:r>
+        <w:rPr>
+          <w:rFonts w:eastAsiaTheme="minorHAnsi" w:cs="Times New Roman"/>
+          <w:color w:val="EE0000"/>
+        </w:rPr>
+        <w:t>ver</w:t>
+      </w:r>
+      <w:proofErr w:type="spellEnd"/>
+      <w:r>
+        <w:rPr>
+          <w:rFonts w:eastAsiaTheme="minorHAnsi" w:cs="Times New Roman" w:hint="eastAsia"/>
+          <w:color w:val="EE0000"/>
+        </w:rPr>
+        <w:t>の</w:t>
+      </w:r>
+      <w:r>
+        <w:rPr>
+          <w:rFonts w:eastAsiaTheme="minorHAnsi" w:cs="Times New Roman"/>
+          <w:color w:val="EE0000"/>
+        </w:rPr>
+        <w:t>Corollary 3.2 (Fin market</w:t>
+      </w:r>
+      <w:r>
+        <w:rPr>
+          <w:rFonts w:eastAsiaTheme="minorHAnsi" w:cs="Times New Roman" w:hint="eastAsia"/>
+          <w:color w:val="EE0000"/>
+        </w:rPr>
+        <w:t>の</w:t>
+      </w:r>
+      <w:r>
+        <w:rPr>
+          <w:rFonts w:eastAsiaTheme="minorHAnsi" w:cs="Times New Roman"/>
+          <w:color w:val="EE0000"/>
+        </w:rPr>
+        <w:t>high-beta vs low-beta</w:t>
+      </w:r>
+      <w:r>
+        <w:rPr>
+          <w:rFonts w:eastAsiaTheme="minorHAnsi" w:cs="Times New Roman" w:hint="eastAsia"/>
+          <w:color w:val="EE0000"/>
+        </w:rPr>
+        <w:t>比較</w:t>
+      </w:r>
+      <w:r>
+        <w:rPr>
+          <w:rFonts w:eastAsiaTheme="minorHAnsi" w:cs="Times New Roman"/>
+          <w:color w:val="EE0000"/>
+        </w:rPr>
+        <w:t>)</w:t>
+      </w:r>
+    </w:p>
+    <w:p>
+      <w:pPr>
+        <w:pStyle w:val="a9"/>
+        <w:numPr>
+          <w:ilvl w:val="2"/>
+          <w:numId w:val="1"/>
+        </w:numPr>
+        <w:rPr>
+          <w:rFonts w:eastAsiaTheme="minorHAnsi" w:cs="Times New Roman"/>
+          <w:color w:val="EE0000"/>
+        </w:rPr>
+      </w:pPr>
+      <w:r>
+        <w:rPr>
+          <w:rFonts w:eastAsiaTheme="minorHAnsi" w:cs="Times New Roman"/>
+          <w:color w:val="EE0000"/>
+        </w:rPr>
+        <w:t xml:space="preserve">$3.7.2 Obfuscation, Trading Style, and Performance: </w:t>
+      </w:r>
+    </w:p>
+    <w:p>
+      <w:pPr>
+        <w:pStyle w:val="a9"/>
+        <w:numPr>
+          <w:ilvl w:val="3"/>
+          <w:numId w:val="1"/>
+        </w:numPr>
+        <w:rPr>
+          <w:rFonts w:eastAsiaTheme="minorHAnsi" w:cs="Times New Roman"/>
+          <w:color w:val="EE0000"/>
+        </w:rPr>
+      </w:pPr>
+      <w:r>
+        <w:rPr>
+          <w:rFonts w:eastAsiaTheme="minorHAnsi" w:cs="Times New Roman"/>
+          <w:color w:val="EE0000"/>
+        </w:rPr>
+        <w:t>obfuscation</w:t>
+      </w:r>
+      <w:r>
+        <w:rPr>
+          <w:rFonts w:eastAsiaTheme="minorHAnsi" w:cs="Times New Roman" w:hint="eastAsia"/>
+          <w:color w:val="EE0000"/>
+        </w:rPr>
+        <w:t>によって</w:t>
+      </w:r>
+      <w:r>
+        <w:rPr>
+          <w:rFonts w:eastAsiaTheme="minorHAnsi" w:cs="Times New Roman"/>
+          <w:color w:val="EE0000"/>
+        </w:rPr>
+        <w:t>beta</w:t>
+      </w:r>
+      <w:r>
+        <w:rPr>
+          <w:rFonts w:eastAsiaTheme="minorHAnsi" w:cs="Times New Roman" w:hint="eastAsia"/>
+          <w:color w:val="EE0000"/>
+        </w:rPr>
+        <w:t>が下がること</w:t>
+      </w:r>
+    </w:p>
+    <w:p>
+      <w:pPr>
+        <w:pStyle w:val="a9"/>
+        <w:numPr>
+          <w:ilvl w:val="3"/>
+          <w:numId w:val="1"/>
+        </w:numPr>
+        <w:rPr>
+          <w:rFonts w:eastAsiaTheme="minorHAnsi" w:cs="Times New Roman"/>
+          <w:color w:val="EE0000"/>
+        </w:rPr>
+      </w:pPr>
+      <w:r>
+        <w:rPr>
+          <w:rFonts w:eastAsiaTheme="minorHAnsi" w:cs="Times New Roman" w:hint="eastAsia"/>
+          <w:color w:val="EE0000"/>
+        </w:rPr>
+        <w:t>事前の期待</w:t>
+      </w:r>
+      <w:r>
+        <w:rPr>
+          <w:rFonts w:eastAsiaTheme="minorHAnsi" w:cs="Times New Roman"/>
+          <w:color w:val="EE0000"/>
+        </w:rPr>
+        <w:t>performance</w:t>
+      </w:r>
+      <w:r>
+        <w:rPr>
+          <w:rFonts w:eastAsiaTheme="minorHAnsi" w:cs="Times New Roman" w:hint="eastAsia"/>
+          <w:color w:val="EE0000"/>
+        </w:rPr>
+        <w:t>が上がること</w:t>
+      </w:r>
+      <w:r>
+        <w:rPr>
+          <w:rFonts w:eastAsiaTheme="minorHAnsi" w:cs="Times New Roman"/>
+          <w:color w:val="EE0000"/>
+        </w:rPr>
+        <w:t>(</w:t>
+      </w:r>
+      <w:r>
+        <w:rPr>
+          <w:rFonts w:eastAsiaTheme="minorHAnsi" w:cs="Times New Roman" w:hint="eastAsia"/>
+          <w:color w:val="EE0000"/>
+        </w:rPr>
+        <w:t>旧</w:t>
+      </w:r>
+      <w:proofErr w:type="spellStart"/>
+      <w:r>
+        <w:rPr>
+          <w:rFonts w:eastAsiaTheme="minorHAnsi" w:cs="Times New Roman"/>
+          <w:color w:val="EE0000"/>
+        </w:rPr>
+        <w:t>ver</w:t>
+      </w:r>
+      <w:proofErr w:type="spellEnd"/>
+      <w:r>
+        <w:rPr>
+          <w:rFonts w:eastAsiaTheme="minorHAnsi" w:cs="Times New Roman" w:hint="eastAsia"/>
+          <w:color w:val="EE0000"/>
+        </w:rPr>
+        <w:t>で</w:t>
+      </w:r>
+      <w:r>
+        <w:rPr>
+          <w:rFonts w:eastAsiaTheme="minorHAnsi" w:cs="Times New Roman"/>
+          <w:color w:val="EE0000"/>
+        </w:rPr>
+        <w:t>Section 4</w:t>
+      </w:r>
+      <w:r>
+        <w:rPr>
+          <w:rFonts w:eastAsiaTheme="minorHAnsi" w:cs="Times New Roman" w:hint="eastAsia"/>
+          <w:color w:val="EE0000"/>
+        </w:rPr>
+        <w:t>にあったもの</w:t>
+      </w:r>
+      <w:r>
+        <w:rPr>
+          <w:rFonts w:eastAsiaTheme="minorHAnsi" w:cs="Times New Roman"/>
+          <w:color w:val="EE0000"/>
+        </w:rPr>
+        <w:t>)</w:t>
+      </w:r>
+      <w:r>
+        <w:rPr>
+          <w:rFonts w:eastAsiaTheme="minorHAnsi" w:cs="Times New Roman" w:hint="eastAsia"/>
+          <w:color w:val="EE0000"/>
+        </w:rPr>
+        <w:t>を議論</w:t>
+      </w:r>
+      <w:r>
+        <w:rPr>
+          <w:rFonts w:eastAsiaTheme="minorHAnsi" w:cs="Times New Roman"/>
+          <w:color w:val="EE0000"/>
+        </w:rPr>
+        <w:t xml:space="preserve"> + </w:t>
+      </w:r>
+      <w:r>
+        <w:rPr>
+          <w:rFonts w:eastAsiaTheme="minorHAnsi" w:cs="Times New Roman" w:hint="eastAsia"/>
+          <w:color w:val="EE0000"/>
+        </w:rPr>
+        <w:t>コメント</w:t>
+      </w:r>
+      <w:r>
+        <w:rPr>
+          <w:rFonts w:eastAsiaTheme="minorHAnsi" w:cs="Times New Roman"/>
+          <w:color w:val="EE0000"/>
+        </w:rPr>
+        <w:t>#34</w:t>
+      </w:r>
+      <w:r>
+        <w:rPr>
+          <w:rFonts w:eastAsiaTheme="minorHAnsi" w:cs="Times New Roman" w:hint="eastAsia"/>
+          <w:color w:val="EE0000"/>
+        </w:rPr>
+        <w:t>を反映して</w:t>
+      </w:r>
+      <w:r>
+        <w:rPr>
+          <w:rFonts w:eastAsiaTheme="minorHAnsi" w:cs="Times New Roman"/>
+          <w:color w:val="EE0000"/>
+        </w:rPr>
+        <w:t>E[M]</w:t>
+      </w:r>
+      <w:r>
+        <w:rPr>
+          <w:rFonts w:eastAsiaTheme="minorHAnsi" w:cs="Times New Roman" w:hint="eastAsia"/>
+          <w:color w:val="EE0000"/>
+        </w:rPr>
+        <w:t>についても少し触れる</w:t>
+      </w:r>
+    </w:p>
+    <w:p>
+      <w:pPr>
+        <w:pStyle w:val="a9"/>
+        <w:numPr>
+          <w:ilvl w:val="3"/>
+          <w:numId w:val="1"/>
+        </w:numPr>
+        <w:rPr>
+          <w:rFonts w:eastAsiaTheme="minorHAnsi" w:cs="Times New Roman"/>
+          <w:color w:val="EE0000"/>
+        </w:rPr>
+      </w:pPr>
+      <w:r>
+        <w:rPr>
+          <w:rFonts w:eastAsiaTheme="minorHAnsi" w:cs="Times New Roman"/>
+          <w:color w:val="EE0000"/>
+        </w:rPr>
+        <w:t>Investor welfare</w:t>
+      </w:r>
+      <w:r>
+        <w:rPr>
+          <w:rFonts w:eastAsiaTheme="minorHAnsi" w:cs="Times New Roman" w:hint="eastAsia"/>
+          <w:color w:val="EE0000"/>
+        </w:rPr>
+        <w:t>も上がること</w:t>
+      </w:r>
+    </w:p>
+    <w:p>
+      <w:pPr>
+        <w:pStyle w:val="a9"/>
+        <w:numPr>
+          <w:ilvl w:val="1"/>
+          <w:numId w:val="1"/>
+        </w:numPr>
+        <w:rPr>
+          <w:rFonts w:eastAsiaTheme="minorHAnsi" w:cs="Times New Roman"/>
+          <w:color w:val="EE0000"/>
+        </w:rPr>
+      </w:pPr>
+      <w:r>
+        <w:rPr>
+          <w:rFonts w:eastAsiaTheme="minorHAnsi" w:cs="Times New Roman" w:hint="eastAsia"/>
+          <w:color w:val="EE0000"/>
+        </w:rPr>
+        <w:t>その後に</w:t>
+      </w:r>
+      <w:r>
+        <w:rPr>
+          <w:rFonts w:eastAsiaTheme="minorHAnsi" w:cs="Times New Roman"/>
+          <w:color w:val="EE0000"/>
+        </w:rPr>
+        <w:t>Subsection 3.8 Implication</w:t>
+      </w:r>
+      <w:r>
+        <w:rPr>
+          <w:rFonts w:eastAsiaTheme="minorHAnsi" w:cs="Times New Roman" w:hint="eastAsia"/>
+          <w:color w:val="EE0000"/>
+        </w:rPr>
+        <w:t>で、以前の通り</w:t>
+      </w:r>
+      <w:r>
+        <w:rPr>
+          <w:rFonts w:eastAsiaTheme="minorHAnsi" w:cs="Times New Roman"/>
+          <w:color w:val="EE0000"/>
+        </w:rPr>
+        <w:t xml:space="preserve">Fragility, Compensation, </w:t>
+      </w:r>
+      <w:proofErr w:type="spellStart"/>
+      <w:r>
+        <w:rPr>
+          <w:rFonts w:eastAsiaTheme="minorHAnsi" w:cs="Times New Roman"/>
+          <w:color w:val="EE0000"/>
+        </w:rPr>
+        <w:t>Skill&amp;Performance</w:t>
+      </w:r>
+      <w:proofErr w:type="spellEnd"/>
+      <w:r>
+        <w:rPr>
+          <w:rFonts w:eastAsiaTheme="minorHAnsi" w:cs="Times New Roman"/>
+          <w:color w:val="EE0000"/>
+        </w:rPr>
+        <w:t xml:space="preserve"> persistence</w:t>
+      </w:r>
+      <w:r>
+        <w:rPr>
+          <w:rFonts w:eastAsiaTheme="minorHAnsi" w:cs="Times New Roman" w:hint="eastAsia"/>
+          <w:color w:val="EE0000"/>
+        </w:rPr>
+        <w:t>の話</w:t>
+      </w:r>
+    </w:p>
+    <w:p>
+      <w:pPr>
+        <w:pStyle w:val="a9"/>
+        <w:numPr>
+          <w:ilvl w:val="1"/>
+          <w:numId w:val="1"/>
+        </w:numPr>
+        <w:rPr>
+          <w:rFonts w:eastAsiaTheme="minorHAnsi" w:cs="Times New Roman" w:hint="eastAsia"/>
+          <w:color w:val="EE0000"/>
+        </w:rPr>
+      </w:pPr>
+      <w:r>
+        <w:rPr>
+          <w:rFonts w:eastAsiaTheme="minorHAnsi" w:cs="Times New Roman" w:hint="eastAsia"/>
+          <w:color w:val="EE0000"/>
+        </w:rPr>
+        <w:t>という流れにしてありますがどうでしょうか。結果として</w:t>
+      </w:r>
+      <w:r>
+        <w:rPr>
+          <w:rFonts w:eastAsiaTheme="minorHAnsi" w:cs="Times New Roman"/>
+          <w:color w:val="EE0000"/>
+        </w:rPr>
+        <w:t>Section 3</w:t>
+      </w:r>
+      <w:r>
+        <w:rPr>
+          <w:rFonts w:eastAsiaTheme="minorHAnsi" w:cs="Times New Roman" w:hint="eastAsia"/>
+          <w:color w:val="EE0000"/>
+        </w:rPr>
+        <w:t>がかなりメインになっていて、だいたい言いたいことの全てを</w:t>
+      </w:r>
+      <w:proofErr w:type="gramStart"/>
+      <w:r>
+        <w:rPr>
+          <w:rFonts w:eastAsiaTheme="minorHAnsi" w:cs="Times New Roman" w:hint="eastAsia"/>
+          <w:color w:val="EE0000"/>
+        </w:rPr>
+        <w:t>まとめてますね</w:t>
+      </w:r>
+      <w:proofErr w:type="gramEnd"/>
+      <w:r>
+        <w:rPr>
+          <w:rFonts w:eastAsiaTheme="minorHAnsi" w:cs="Times New Roman" w:hint="eastAsia"/>
+          <w:color w:val="EE0000"/>
+        </w:rPr>
+        <w:t>。逆に</w:t>
+      </w:r>
+      <w:r>
+        <w:rPr>
+          <w:rFonts w:eastAsiaTheme="minorHAnsi" w:cs="Times New Roman"/>
+          <w:color w:val="EE0000"/>
+        </w:rPr>
+        <w:t>Sec4</w:t>
+      </w:r>
+      <w:r>
+        <w:rPr>
+          <w:rFonts w:eastAsiaTheme="minorHAnsi" w:cs="Times New Roman" w:hint="eastAsia"/>
+          <w:color w:val="EE0000"/>
+        </w:rPr>
+        <w:t>はかなりスリムな拡張という印象です。</w:t>
+      </w:r>
+    </w:p>
+    <w:p>
+      <w:pPr>
+        <w:rPr>
+          <w:rFonts w:eastAsiaTheme="minorHAnsi" w:cs="Times New Roman"/>
+          <w:color w:val="000000" w:themeColor="text1"/>
         </w:rPr>
       </w:pPr>
     </w:p>
@@ -3228,34 +3860,34 @@
         </w:numPr>
         <w:rPr>
           <w:rFonts w:eastAsiaTheme="minorHAnsi" w:cs="Times New Roman"/>
-          <w:color w:val="4EA72E" w:themeColor="accent6"/>
-        </w:rPr>
-      </w:pPr>
-      <w:r>
-        <w:rPr>
-          <w:rFonts w:eastAsiaTheme="minorHAnsi" w:cs="Times New Roman"/>
-          <w:color w:val="4EA72E" w:themeColor="accent6"/>
+          <w:color w:val="000000" w:themeColor="text1"/>
+        </w:rPr>
+      </w:pPr>
+      <w:r>
+        <w:rPr>
+          <w:rFonts w:eastAsiaTheme="minorHAnsi" w:cs="Times New Roman"/>
+          <w:color w:val="000000" w:themeColor="text1"/>
         </w:rPr>
         <w:t xml:space="preserve">P.21 Corollary 3.2: </w:t>
       </w:r>
       <w:r>
         <w:rPr>
           <w:rFonts w:eastAsiaTheme="minorHAnsi" w:cs="Times New Roman"/>
-          <w:color w:val="4EA72E" w:themeColor="accent6"/>
+          <w:color w:val="000000" w:themeColor="text1"/>
         </w:rPr>
         <w:t>Expected fund flowsやmanager’s fee revenue</w:t>
       </w:r>
       <w:r>
         <w:rPr>
           <w:rFonts w:eastAsiaTheme="minorHAnsi" w:cs="Times New Roman" w:hint="eastAsia"/>
-          <w:color w:val="4EA72E" w:themeColor="accent6"/>
+          <w:color w:val="000000" w:themeColor="text1"/>
         </w:rPr>
         <w:t>も比較対象に入れて</w:t>
       </w:r>
       <w:r>
         <w:rPr>
           <w:rFonts w:eastAsiaTheme="minorHAnsi" w:cs="Times New Roman"/>
-          <w:color w:val="4EA72E" w:themeColor="accent6"/>
+          <w:color w:val="000000" w:themeColor="text1"/>
         </w:rPr>
         <w:t>良いかもしれません。</w:t>
       </w:r>
@@ -3263,6 +3895,169 @@
     <w:p>
       <w:pPr>
         <w:pStyle w:val="a9"/>
+        <w:numPr>
+          <w:ilvl w:val="1"/>
+          <w:numId w:val="1"/>
+        </w:numPr>
+        <w:rPr>
+          <w:rFonts w:eastAsiaTheme="minorHAnsi" w:cs="Times New Roman"/>
+          <w:color w:val="EE0000"/>
+        </w:rPr>
+      </w:pPr>
+      <w:r>
+        <w:rPr>
+          <w:rFonts w:eastAsiaTheme="minorHAnsi" w:cs="Times New Roman"/>
+          <w:color w:val="EE0000"/>
+        </w:rPr>
+        <w:t>Fee revenue</w:t>
+      </w:r>
+      <w:r>
+        <w:rPr>
+          <w:rFonts w:eastAsiaTheme="minorHAnsi" w:cs="Times New Roman" w:hint="eastAsia"/>
+          <w:color w:val="EE0000"/>
+        </w:rPr>
+        <w:t>については</w:t>
+      </w:r>
+      <w:proofErr w:type="spellStart"/>
+      <w:r>
+        <w:rPr>
+          <w:rFonts w:eastAsiaTheme="minorHAnsi" w:cs="Times New Roman"/>
+          <w:color w:val="EE0000"/>
+        </w:rPr>
+        <w:t>Subsec</w:t>
+      </w:r>
+      <w:proofErr w:type="spellEnd"/>
+      <w:r>
+        <w:rPr>
+          <w:rFonts w:eastAsiaTheme="minorHAnsi" w:cs="Times New Roman"/>
+          <w:color w:val="EE0000"/>
+        </w:rPr>
+        <w:t xml:space="preserve"> 3.8.2 (Compensation in Fund Industry)</w:t>
+      </w:r>
+      <w:r>
+        <w:rPr>
+          <w:rFonts w:eastAsiaTheme="minorHAnsi" w:cs="Times New Roman" w:hint="eastAsia"/>
+          <w:color w:val="EE0000"/>
+        </w:rPr>
+        <w:t>で議論しているので良いかなと思います。</w:t>
+      </w:r>
+    </w:p>
+    <w:p>
+      <w:pPr>
+        <w:pStyle w:val="a9"/>
+        <w:numPr>
+          <w:ilvl w:val="1"/>
+          <w:numId w:val="1"/>
+        </w:numPr>
+        <w:rPr>
+          <w:rFonts w:eastAsiaTheme="minorHAnsi" w:cs="Times New Roman" w:hint="eastAsia"/>
+          <w:color w:val="EE0000"/>
+        </w:rPr>
+      </w:pPr>
+      <w:r>
+        <w:rPr>
+          <w:rFonts w:eastAsiaTheme="minorHAnsi" w:cs="Times New Roman"/>
+          <w:color w:val="EE0000"/>
+        </w:rPr>
+        <w:t>Expected fund flow</w:t>
+      </w:r>
+      <w:r>
+        <w:rPr>
+          <w:rFonts w:eastAsiaTheme="minorHAnsi" w:cs="Times New Roman" w:hint="eastAsia"/>
+          <w:color w:val="EE0000"/>
+        </w:rPr>
+        <w:t>についてはどちらかというと</w:t>
+      </w:r>
+      <w:proofErr w:type="spellStart"/>
+      <w:r>
+        <w:rPr>
+          <w:rFonts w:eastAsiaTheme="minorHAnsi" w:cs="Times New Roman"/>
+          <w:color w:val="EE0000"/>
+        </w:rPr>
+        <w:t>Subsec</w:t>
+      </w:r>
+      <w:proofErr w:type="spellEnd"/>
+      <w:r>
+        <w:rPr>
+          <w:rFonts w:eastAsiaTheme="minorHAnsi" w:cs="Times New Roman"/>
+          <w:color w:val="EE0000"/>
+        </w:rPr>
+        <w:t xml:space="preserve"> 3.7.2</w:t>
+      </w:r>
+      <w:r>
+        <w:rPr>
+          <w:rFonts w:eastAsiaTheme="minorHAnsi" w:cs="Times New Roman" w:hint="eastAsia"/>
+          <w:color w:val="EE0000"/>
+        </w:rPr>
+        <w:t>で</w:t>
+      </w:r>
+      <w:r>
+        <w:rPr>
+          <w:rFonts w:eastAsiaTheme="minorHAnsi" w:cs="Times New Roman"/>
+          <w:color w:val="EE0000"/>
+        </w:rPr>
+        <w:t>Obfuscation and fund performance</w:t>
+      </w:r>
+      <w:r>
+        <w:rPr>
+          <w:rFonts w:eastAsiaTheme="minorHAnsi" w:cs="Times New Roman" w:hint="eastAsia"/>
+          <w:color w:val="EE0000"/>
+        </w:rPr>
+        <w:t>を議論している中で</w:t>
+      </w:r>
+      <w:r>
+        <w:rPr>
+          <w:rFonts w:eastAsiaTheme="minorHAnsi" w:cs="Times New Roman" w:hint="eastAsia"/>
+          <w:color w:val="EE0000"/>
+        </w:rPr>
+        <w:t>触れるのがいいかと思います。</w:t>
+      </w:r>
+      <w:r>
+        <w:rPr>
+          <w:rFonts w:eastAsiaTheme="minorHAnsi" w:cs="Times New Roman"/>
+          <w:color w:val="EE0000"/>
+        </w:rPr>
+        <w:t>(3.7)</w:t>
+      </w:r>
+      <w:r>
+        <w:rPr>
+          <w:rFonts w:eastAsiaTheme="minorHAnsi" w:cs="Times New Roman" w:hint="eastAsia"/>
+          <w:color w:val="EE0000"/>
+        </w:rPr>
+        <w:t>式から</w:t>
+      </w:r>
+      <w:r>
+        <w:rPr>
+          <w:rFonts w:eastAsiaTheme="minorHAnsi" w:cs="Times New Roman"/>
+          <w:color w:val="EE0000"/>
+        </w:rPr>
+        <w:t>E[M]</w:t>
+      </w:r>
+      <w:r>
+        <w:rPr>
+          <w:rFonts w:eastAsiaTheme="minorHAnsi" w:cs="Times New Roman" w:hint="eastAsia"/>
+          <w:color w:val="EE0000"/>
+        </w:rPr>
+        <w:t>が期待パフォーマンスで決まるのはほぼ自明なので、これに</w:t>
+      </w:r>
+      <w:r>
+        <w:rPr>
+          <w:rFonts w:eastAsiaTheme="minorHAnsi" w:cs="Times New Roman"/>
+          <w:color w:val="EE0000"/>
+        </w:rPr>
+        <w:t>refer</w:t>
+      </w:r>
+      <w:r>
+        <w:rPr>
+          <w:rFonts w:eastAsiaTheme="minorHAnsi" w:cs="Times New Roman" w:hint="eastAsia"/>
+          <w:color w:val="EE0000"/>
+        </w:rPr>
+        <w:t>して一段落追加してあります。</w:t>
+      </w:r>
+    </w:p>
+    <w:p>
+      <w:pPr>
+        <w:pStyle w:val="a9"/>
         <w:ind w:left="360"/>
         <w:rPr>
           <w:rFonts w:eastAsiaTheme="minorHAnsi" w:cs="Times New Roman"/>
@@ -3310,7 +4105,14 @@
         <w:rPr>
           <w:rFonts w:eastAsiaTheme="minorHAnsi" w:cs="Times New Roman"/>
         </w:rPr>
-        <w:t>P.22 下の方：「This section discusses economic implications drawn from the equilibrium analyses under opacity.」の最後の「under opacity」は不要かもしれません。</w:t>
+        <w:t xml:space="preserve">P.22 下の方：「This section discusses economic implications drawn from the equilibrium </w:t>
+      </w:r>
+      <w:r>
+        <w:rPr>
+          <w:rFonts w:eastAsiaTheme="minorHAnsi" w:cs="Times New Roman"/>
+        </w:rPr>
+        <w:lastRenderedPageBreak/>
+        <w:t>analyses under opacity.」の最後の「under opacity」は不要かもしれません。</w:t>
       </w:r>
     </w:p>
     <w:p>
@@ -3572,42 +4374,34 @@
         </w:numPr>
         <w:rPr>
           <w:rFonts w:eastAsiaTheme="minorHAnsi" w:cs="Times New Roman"/>
-          <w:color w:val="4EA72E" w:themeColor="accent6"/>
-        </w:rPr>
-      </w:pPr>
-      <w:r>
-        <w:rPr>
-          <w:rFonts w:eastAsiaTheme="minorHAnsi" w:cs="Times New Roman"/>
-          <w:color w:val="4EA72E" w:themeColor="accent6"/>
-        </w:rPr>
-        <w:t>P.29下：Section 4.2のタイトルは、Obfuscation as Commitment Deviceではいかがでしょうか。Opacityよりもobfuscationの方が「意図的に」というニュアンスが出て、他</w:t>
-      </w:r>
-      <w:r>
-        <w:rPr>
-          <w:rFonts w:eastAsiaTheme="minorHAnsi" w:cs="Times New Roman"/>
-          <w:color w:val="4EA72E" w:themeColor="accent6"/>
-        </w:rPr>
-        <w:lastRenderedPageBreak/>
-        <w:t>の多くのopacity系の論文との差別化になるかと思います。「Opacity」と「obfuscation」という単語はどのように使い分けていますでしょうか？</w:t>
-      </w:r>
-      <w:r>
-        <w:rPr>
-          <w:rFonts w:eastAsiaTheme="minorHAnsi" w:cs="Times New Roman"/>
-          <w:color w:val="4EA72E" w:themeColor="accent6"/>
+          <w:color w:val="000000" w:themeColor="text1"/>
+        </w:rPr>
+      </w:pPr>
+      <w:r>
+        <w:rPr>
+          <w:rFonts w:eastAsiaTheme="minorHAnsi" w:cs="Times New Roman"/>
+          <w:color w:val="000000" w:themeColor="text1"/>
+        </w:rPr>
+        <w:t>P.29下：Section 4.2のタイトルは、Obfuscation as Commitment Deviceではいかがでしょうか。Opacityよりもobfuscationの方が「意図的に」というニュアンスが出て、他の多くのopacity系の論文との差別化になるかと思います。「Opacity」と「obfuscation」という単語はどのように使い分けていますでしょうか？</w:t>
+      </w:r>
+      <w:r>
+        <w:rPr>
+          <w:rFonts w:eastAsiaTheme="minorHAnsi" w:cs="Times New Roman"/>
+          <w:color w:val="000000" w:themeColor="text1"/>
         </w:rPr>
         <w:t>思い切って、</w:t>
       </w:r>
       <w:r>
         <w:rPr>
           <w:rFonts w:eastAsiaTheme="minorHAnsi" w:cs="Times New Roman" w:hint="eastAsia"/>
-          <w:color w:val="4EA72E" w:themeColor="accent6"/>
+          <w:color w:val="000000" w:themeColor="text1"/>
         </w:rPr>
         <w:t>論文中</w:t>
       </w:r>
       <w:r>
         <w:rPr>
           <w:rFonts w:eastAsiaTheme="minorHAnsi" w:cs="Times New Roman"/>
-          <w:color w:val="4EA72E" w:themeColor="accent6"/>
+          <w:color w:val="000000" w:themeColor="text1"/>
         </w:rPr>
         <w:t>すべての「opacity」を「obfuscation」に変えてしまうのも</w:t>
       </w:r>
@@ -3615,7 +4409,7 @@
       <w:r>
         <w:rPr>
           <w:rFonts w:eastAsiaTheme="minorHAnsi" w:cs="Times New Roman"/>
-          <w:color w:val="4EA72E" w:themeColor="accent6"/>
+          <w:color w:val="000000" w:themeColor="text1"/>
         </w:rPr>
         <w:t>無しでは</w:t>
       </w:r>
@@ -3623,7 +4417,7 @@
       <w:r>
         <w:rPr>
           <w:rFonts w:eastAsiaTheme="minorHAnsi" w:cs="Times New Roman"/>
-          <w:color w:val="4EA72E" w:themeColor="accent6"/>
+          <w:color w:val="000000" w:themeColor="text1"/>
         </w:rPr>
         <w:t>ないのかもしれません。</w:t>
       </w:r>
@@ -3631,6 +4425,68 @@
     <w:p>
       <w:pPr>
         <w:pStyle w:val="a9"/>
+        <w:numPr>
+          <w:ilvl w:val="1"/>
+          <w:numId w:val="1"/>
+        </w:numPr>
+        <w:rPr>
+          <w:rFonts w:eastAsiaTheme="minorHAnsi" w:cs="Times New Roman" w:hint="eastAsia"/>
+          <w:color w:val="EE0000"/>
+        </w:rPr>
+      </w:pPr>
+      <w:r>
+        <w:rPr>
+          <w:rFonts w:eastAsiaTheme="minorHAnsi" w:cs="Times New Roman" w:hint="eastAsia"/>
+          <w:color w:val="EE0000"/>
+        </w:rPr>
+        <w:t>賛成です。</w:t>
+      </w:r>
+      <w:r>
+        <w:rPr>
+          <w:rFonts w:eastAsiaTheme="minorHAnsi" w:cs="Times New Roman"/>
+          <w:color w:val="EE0000"/>
+        </w:rPr>
+        <w:t>Opaque/opacity</w:t>
+      </w:r>
+      <w:r>
+        <w:rPr>
+          <w:rFonts w:eastAsiaTheme="minorHAnsi" w:cs="Times New Roman" w:hint="eastAsia"/>
+          <w:color w:val="EE0000"/>
+        </w:rPr>
+        <w:t>を最小限にして、ほとんどを</w:t>
+      </w:r>
+      <w:r>
+        <w:rPr>
+          <w:rFonts w:eastAsiaTheme="minorHAnsi" w:cs="Times New Roman"/>
+          <w:color w:val="EE0000"/>
+        </w:rPr>
+        <w:t>obfuscation</w:t>
+      </w:r>
+      <w:r>
+        <w:rPr>
+          <w:rFonts w:eastAsiaTheme="minorHAnsi" w:cs="Times New Roman" w:hint="eastAsia"/>
+          <w:color w:val="EE0000"/>
+        </w:rPr>
+        <w:t>で統一しました。文脈的に</w:t>
+      </w:r>
+      <w:r>
+        <w:rPr>
+          <w:rFonts w:eastAsiaTheme="minorHAnsi" w:cs="Times New Roman"/>
+          <w:color w:val="EE0000"/>
+        </w:rPr>
+        <w:t>opacity</w:t>
+      </w:r>
+      <w:r>
+        <w:rPr>
+          <w:rFonts w:eastAsiaTheme="minorHAnsi" w:cs="Times New Roman" w:hint="eastAsia"/>
+          <w:color w:val="EE0000"/>
+        </w:rPr>
+        <w:t>が適当そうな部分では少しだけ残してあります。</w:t>
+      </w:r>
+    </w:p>
+    <w:p>
+      <w:pPr>
+        <w:pStyle w:val="a9"/>
         <w:rPr>
           <w:rFonts w:eastAsiaTheme="minorHAnsi" w:cs="Times New Roman"/>
         </w:rPr>
@@ -3709,20 +4565,15 @@
         </w:numPr>
         <w:rPr>
           <w:rFonts w:eastAsiaTheme="minorHAnsi" w:cs="Times New Roman"/>
-        </w:rPr>
-      </w:pPr>
-      <w:r>
-        <w:rPr>
-          <w:rFonts w:eastAsiaTheme="minorHAnsi" w:cs="Times New Roman"/>
-          <w:color w:val="4EA72E" w:themeColor="accent6"/>
-        </w:rPr>
-        <w:t>P.31上から6行目：「…the fund flow compensates for this loss」は内容的に誤りだと思います。上述のとおり、fund flowはむしろ小さいはずです</w:t>
-      </w:r>
-      <w:r>
-        <w:rPr>
-          <w:rFonts w:eastAsiaTheme="minorHAnsi" w:cs="Times New Roman"/>
-        </w:rPr>
-        <w:t>。</w:t>
+          <w:color w:val="000000" w:themeColor="text1"/>
+        </w:rPr>
+      </w:pPr>
+      <w:r>
+        <w:rPr>
+          <w:rFonts w:eastAsiaTheme="minorHAnsi" w:cs="Times New Roman"/>
+          <w:color w:val="000000" w:themeColor="text1"/>
+        </w:rPr>
+        <w:t>P.31上から6行目：「…the fund flow compensates for this loss」は内容的に誤りだと思います。上述のとおり、fund flowはむしろ小さいはずです。</w:t>
       </w:r>
     </w:p>
     <w:p>
@@ -3957,14 +4808,7 @@
         <w:rPr>
           <w:rFonts w:eastAsiaTheme="minorHAnsi" w:cs="Times New Roman" w:hint="eastAsia"/>
         </w:rPr>
-        <w:t>pected utility?」という</w:t>
-      </w:r>
-      <w:r>
-        <w:rPr>
-          <w:rFonts w:eastAsiaTheme="minorHAnsi" w:cs="Times New Roman" w:hint="eastAsia"/>
-        </w:rPr>
-        <w:lastRenderedPageBreak/>
-        <w:t>文章は、「なぜmanagerがtoo aggressiveになるか」という問いですよね。</w:t>
+        <w:t>pected utility?」という文章は、「なぜmanagerがtoo aggressiveになるか」という問いですよね。</w:t>
       </w:r>
     </w:p>
     <w:p>
@@ -4143,216 +4987,6 @@
     </w:p>
     <w:p>
       <w:pPr>
-        <w:rPr>
-          <w:rFonts w:eastAsiaTheme="minorHAnsi" w:cs="Times New Roman" w:hint="eastAsia"/>
-        </w:rPr>
-      </w:pPr>
-    </w:p>
-    <w:p>
-      <w:pPr>
-        <w:pStyle w:val="a9"/>
-        <w:numPr>
-          <w:ilvl w:val="1"/>
-          <w:numId w:val="1"/>
-        </w:numPr>
-        <w:rPr>
-          <w:rFonts w:eastAsiaTheme="minorHAnsi" w:cs="Times New Roman" w:hint="eastAsia"/>
-        </w:rPr>
-      </w:pPr>
-      <w:r>
-        <w:rPr>
-          <w:rFonts w:eastAsiaTheme="minorHAnsi" w:cs="Times New Roman" w:hint="eastAsia"/>
-        </w:rPr>
-        <w:t>これで良いと思うのですが、</w:t>
-      </w:r>
-      <w:r>
-        <w:rPr>
-          <w:rFonts w:eastAsiaTheme="minorHAnsi" w:cs="Times New Roman"/>
-        </w:rPr>
-        <w:t>(b)</w:t>
-      </w:r>
-      <w:r>
-        <w:rPr>
-          <w:rFonts w:eastAsiaTheme="minorHAnsi" w:cs="Times New Roman" w:hint="eastAsia"/>
-        </w:rPr>
-        <w:t>の部分の意図としては</w:t>
-      </w:r>
-      <w:proofErr w:type="gramStart"/>
-      <w:r>
-        <w:rPr>
-          <w:rFonts w:eastAsiaTheme="minorHAnsi" w:cs="Times New Roman" w:hint="eastAsia"/>
-        </w:rPr>
-        <w:t>仰る</w:t>
-      </w:r>
-      <w:proofErr w:type="gramEnd"/>
-      <w:r>
-        <w:rPr>
-          <w:rFonts w:eastAsiaTheme="minorHAnsi" w:cs="Times New Roman" w:hint="eastAsia"/>
-        </w:rPr>
-        <w:t>通りで、なぜ</w:t>
-      </w:r>
-      <w:r>
-        <w:rPr>
-          <w:rFonts w:eastAsiaTheme="minorHAnsi" w:cs="Times New Roman"/>
-        </w:rPr>
-        <w:t>performance</w:t>
-      </w:r>
-      <w:r>
-        <w:rPr>
-          <w:rFonts w:eastAsiaTheme="minorHAnsi" w:cs="Times New Roman" w:hint="eastAsia"/>
-        </w:rPr>
-        <w:t>が悪くなって投資家が事前の意味で損する</w:t>
-      </w:r>
-      <w:r>
-        <w:rPr>
-          <w:rFonts w:eastAsiaTheme="minorHAnsi" w:cs="Times New Roman"/>
-        </w:rPr>
-        <w:t>(</w:t>
-      </w:r>
-      <w:r>
-        <w:rPr>
-          <w:rFonts w:eastAsiaTheme="minorHAnsi" w:cs="Times New Roman" w:hint="eastAsia"/>
-        </w:rPr>
-        <w:t>そして</w:t>
-      </w:r>
-      <w:r>
-        <w:rPr>
-          <w:rFonts w:eastAsiaTheme="minorHAnsi" w:cs="Times New Roman"/>
-        </w:rPr>
-        <w:t>fund flow</w:t>
-      </w:r>
-      <w:r>
-        <w:rPr>
-          <w:rFonts w:eastAsiaTheme="minorHAnsi" w:cs="Times New Roman" w:hint="eastAsia"/>
-        </w:rPr>
-        <w:t>も減る</w:t>
-      </w:r>
-      <w:r>
-        <w:rPr>
-          <w:rFonts w:eastAsiaTheme="minorHAnsi" w:cs="Times New Roman"/>
-        </w:rPr>
-        <w:t>)</w:t>
-      </w:r>
-      <w:r>
-        <w:rPr>
-          <w:rFonts w:eastAsiaTheme="minorHAnsi" w:cs="Times New Roman" w:hint="eastAsia"/>
-        </w:rPr>
-        <w:t>のを知っていながら</w:t>
-      </w:r>
-      <w:r>
-        <w:rPr>
-          <w:rFonts w:eastAsiaTheme="minorHAnsi" w:cs="Times New Roman"/>
-        </w:rPr>
-        <w:t>risk-take</w:t>
-      </w:r>
-      <w:r>
-        <w:rPr>
-          <w:rFonts w:eastAsiaTheme="minorHAnsi" w:cs="Times New Roman" w:hint="eastAsia"/>
-        </w:rPr>
-        <w:t>するのかという点でした。というのも、</w:t>
-      </w:r>
-      <w:r>
-        <w:rPr>
-          <w:rFonts w:eastAsiaTheme="minorHAnsi" w:cs="Times New Roman"/>
-        </w:rPr>
-        <w:t>showing-off</w:t>
-      </w:r>
-      <w:r>
-        <w:rPr>
-          <w:rFonts w:eastAsiaTheme="minorHAnsi" w:cs="Times New Roman" w:hint="eastAsia"/>
-        </w:rPr>
-        <w:t>は</w:t>
-      </w:r>
-      <w:r>
-        <w:rPr>
-          <w:rFonts w:eastAsiaTheme="minorHAnsi" w:cs="Times New Roman"/>
-        </w:rPr>
-        <w:t>fund flow</w:t>
-      </w:r>
-      <w:r>
-        <w:rPr>
-          <w:rFonts w:eastAsiaTheme="minorHAnsi" w:cs="Times New Roman" w:hint="eastAsia"/>
-        </w:rPr>
-        <w:t>が</w:t>
-      </w:r>
-      <w:r>
-        <w:rPr>
-          <w:rFonts w:eastAsiaTheme="minorHAnsi" w:cs="Times New Roman"/>
-        </w:rPr>
-        <w:t>utility</w:t>
-      </w:r>
-      <w:r>
-        <w:rPr>
-          <w:rFonts w:eastAsiaTheme="minorHAnsi" w:cs="Times New Roman" w:hint="eastAsia"/>
-        </w:rPr>
-        <w:t>に入ることから来ているわけですが、それを考えると</w:t>
-      </w:r>
-      <w:r>
-        <w:rPr>
-          <w:rFonts w:eastAsiaTheme="minorHAnsi" w:cs="Times New Roman"/>
-        </w:rPr>
-        <w:t>fund-flow</w:t>
-      </w:r>
-      <w:r>
-        <w:rPr>
-          <w:rFonts w:eastAsiaTheme="minorHAnsi" w:cs="Times New Roman" w:hint="eastAsia"/>
-        </w:rPr>
-        <w:t>が下がるのに</w:t>
-      </w:r>
-      <w:r>
-        <w:rPr>
-          <w:rFonts w:eastAsiaTheme="minorHAnsi" w:cs="Times New Roman"/>
-        </w:rPr>
-        <w:t>show-off</w:t>
-      </w:r>
-      <w:r>
-        <w:rPr>
-          <w:rFonts w:eastAsiaTheme="minorHAnsi" w:cs="Times New Roman" w:hint="eastAsia"/>
-        </w:rPr>
-        <w:t>するのは矛盾するのでは</w:t>
-      </w:r>
-      <w:r>
-        <w:rPr>
-          <w:rFonts w:eastAsiaTheme="minorHAnsi" w:cs="Times New Roman" w:hint="eastAsia"/>
-        </w:rPr>
-        <w:t>、</w:t>
-      </w:r>
-      <w:r>
-        <w:rPr>
-          <w:rFonts w:eastAsiaTheme="minorHAnsi" w:cs="Times New Roman" w:hint="eastAsia"/>
-        </w:rPr>
-        <w:t>という誤解</w:t>
-      </w:r>
-      <w:r>
-        <w:rPr>
-          <w:rFonts w:eastAsiaTheme="minorHAnsi" w:cs="Times New Roman" w:hint="eastAsia"/>
-        </w:rPr>
-        <w:t>を与えないため</w:t>
-      </w:r>
-      <w:r>
-        <w:rPr>
-          <w:rFonts w:eastAsiaTheme="minorHAnsi" w:cs="Times New Roman" w:hint="eastAsia"/>
-        </w:rPr>
-        <w:lastRenderedPageBreak/>
-        <w:t>でした。まあでも</w:t>
-      </w:r>
-      <w:r>
-        <w:rPr>
-          <w:rFonts w:eastAsiaTheme="minorHAnsi" w:cs="Times New Roman"/>
-        </w:rPr>
-        <w:t>showing-off</w:t>
-      </w:r>
-      <w:r>
-        <w:rPr>
-          <w:rFonts w:eastAsiaTheme="minorHAnsi" w:cs="Times New Roman" w:hint="eastAsia"/>
-        </w:rPr>
-        <w:t>の説明自体で書いてあるので確かに不要ですかね。</w:t>
-      </w:r>
-    </w:p>
-    <w:p>
-      <w:pPr>
-        <w:pStyle w:val="a9"/>
-        <w:ind w:left="360"/>
         <w:rPr>
           <w:rFonts w:eastAsiaTheme="minorHAnsi" w:cs="Times New Roman"/>
         </w:rPr>
@@ -4652,85 +5286,7 @@
         <w:rPr>
           <w:rFonts w:eastAsiaTheme="minorHAnsi" w:cs="Times New Roman"/>
         </w:rPr>
-        <w:t>Disclosure</w:t>
-      </w:r>
-      <w:r>
-        <w:rPr>
-          <w:rFonts w:eastAsiaTheme="minorHAnsi" w:cs="Times New Roman" w:hint="eastAsia"/>
-        </w:rPr>
-        <w:t>というと一般への情報開示の話に間違えられないか。</w:t>
-      </w:r>
-      <w:r>
-        <w:rPr>
-          <w:rFonts w:eastAsiaTheme="minorHAnsi" w:cs="Times New Roman"/>
-        </w:rPr>
-        <w:t>Footnote</w:t>
-      </w:r>
-      <w:r>
-        <w:rPr>
-          <w:rFonts w:eastAsiaTheme="minorHAnsi" w:cs="Times New Roman" w:hint="eastAsia"/>
-        </w:rPr>
-        <w:t>あたりで、別に一般の開示になったとしてもモデルの結果は変わらないと言う？</w:t>
-      </w:r>
-    </w:p>
-    <w:p>
-      <w:pPr>
-        <w:pStyle w:val="a9"/>
-        <w:numPr>
-          <w:ilvl w:val="0"/>
-          <w:numId w:val="8"/>
-        </w:numPr>
-        <w:rPr>
-          <w:rFonts w:eastAsiaTheme="minorHAnsi" w:cs="Times New Roman"/>
-        </w:rPr>
-      </w:pPr>
-      <w:r>
-        <w:rPr>
-          <w:rFonts w:eastAsiaTheme="minorHAnsi" w:cs="Times New Roman"/>
-        </w:rPr>
         <w:t>Complementarity</w:t>
-      </w:r>
-    </w:p>
-    <w:p>
-      <w:pPr>
-        <w:pStyle w:val="a9"/>
-        <w:numPr>
-          <w:ilvl w:val="0"/>
-          <w:numId w:val="8"/>
-        </w:numPr>
-        <w:rPr>
-          <w:rFonts w:eastAsiaTheme="minorHAnsi" w:cs="Times New Roman"/>
-        </w:rPr>
-      </w:pPr>
-      <w:r>
-        <w:rPr>
-          <w:rFonts w:eastAsiaTheme="minorHAnsi" w:cs="Times New Roman"/>
-        </w:rPr>
-        <w:t>Figure</w:t>
-      </w:r>
-      <w:r>
-        <w:rPr>
-          <w:rFonts w:eastAsiaTheme="minorHAnsi" w:cs="Times New Roman" w:hint="eastAsia"/>
-        </w:rPr>
-        <w:t>の</w:t>
-      </w:r>
-      <w:r>
-        <w:rPr>
-          <w:rFonts w:eastAsiaTheme="minorHAnsi" w:cs="Times New Roman"/>
-        </w:rPr>
-        <w:t>”opacity”</w:t>
-      </w:r>
-      <w:r>
-        <w:rPr>
-          <w:rFonts w:eastAsiaTheme="minorHAnsi" w:cs="Times New Roman"/>
-        </w:rPr>
-        <w:sym w:font="Wingdings" w:char="F0E0"/>
-      </w:r>
-      <w:r>
-        <w:rPr>
-          <w:rFonts w:eastAsiaTheme="minorHAnsi" w:cs="Times New Roman"/>
-        </w:rPr>
-        <w:t>”obfuscation”</w:t>
       </w:r>
     </w:p>
     <w:sectPr>
@@ -5274,7 +5830,7 @@
         <w:rFonts w:ascii="游明朝" w:eastAsia="游明朝" w:hAnsi="游明朝" w:cs="Times New Roman" w:hint="eastAsia"/>
       </w:rPr>
     </w:lvl>
-    <w:lvl w:ilvl="3" w:tplc="0409000F" w:tentative="1">
+    <w:lvl w:ilvl="3" w:tplc="0409000F">
       <w:start w:val="1"/>
       <w:numFmt w:val="decimal"/>
       <w:lvlText w:val="%4."/>

--- a/Notes/2026-04-23 Comments.docx
+++ b/Notes/2026-04-23 Comments.docx
@@ -483,49 +483,7 @@
         <w:rPr>
           <w:rFonts w:eastAsiaTheme="minorHAnsi" w:cs="Times New Roman"/>
         </w:rPr>
-        <w:t xml:space="preserve">P. 3 第２段落「… to attract large fund </w:t>
-      </w:r>
-      <w:proofErr w:type="gramStart"/>
-      <w:r>
-        <w:rPr>
-          <w:rFonts w:eastAsiaTheme="minorHAnsi" w:cs="Times New Roman"/>
-        </w:rPr>
-        <w:t>flows.」</w:t>
-      </w:r>
-      <w:proofErr w:type="gramEnd"/>
-      <w:r>
-        <w:rPr>
-          <w:rFonts w:eastAsiaTheme="minorHAnsi" w:cs="Times New Roman"/>
-        </w:rPr>
-        <w:t>は、「</w:t>
-      </w:r>
-      <w:proofErr w:type="gramStart"/>
-      <w:r>
-        <w:rPr>
-          <w:rFonts w:eastAsiaTheme="minorHAnsi" w:cs="Times New Roman"/>
-        </w:rPr>
-        <w:t>in an attempt to</w:t>
-      </w:r>
-      <w:proofErr w:type="gramEnd"/>
-      <w:r>
-        <w:rPr>
-          <w:rFonts w:eastAsiaTheme="minorHAnsi" w:cs="Times New Roman"/>
-        </w:rPr>
-        <w:t xml:space="preserve"> attract large fund </w:t>
-      </w:r>
-      <w:proofErr w:type="gramStart"/>
-      <w:r>
-        <w:rPr>
-          <w:rFonts w:eastAsiaTheme="minorHAnsi" w:cs="Times New Roman"/>
-        </w:rPr>
-        <w:t>flows.」</w:t>
-      </w:r>
-      <w:proofErr w:type="gramEnd"/>
-      <w:r>
-        <w:rPr>
-          <w:rFonts w:eastAsiaTheme="minorHAnsi" w:cs="Times New Roman"/>
-        </w:rPr>
-        <w:t>ではいかがでしょうか。Managerは、fund flowsを増やそうとriskyな行動をとりますが、結局はそれは見透かされて、均衡ではfund flowsはむしろ減る（attemptは失敗に終わる）ためです。</w:t>
+        <w:t>P. 3 第２段落「… to attract large fund flows.」は、「in an attempt to attract large fund flows.」ではいかがでしょうか。Managerは、fund flowsを増やそうとriskyな行動をとりますが、結局はそれは見透かされて、均衡ではfund flowsはむしろ減る（attemptは失敗に終わる）ためです。</w:t>
       </w:r>
     </w:p>
     <w:p>
@@ -1044,21 +1002,7 @@
         <w:rPr>
           <w:rFonts w:eastAsiaTheme="minorHAnsi" w:cs="Times New Roman"/>
         </w:rPr>
-        <w:t>P.5 下の段落：「</w:t>
-      </w:r>
-      <w:proofErr w:type="spellStart"/>
-      <w:r>
-        <w:rPr>
-          <w:rFonts w:eastAsiaTheme="minorHAnsi" w:cs="Times New Roman"/>
-        </w:rPr>
-        <w:t>Cespa</w:t>
-      </w:r>
-      <w:proofErr w:type="spellEnd"/>
-      <w:r>
-        <w:rPr>
-          <w:rFonts w:eastAsiaTheme="minorHAnsi" w:cs="Times New Roman"/>
-        </w:rPr>
-        <w:t xml:space="preserve"> and Vives (2015) is most closely related, as they also find…」の「also」は削除しましょう。我々のモデルとはだいぶ違うと思いますので。</w:t>
+        <w:t>P.5 下の段落：「Cespa and Vives (2015) is most closely related, as they also find…」の「also」は削除しましょう。我々のモデルとはだいぶ違うと思いますので。</w:t>
       </w:r>
     </w:p>
     <w:p>
@@ -1187,23 +1131,7 @@
           <w:rFonts w:eastAsiaTheme="minorHAnsi" w:cs="Times New Roman"/>
           <w:color w:val="000000" w:themeColor="text1"/>
         </w:rPr>
-        <w:t xml:space="preserve"> 上の方：Market makerは</w:t>
-      </w:r>
-      <w:proofErr w:type="spellStart"/>
-      <w:r>
-        <w:rPr>
-          <w:rFonts w:eastAsiaTheme="minorHAnsi" w:cs="Times New Roman"/>
-          <w:color w:val="000000" w:themeColor="text1"/>
-        </w:rPr>
-        <w:t>x+u</w:t>
-      </w:r>
-      <w:proofErr w:type="spellEnd"/>
-      <w:r>
-        <w:rPr>
-          <w:rFonts w:eastAsiaTheme="minorHAnsi" w:cs="Times New Roman"/>
-          <w:color w:val="000000" w:themeColor="text1"/>
-        </w:rPr>
-        <w:t>の足し算「だけ」しか見えない（x, u別々には見えない）ことは説明不要でしょうか？</w:t>
+        <w:t xml:space="preserve"> 上の方：Market makerはx+uの足し算「だけ」しか見えない（x, u別々には見えない）ことは説明不要でしょうか？</w:t>
       </w:r>
     </w:p>
     <w:p>
@@ -1258,23 +1186,7 @@
           <w:rFonts w:eastAsiaTheme="minorHAnsi" w:cs="Times New Roman" w:hint="eastAsia"/>
           <w:color w:val="EE0000"/>
         </w:rPr>
-        <w:t>逆に不慣れな人を想定</w:t>
-      </w:r>
-      <w:proofErr w:type="gramStart"/>
-      <w:r>
-        <w:rPr>
-          <w:rFonts w:eastAsiaTheme="minorHAnsi" w:cs="Times New Roman" w:hint="eastAsia"/>
-          <w:color w:val="EE0000"/>
-        </w:rPr>
-        <w:t>してると</w:t>
-      </w:r>
-      <w:proofErr w:type="gramEnd"/>
-      <w:r>
-        <w:rPr>
-          <w:rFonts w:eastAsiaTheme="minorHAnsi" w:cs="Times New Roman" w:hint="eastAsia"/>
-          <w:color w:val="EE0000"/>
-        </w:rPr>
-        <w:t>思われそうです</w:t>
+        <w:t>逆に不慣れな人を想定してると思われそうです</w:t>
       </w:r>
       <w:r>
         <w:rPr>
@@ -1376,17 +1288,8 @@
           <w:rFonts w:eastAsiaTheme="minorHAnsi" w:cs="Times New Roman"/>
           <w:color w:val="EE0000"/>
         </w:rPr>
-        <w:t>/</w:t>
-      </w:r>
-      <w:proofErr w:type="gramStart"/>
-      <w:r>
-        <w:rPr>
-          <w:rFonts w:eastAsiaTheme="minorHAnsi" w:cs="Times New Roman"/>
-          <w:color w:val="EE0000"/>
-        </w:rPr>
-        <w:t>f</w:t>
-      </w:r>
-      <w:proofErr w:type="gramEnd"/>
+        <w:t>/f</w:t>
+      </w:r>
       <w:r>
         <w:rPr>
           <w:rFonts w:eastAsiaTheme="minorHAnsi" w:cs="Times New Roman" w:hint="eastAsia"/>
@@ -1399,17 +1302,8 @@
           <w:rFonts w:eastAsiaTheme="minorHAnsi" w:cs="Times New Roman"/>
           <w:color w:val="EE0000"/>
         </w:rPr>
-        <w:t>/</w:t>
-      </w:r>
-      <w:proofErr w:type="gramStart"/>
-      <w:r>
-        <w:rPr>
-          <w:rFonts w:eastAsiaTheme="minorHAnsi" w:cs="Times New Roman"/>
-          <w:color w:val="EE0000"/>
-        </w:rPr>
-        <w:t>m</w:t>
-      </w:r>
-      <w:proofErr w:type="gramEnd"/>
+        <w:t>/m</w:t>
+      </w:r>
       <w:r>
         <w:rPr>
           <w:rFonts w:eastAsiaTheme="minorHAnsi" w:cs="Times New Roman" w:hint="eastAsia"/>
@@ -1422,17 +1316,8 @@
           <w:rFonts w:eastAsiaTheme="minorHAnsi" w:cs="Times New Roman"/>
           <w:color w:val="EE0000"/>
         </w:rPr>
-        <w:t xml:space="preserve">rational expectations </w:t>
-      </w:r>
-      <w:proofErr w:type="spellStart"/>
-      <w:r>
-        <w:rPr>
-          <w:rFonts w:eastAsiaTheme="minorHAnsi" w:cs="Times New Roman"/>
-          <w:color w:val="EE0000"/>
-        </w:rPr>
-        <w:t>eqm</w:t>
-      </w:r>
-      <w:proofErr w:type="spellEnd"/>
+        <w:t>rational expectations eqm</w:t>
+      </w:r>
       <w:r>
         <w:rPr>
           <w:rFonts w:eastAsiaTheme="minorHAnsi" w:cs="Times New Roman" w:hint="eastAsia"/>
@@ -1460,23 +1345,7 @@
           <w:rFonts w:eastAsiaTheme="minorHAnsi" w:cs="Times New Roman" w:hint="eastAsia"/>
           <w:color w:val="EE0000"/>
         </w:rPr>
-        <w:t>があるわけではないのですよね。</w:t>
-      </w:r>
-      <w:proofErr w:type="gramStart"/>
-      <w:r>
-        <w:rPr>
-          <w:rFonts w:eastAsiaTheme="minorHAnsi" w:cs="Times New Roman" w:hint="eastAsia"/>
-          <w:color w:val="EE0000"/>
-        </w:rPr>
-        <w:t>なの</w:t>
-      </w:r>
-      <w:proofErr w:type="gramEnd"/>
-      <w:r>
-        <w:rPr>
-          <w:rFonts w:eastAsiaTheme="minorHAnsi" w:cs="Times New Roman" w:hint="eastAsia"/>
-          <w:color w:val="EE0000"/>
-        </w:rPr>
-        <w:t>で</w:t>
+        <w:t>があるわけではないのですよね。なので</w:t>
       </w:r>
       <w:r>
         <w:rPr>
@@ -1548,49 +1417,7 @@
         <w:rPr>
           <w:rFonts w:eastAsiaTheme="minorHAnsi" w:cs="Times New Roman"/>
         </w:rPr>
-        <w:t xml:space="preserve">単純に削除だけで良いかもしれません。また、同じ文中で、investor </w:t>
-      </w:r>
-      <w:proofErr w:type="spellStart"/>
-      <w:r>
-        <w:rPr>
-          <w:rFonts w:eastAsiaTheme="minorHAnsi" w:cs="Times New Roman"/>
-        </w:rPr>
-        <w:t>i</w:t>
-      </w:r>
-      <w:proofErr w:type="spellEnd"/>
-      <w:r>
-        <w:rPr>
-          <w:rFonts w:eastAsiaTheme="minorHAnsi" w:cs="Times New Roman"/>
-        </w:rPr>
-        <w:t>の選択変数も明示した方が良いので、Conditional on the fund information $f$, investor $</w:t>
-      </w:r>
-      <w:proofErr w:type="spellStart"/>
-      <w:r>
-        <w:rPr>
-          <w:rFonts w:eastAsiaTheme="minorHAnsi" w:cs="Times New Roman"/>
-        </w:rPr>
-        <w:t>i</w:t>
-      </w:r>
-      <w:proofErr w:type="spellEnd"/>
-      <w:r>
-        <w:rPr>
-          <w:rFonts w:eastAsiaTheme="minorHAnsi" w:cs="Times New Roman"/>
-        </w:rPr>
-        <w:t>$ chooses capital allocation $</w:t>
-      </w:r>
-      <w:proofErr w:type="spellStart"/>
-      <w:r>
-        <w:rPr>
-          <w:rFonts w:eastAsiaTheme="minorHAnsi" w:cs="Times New Roman"/>
-        </w:rPr>
-        <w:t>m_i</w:t>
-      </w:r>
-      <w:proofErr w:type="spellEnd"/>
-      <w:r>
-        <w:rPr>
-          <w:rFonts w:eastAsiaTheme="minorHAnsi" w:cs="Times New Roman"/>
-        </w:rPr>
-        <w:t>$ to maximize her expected return…という感じはいかがでしょうか。</w:t>
+        <w:t>単純に削除だけで良いかもしれません。また、同じ文中で、investor iの選択変数も明示した方が良いので、Conditional on the fund information $f$, investor $i$ chooses capital allocation $m_i$ to maximize her expected return…という感じはいかがでしょうか。</w:t>
       </w:r>
     </w:p>
     <w:p>
@@ -1616,171 +1443,7 @@
         <w:rPr>
           <w:rFonts w:eastAsiaTheme="minorHAnsi" w:cs="Times New Roman"/>
         </w:rPr>
-        <w:t>P,12 Eq. (</w:t>
-      </w:r>
-      <w:proofErr w:type="gramStart"/>
-      <w:r>
-        <w:rPr>
-          <w:rFonts w:eastAsiaTheme="minorHAnsi" w:cs="Times New Roman"/>
-        </w:rPr>
-        <w:t>3.14)の</w:t>
-      </w:r>
-      <w:proofErr w:type="gramEnd"/>
-      <w:r>
-        <w:rPr>
-          <w:rFonts w:eastAsiaTheme="minorHAnsi" w:cs="Times New Roman"/>
-        </w:rPr>
-        <w:t>下あたり</w:t>
-      </w:r>
-      <w:proofErr w:type="gramStart"/>
-      <w:r>
-        <w:rPr>
-          <w:rFonts w:eastAsiaTheme="minorHAnsi" w:cs="Times New Roman"/>
-        </w:rPr>
-        <w:t>：(</w:t>
-      </w:r>
-      <w:proofErr w:type="gramEnd"/>
-      <w:r>
-        <w:rPr>
-          <w:rFonts w:eastAsiaTheme="minorHAnsi" w:cs="Times New Roman"/>
-        </w:rPr>
-        <w:t>$\sum</w:t>
-      </w:r>
-      <w:proofErr w:type="gramStart"/>
-      <w:r>
-        <w:rPr>
-          <w:rFonts w:eastAsiaTheme="minorHAnsi" w:cs="Times New Roman"/>
-        </w:rPr>
-        <w:t>_{</w:t>
-      </w:r>
-      <w:proofErr w:type="gramEnd"/>
-      <w:r>
-        <w:rPr>
-          <w:rFonts w:eastAsiaTheme="minorHAnsi" w:cs="Times New Roman"/>
-        </w:rPr>
-        <w:t>j\</w:t>
-      </w:r>
-      <w:proofErr w:type="spellStart"/>
-      <w:r>
-        <w:rPr>
-          <w:rFonts w:eastAsiaTheme="minorHAnsi" w:cs="Times New Roman"/>
-        </w:rPr>
-        <w:t>neq</w:t>
-      </w:r>
-      <w:proofErr w:type="spellEnd"/>
-      <w:r>
-        <w:rPr>
-          <w:rFonts w:eastAsiaTheme="minorHAnsi" w:cs="Times New Roman"/>
-        </w:rPr>
-        <w:t xml:space="preserve"> </w:t>
-      </w:r>
-      <w:proofErr w:type="spellStart"/>
-      <w:r>
-        <w:rPr>
-          <w:rFonts w:eastAsiaTheme="minorHAnsi" w:cs="Times New Roman"/>
-        </w:rPr>
-        <w:t>i</w:t>
-      </w:r>
-      <w:proofErr w:type="spellEnd"/>
-      <w:r>
-        <w:rPr>
-          <w:rFonts w:eastAsiaTheme="minorHAnsi" w:cs="Times New Roman"/>
-        </w:rPr>
-        <w:t>}</w:t>
-      </w:r>
-      <w:proofErr w:type="spellStart"/>
-      <w:r>
-        <w:rPr>
-          <w:rFonts w:eastAsiaTheme="minorHAnsi" w:cs="Times New Roman"/>
-        </w:rPr>
-        <w:t>m_j</w:t>
-      </w:r>
-      <w:proofErr w:type="spellEnd"/>
-      <w:proofErr w:type="gramStart"/>
-      <w:r>
-        <w:rPr>
-          <w:rFonts w:eastAsiaTheme="minorHAnsi" w:cs="Times New Roman"/>
-        </w:rPr>
-        <w:t>$)は</w:t>
-      </w:r>
-      <w:proofErr w:type="gramEnd"/>
-      <w:r>
-        <w:rPr>
-          <w:rFonts w:eastAsiaTheme="minorHAnsi" w:cs="Times New Roman"/>
-        </w:rPr>
-        <w:t>、mの合計だけでなく個々の</w:t>
-      </w:r>
-      <w:proofErr w:type="spellStart"/>
-      <w:r>
-        <w:rPr>
-          <w:rFonts w:eastAsiaTheme="minorHAnsi" w:cs="Times New Roman"/>
-        </w:rPr>
-        <w:t>m_j</w:t>
-      </w:r>
-      <w:proofErr w:type="spellEnd"/>
-      <w:r>
-        <w:rPr>
-          <w:rFonts w:eastAsiaTheme="minorHAnsi" w:cs="Times New Roman"/>
-        </w:rPr>
-        <w:t>の値すべてなので、(\{</w:t>
-      </w:r>
-      <w:proofErr w:type="spellStart"/>
-      <w:r>
-        <w:rPr>
-          <w:rFonts w:eastAsiaTheme="minorHAnsi" w:cs="Times New Roman"/>
-        </w:rPr>
-        <w:t>m_j</w:t>
-      </w:r>
-      <w:proofErr w:type="spellEnd"/>
-      <w:proofErr w:type="gramStart"/>
-      <w:r>
-        <w:rPr>
-          <w:rFonts w:eastAsiaTheme="minorHAnsi" w:cs="Times New Roman"/>
-        </w:rPr>
-        <w:t>\}_</w:t>
-      </w:r>
-      <w:proofErr w:type="gramEnd"/>
-      <w:r>
-        <w:rPr>
-          <w:rFonts w:eastAsiaTheme="minorHAnsi" w:cs="Times New Roman"/>
-        </w:rPr>
-        <w:t>{j\</w:t>
-      </w:r>
-      <w:proofErr w:type="spellStart"/>
-      <w:r>
-        <w:rPr>
-          <w:rFonts w:eastAsiaTheme="minorHAnsi" w:cs="Times New Roman"/>
-        </w:rPr>
-        <w:t>neq</w:t>
-      </w:r>
-      <w:proofErr w:type="spellEnd"/>
-      <w:r>
-        <w:rPr>
-          <w:rFonts w:eastAsiaTheme="minorHAnsi" w:cs="Times New Roman"/>
-        </w:rPr>
-        <w:t xml:space="preserve"> </w:t>
-      </w:r>
-      <w:proofErr w:type="spellStart"/>
-      <w:r>
-        <w:rPr>
-          <w:rFonts w:eastAsiaTheme="minorHAnsi" w:cs="Times New Roman"/>
-        </w:rPr>
-        <w:t>i</w:t>
-      </w:r>
-      <w:proofErr w:type="spellEnd"/>
-      <w:proofErr w:type="gramStart"/>
-      <w:r>
-        <w:rPr>
-          <w:rFonts w:eastAsiaTheme="minorHAnsi" w:cs="Times New Roman"/>
-        </w:rPr>
-        <w:t>})だと</w:t>
-      </w:r>
-      <w:proofErr w:type="gramEnd"/>
-      <w:r>
-        <w:rPr>
-          <w:rFonts w:eastAsiaTheme="minorHAnsi" w:cs="Times New Roman"/>
-        </w:rPr>
-        <w:t>思います。</w:t>
+        <w:t>P,12 Eq. (3.14)の下あたり：($\sum_{j\neq i}m_j$)は、mの合計だけでなく個々のm_jの値すべてなので、(\{m_j\}_{j\neq i})だと思います。</w:t>
       </w:r>
     </w:p>
     <w:p>
@@ -1806,21 +1469,7 @@
         <w:rPr>
           <w:rFonts w:eastAsiaTheme="minorHAnsi" w:cs="Times New Roman"/>
         </w:rPr>
-        <w:t xml:space="preserve">P.13 Section 3.4の一行目：「…the capital allocation in (3.6),…」は、この文脈では(3.5)の方が良いと思います。Investors自身の視点の式は(3.5)であって、(3.6)はsymmetric </w:t>
-      </w:r>
-      <w:proofErr w:type="spellStart"/>
-      <w:r>
-        <w:rPr>
-          <w:rFonts w:eastAsiaTheme="minorHAnsi" w:cs="Times New Roman"/>
-        </w:rPr>
-        <w:t>eqm</w:t>
-      </w:r>
-      <w:proofErr w:type="spellEnd"/>
-      <w:r>
-        <w:rPr>
-          <w:rFonts w:eastAsiaTheme="minorHAnsi" w:cs="Times New Roman"/>
-        </w:rPr>
-        <w:t>ではそうなるという客観的な視点ですので。</w:t>
+        <w:t>P.13 Section 3.4の一行目：「…the capital allocation in (3.6),…」は、この文脈では(3.5)の方が良いと思います。Investors自身の視点の式は(3.5)であって、(3.6)はsymmetric eqmではそうなるという客観的な視点ですので。</w:t>
       </w:r>
     </w:p>
     <w:p>
@@ -1846,21 +1495,7 @@
         <w:rPr>
           <w:rFonts w:eastAsiaTheme="minorHAnsi" w:cs="Times New Roman"/>
         </w:rPr>
-        <w:t>P.13 Eq. (</w:t>
-      </w:r>
-      <w:proofErr w:type="gramStart"/>
-      <w:r>
-        <w:rPr>
-          <w:rFonts w:eastAsiaTheme="minorHAnsi" w:cs="Times New Roman"/>
-        </w:rPr>
-        <w:t>3.8)の</w:t>
-      </w:r>
-      <w:proofErr w:type="gramEnd"/>
-      <w:r>
-        <w:rPr>
-          <w:rFonts w:eastAsiaTheme="minorHAnsi" w:cs="Times New Roman"/>
-        </w:rPr>
-        <w:t>下：(signed)の意味が分かりませんでした。「…expectation of the manager’s realized skill is」という意味でしょうか。</w:t>
+        <w:t>P.13 Eq. (3.8)の下：(signed)の意味が分かりませんでした。「…expectation of the manager’s realized skill is」という意味でしょうか。</w:t>
       </w:r>
     </w:p>
     <w:p>
@@ -1903,7 +1538,6 @@
         </w:rPr>
         <w:t>だったので、</w:t>
       </w:r>
-      <w:proofErr w:type="gramStart"/>
       <w:r>
         <w:rPr>
           <w:rFonts w:eastAsiaTheme="minorHAnsi" w:cs="Times New Roman"/>
@@ -1911,7 +1545,6 @@
         </w:rPr>
         <w:t>s</w:t>
       </w:r>
-      <w:proofErr w:type="gramEnd"/>
       <w:r>
         <w:rPr>
           <w:rFonts w:eastAsiaTheme="minorHAnsi" w:cs="Times New Roman" w:hint="eastAsia"/>
@@ -2005,35 +1638,7 @@
         <w:rPr>
           <w:rFonts w:eastAsiaTheme="minorHAnsi" w:cs="Times New Roman"/>
         </w:rPr>
-        <w:t>P.13一番下の文章：「(3.8)が、\piが</w:t>
-      </w:r>
-      <w:proofErr w:type="gramStart"/>
-      <w:r>
-        <w:rPr>
-          <w:rFonts w:eastAsiaTheme="minorHAnsi" w:cs="Times New Roman"/>
-        </w:rPr>
-        <w:t>s</w:t>
-      </w:r>
-      <w:proofErr w:type="gramEnd"/>
-      <w:r>
-        <w:rPr>
-          <w:rFonts w:eastAsiaTheme="minorHAnsi" w:cs="Times New Roman"/>
-        </w:rPr>
-        <w:t>のquadratic functionになることをsuggestしている」のではなく、その逆で、「\piが</w:t>
-      </w:r>
-      <w:proofErr w:type="gramStart"/>
-      <w:r>
-        <w:rPr>
-          <w:rFonts w:eastAsiaTheme="minorHAnsi" w:cs="Times New Roman"/>
-        </w:rPr>
-        <w:t>s</w:t>
-      </w:r>
-      <w:proofErr w:type="gramEnd"/>
-      <w:r>
-        <w:rPr>
-          <w:rFonts w:eastAsiaTheme="minorHAnsi" w:cs="Times New Roman"/>
-        </w:rPr>
-        <w:t>のquadratic functionという事実が、(3.8)をsuggestしている」という方向ではないでしょうか。</w:t>
+        <w:t>P.13一番下の文章：「(3.8)が、\piがsのquadratic functionになることをsuggestしている」のではなく、その逆で、「\piがsのquadratic functionという事実が、(3.8)をsuggestしている」という方向ではないでしょうか。</w:t>
       </w:r>
     </w:p>
     <w:p>
@@ -2196,41 +1801,13 @@
         <w:rPr>
           <w:rFonts w:eastAsiaTheme="minorHAnsi" w:cs="Times New Roman"/>
         </w:rPr>
-        <w:t>High opacity (large $\omega_{\</w:t>
-      </w:r>
-      <w:proofErr w:type="gramStart"/>
-      <w:r>
-        <w:rPr>
-          <w:rFonts w:eastAsiaTheme="minorHAnsi" w:cs="Times New Roman"/>
-        </w:rPr>
-        <w:t>eta}$</w:t>
-      </w:r>
-      <w:proofErr w:type="gramEnd"/>
-      <w:r>
-        <w:rPr>
-          <w:rFonts w:eastAsiaTheme="minorHAnsi" w:cs="Times New Roman"/>
-        </w:rPr>
-        <w:t>)</w:t>
-      </w:r>
-      <w:r>
-        <w:rPr>
-          <w:rFonts w:eastAsiaTheme="minorHAnsi" w:cs="Times New Roman"/>
-        </w:rPr>
-        <w:t xml:space="preserve"> $\</w:t>
-      </w:r>
-      <w:proofErr w:type="spellStart"/>
-      <w:r>
-        <w:rPr>
-          <w:rFonts w:eastAsiaTheme="minorHAnsi" w:cs="Times New Roman"/>
-        </w:rPr>
-        <w:t>Rightarrow</w:t>
-      </w:r>
-      <w:proofErr w:type="spellEnd"/>
-      <w:r>
-        <w:rPr>
-          <w:rFonts w:eastAsiaTheme="minorHAnsi" w:cs="Times New Roman"/>
-        </w:rPr>
-        <w:t>$ unique low-$\beta$ equilibrium.</w:t>
+        <w:t>High opacity (large $\omega_{\eta}$)</w:t>
+      </w:r>
+      <w:r>
+        <w:rPr>
+          <w:rFonts w:eastAsiaTheme="minorHAnsi" w:cs="Times New Roman"/>
+        </w:rPr>
+        <w:t xml:space="preserve"> $\Rightarrow$ unique low-$\beta$ equilibrium.</w:t>
       </w:r>
     </w:p>
     <w:p>
@@ -2248,35 +1825,7 @@
         <w:rPr>
           <w:rFonts w:eastAsiaTheme="minorHAnsi" w:cs="Times New Roman"/>
         </w:rPr>
-        <w:t>Low opacity (small $\omega_{\</w:t>
-      </w:r>
-      <w:proofErr w:type="gramStart"/>
-      <w:r>
-        <w:rPr>
-          <w:rFonts w:eastAsiaTheme="minorHAnsi" w:cs="Times New Roman"/>
-        </w:rPr>
-        <w:t>eta}$</w:t>
-      </w:r>
-      <w:proofErr w:type="gramEnd"/>
-      <w:r>
-        <w:rPr>
-          <w:rFonts w:eastAsiaTheme="minorHAnsi" w:cs="Times New Roman"/>
-        </w:rPr>
-        <w:t>) $\</w:t>
-      </w:r>
-      <w:proofErr w:type="spellStart"/>
-      <w:r>
-        <w:rPr>
-          <w:rFonts w:eastAsiaTheme="minorHAnsi" w:cs="Times New Roman"/>
-        </w:rPr>
-        <w:t>Rightarrow</w:t>
-      </w:r>
-      <w:proofErr w:type="spellEnd"/>
-      <w:r>
-        <w:rPr>
-          <w:rFonts w:eastAsiaTheme="minorHAnsi" w:cs="Times New Roman"/>
-        </w:rPr>
-        <w:t>$ unique high-$\beta$ equilibrium.</w:t>
+        <w:t>Low opacity (small $\omega_{\eta}$) $\Rightarrow$ unique high-$\beta$ equilibrium.</w:t>
       </w:r>
     </w:p>
     <w:p>
@@ -2294,35 +1843,7 @@
         <w:rPr>
           <w:rFonts w:eastAsiaTheme="minorHAnsi" w:cs="Times New Roman"/>
         </w:rPr>
-        <w:t>Intermediate opacity (intermediate $\omega_{\</w:t>
-      </w:r>
-      <w:proofErr w:type="gramStart"/>
-      <w:r>
-        <w:rPr>
-          <w:rFonts w:eastAsiaTheme="minorHAnsi" w:cs="Times New Roman"/>
-        </w:rPr>
-        <w:t>eta}$</w:t>
-      </w:r>
-      <w:proofErr w:type="gramEnd"/>
-      <w:r>
-        <w:rPr>
-          <w:rFonts w:eastAsiaTheme="minorHAnsi" w:cs="Times New Roman"/>
-        </w:rPr>
-        <w:t>) $\</w:t>
-      </w:r>
-      <w:proofErr w:type="spellStart"/>
-      <w:r>
-        <w:rPr>
-          <w:rFonts w:eastAsiaTheme="minorHAnsi" w:cs="Times New Roman"/>
-        </w:rPr>
-        <w:t>Rightarrow</w:t>
-      </w:r>
-      <w:proofErr w:type="spellEnd"/>
-      <w:r>
-        <w:rPr>
-          <w:rFonts w:eastAsiaTheme="minorHAnsi" w:cs="Times New Roman"/>
-        </w:rPr>
-        <w:t>$ multiple high-$\beta$ \&amp; low-$\beta$ equilibrium.</w:t>
+        <w:t>Intermediate opacity (intermediate $\omega_{\eta}$) $\Rightarrow$ multiple high-$\beta$ \&amp; low-$\beta$ equilibrium.</w:t>
       </w:r>
     </w:p>
     <w:p>
@@ -2344,49 +1865,7 @@
         <w:rPr>
           <w:rFonts w:eastAsiaTheme="minorHAnsi" w:cs="Times New Roman"/>
         </w:rPr>
-        <w:t xml:space="preserve">これらに対応して、図の下の「Note:」の最後に、The values of $\omega_\eta$ are 48, 28, and 38 in panels a, </w:t>
-      </w:r>
-      <w:proofErr w:type="gramStart"/>
-      <w:r>
-        <w:rPr>
-          <w:rFonts w:eastAsiaTheme="minorHAnsi" w:cs="Times New Roman"/>
-        </w:rPr>
-        <w:t>b</w:t>
-      </w:r>
-      <w:proofErr w:type="gramEnd"/>
-      <w:r>
-        <w:rPr>
-          <w:rFonts w:eastAsiaTheme="minorHAnsi" w:cs="Times New Roman"/>
-        </w:rPr>
-        <w:t xml:space="preserve">, and </w:t>
-      </w:r>
-      <w:proofErr w:type="gramStart"/>
-      <w:r>
-        <w:rPr>
-          <w:rFonts w:eastAsiaTheme="minorHAnsi" w:cs="Times New Roman"/>
-        </w:rPr>
-        <w:t>c</w:t>
-      </w:r>
-      <w:proofErr w:type="gramEnd"/>
-      <w:r>
-        <w:rPr>
-          <w:rFonts w:eastAsiaTheme="minorHAnsi" w:cs="Times New Roman"/>
-        </w:rPr>
-        <w:t xml:space="preserve">, respectively. </w:t>
-      </w:r>
-      <w:proofErr w:type="gramStart"/>
-      <w:r>
-        <w:rPr>
-          <w:rFonts w:eastAsiaTheme="minorHAnsi" w:cs="Times New Roman"/>
-        </w:rPr>
-        <w:t>のように</w:t>
-      </w:r>
-      <w:proofErr w:type="gramEnd"/>
-      <w:r>
-        <w:rPr>
-          <w:rFonts w:eastAsiaTheme="minorHAnsi" w:cs="Times New Roman"/>
-        </w:rPr>
-        <w:t>付けるのはいかがでしょうか。</w:t>
+        <w:t>これらに対応して、図の下の「Note:」の最後に、The values of $\omega_\eta$ are 48, 28, and 38 in panels a, b, and c, respectively. のように付けるのはいかがでしょうか。</w:t>
       </w:r>
     </w:p>
     <w:p>
@@ -2616,7 +2095,6 @@
         </w:rPr>
         <w:t>旧</w:t>
       </w:r>
-      <w:proofErr w:type="spellStart"/>
       <w:r>
         <w:rPr>
           <w:rFonts w:eastAsiaTheme="minorHAnsi" w:cs="Times New Roman"/>
@@ -2624,7 +2102,6 @@
         </w:rPr>
         <w:t>ver</w:t>
       </w:r>
-      <w:proofErr w:type="spellEnd"/>
       <w:r>
         <w:rPr>
           <w:rFonts w:eastAsiaTheme="minorHAnsi" w:cs="Times New Roman"/>
@@ -2959,21 +2436,7 @@
         <w:rPr>
           <w:rFonts w:eastAsiaTheme="minorHAnsi" w:cs="Times New Roman"/>
         </w:rPr>
-        <w:t>P. 20 Figure 3: この図内の曲線のcurvature (convex/</w:t>
-      </w:r>
-      <w:proofErr w:type="gramStart"/>
-      <w:r>
-        <w:rPr>
-          <w:rFonts w:eastAsiaTheme="minorHAnsi" w:cs="Times New Roman"/>
-        </w:rPr>
-        <w:t>concave)は</w:t>
-      </w:r>
-      <w:proofErr w:type="gramEnd"/>
-      <w:r>
-        <w:rPr>
-          <w:rFonts w:eastAsiaTheme="minorHAnsi" w:cs="Times New Roman"/>
-        </w:rPr>
-        <w:t>正確でしょうか？とくに\theta_0周辺が気になります。もしcurvatureまでは言えない場合は、linearで描いておくのが無難かもしれません。</w:t>
+        <w:t>P. 20 Figure 3: この図内の曲線のcurvature (convex/concave)は正確でしょうか？とくに\theta_0周辺が気になります。もしcurvatureまでは言えない場合は、linearで描いておくのが無難かもしれません。</w:t>
       </w:r>
     </w:p>
     <w:p>
@@ -3439,9 +2902,159 @@
           <w:rFonts w:eastAsiaTheme="minorHAnsi" w:cs="Times New Roman"/>
           <w:color w:val="EE0000"/>
         </w:rPr>
+        <w:t>旧ver</w:t>
+      </w:r>
+      <w:r>
+        <w:rPr>
+          <w:rFonts w:eastAsiaTheme="minorHAnsi" w:cs="Times New Roman" w:hint="eastAsia"/>
+          <w:color w:val="EE0000"/>
+        </w:rPr>
+        <w:t>の</w:t>
+      </w:r>
+      <w:r>
+        <w:rPr>
+          <w:rFonts w:eastAsiaTheme="minorHAnsi" w:cs="Times New Roman"/>
+          <w:color w:val="EE0000"/>
+        </w:rPr>
+        <w:t>Corollary 3.2 (Fin market</w:t>
+      </w:r>
+      <w:r>
+        <w:rPr>
+          <w:rFonts w:eastAsiaTheme="minorHAnsi" w:cs="Times New Roman" w:hint="eastAsia"/>
+          <w:color w:val="EE0000"/>
+        </w:rPr>
+        <w:t>の</w:t>
+      </w:r>
+      <w:r>
+        <w:rPr>
+          <w:rFonts w:eastAsiaTheme="minorHAnsi" w:cs="Times New Roman"/>
+          <w:color w:val="EE0000"/>
+        </w:rPr>
+        <w:t>high-beta vs low-beta</w:t>
+      </w:r>
+      <w:r>
+        <w:rPr>
+          <w:rFonts w:eastAsiaTheme="minorHAnsi" w:cs="Times New Roman" w:hint="eastAsia"/>
+          <w:color w:val="EE0000"/>
+        </w:rPr>
+        <w:t>比較</w:t>
+      </w:r>
+      <w:r>
+        <w:rPr>
+          <w:rFonts w:eastAsiaTheme="minorHAnsi" w:cs="Times New Roman"/>
+          <w:color w:val="EE0000"/>
+        </w:rPr>
+        <w:t>)</w:t>
+      </w:r>
+    </w:p>
+    <w:p>
+      <w:pPr>
+        <w:pStyle w:val="a9"/>
+        <w:numPr>
+          <w:ilvl w:val="2"/>
+          <w:numId w:val="1"/>
+        </w:numPr>
+        <w:rPr>
+          <w:rFonts w:eastAsiaTheme="minorHAnsi" w:cs="Times New Roman"/>
+          <w:color w:val="EE0000"/>
+        </w:rPr>
+      </w:pPr>
+      <w:r>
+        <w:rPr>
+          <w:rFonts w:eastAsiaTheme="minorHAnsi" w:cs="Times New Roman"/>
+          <w:color w:val="EE0000"/>
+        </w:rPr>
+        <w:t xml:space="preserve">$3.7.2 Obfuscation, Trading Style, and Performance: </w:t>
+      </w:r>
+    </w:p>
+    <w:p>
+      <w:pPr>
+        <w:pStyle w:val="a9"/>
+        <w:numPr>
+          <w:ilvl w:val="3"/>
+          <w:numId w:val="1"/>
+        </w:numPr>
+        <w:rPr>
+          <w:rFonts w:eastAsiaTheme="minorHAnsi" w:cs="Times New Roman"/>
+          <w:color w:val="EE0000"/>
+        </w:rPr>
+      </w:pPr>
+      <w:r>
+        <w:rPr>
+          <w:rFonts w:eastAsiaTheme="minorHAnsi" w:cs="Times New Roman"/>
+          <w:color w:val="EE0000"/>
+        </w:rPr>
+        <w:t>obfuscation</w:t>
+      </w:r>
+      <w:r>
+        <w:rPr>
+          <w:rFonts w:eastAsiaTheme="minorHAnsi" w:cs="Times New Roman" w:hint="eastAsia"/>
+          <w:color w:val="EE0000"/>
+        </w:rPr>
+        <w:t>によって</w:t>
+      </w:r>
+      <w:r>
+        <w:rPr>
+          <w:rFonts w:eastAsiaTheme="minorHAnsi" w:cs="Times New Roman"/>
+          <w:color w:val="EE0000"/>
+        </w:rPr>
+        <w:t>beta</w:t>
+      </w:r>
+      <w:r>
+        <w:rPr>
+          <w:rFonts w:eastAsiaTheme="minorHAnsi" w:cs="Times New Roman" w:hint="eastAsia"/>
+          <w:color w:val="EE0000"/>
+        </w:rPr>
+        <w:t>が下がること</w:t>
+      </w:r>
+    </w:p>
+    <w:p>
+      <w:pPr>
+        <w:pStyle w:val="a9"/>
+        <w:numPr>
+          <w:ilvl w:val="3"/>
+          <w:numId w:val="1"/>
+        </w:numPr>
+        <w:rPr>
+          <w:rFonts w:eastAsiaTheme="minorHAnsi" w:cs="Times New Roman"/>
+          <w:color w:val="EE0000"/>
+        </w:rPr>
+      </w:pPr>
+      <w:r>
+        <w:rPr>
+          <w:rFonts w:eastAsiaTheme="minorHAnsi" w:cs="Times New Roman" w:hint="eastAsia"/>
+          <w:color w:val="EE0000"/>
+        </w:rPr>
+        <w:t>事前の期待</w:t>
+      </w:r>
+      <w:r>
+        <w:rPr>
+          <w:rFonts w:eastAsiaTheme="minorHAnsi" w:cs="Times New Roman"/>
+          <w:color w:val="EE0000"/>
+        </w:rPr>
+        <w:t>performance</w:t>
+      </w:r>
+      <w:r>
+        <w:rPr>
+          <w:rFonts w:eastAsiaTheme="minorHAnsi" w:cs="Times New Roman" w:hint="eastAsia"/>
+          <w:color w:val="EE0000"/>
+        </w:rPr>
+        <w:t>が上がること</w:t>
+      </w:r>
+      <w:r>
+        <w:rPr>
+          <w:rFonts w:eastAsiaTheme="minorHAnsi" w:cs="Times New Roman"/>
+          <w:color w:val="EE0000"/>
+        </w:rPr>
+        <w:t>(</w:t>
+      </w:r>
+      <w:r>
+        <w:rPr>
+          <w:rFonts w:eastAsiaTheme="minorHAnsi" w:cs="Times New Roman" w:hint="eastAsia"/>
+          <w:color w:val="EE0000"/>
+        </w:rPr>
         <w:t>旧</w:t>
       </w:r>
-      <w:proofErr w:type="spellStart"/>
       <w:r>
         <w:rPr>
           <w:rFonts w:eastAsiaTheme="minorHAnsi" w:cs="Times New Roman"/>
@@ -3449,41 +3062,26 @@
         </w:rPr>
         <w:t>ver</w:t>
       </w:r>
-      <w:proofErr w:type="spellEnd"/>
-      <w:r>
-        <w:rPr>
-          <w:rFonts w:eastAsiaTheme="minorHAnsi" w:cs="Times New Roman" w:hint="eastAsia"/>
-          <w:color w:val="EE0000"/>
-        </w:rPr>
-        <w:t>の</w:t>
-      </w:r>
-      <w:r>
-        <w:rPr>
-          <w:rFonts w:eastAsiaTheme="minorHAnsi" w:cs="Times New Roman"/>
-          <w:color w:val="EE0000"/>
-        </w:rPr>
-        <w:t>Corollary 3.2 (Fin market</w:t>
-      </w:r>
-      <w:r>
-        <w:rPr>
-          <w:rFonts w:eastAsiaTheme="minorHAnsi" w:cs="Times New Roman" w:hint="eastAsia"/>
-          <w:color w:val="EE0000"/>
-        </w:rPr>
-        <w:t>の</w:t>
-      </w:r>
-      <w:r>
-        <w:rPr>
-          <w:rFonts w:eastAsiaTheme="minorHAnsi" w:cs="Times New Roman"/>
-          <w:color w:val="EE0000"/>
-        </w:rPr>
-        <w:t>high-beta vs low-beta</w:t>
-      </w:r>
-      <w:r>
-        <w:rPr>
-          <w:rFonts w:eastAsiaTheme="minorHAnsi" w:cs="Times New Roman" w:hint="eastAsia"/>
-          <w:color w:val="EE0000"/>
-        </w:rPr>
-        <w:t>比較</w:t>
+      <w:r>
+        <w:rPr>
+          <w:rFonts w:eastAsiaTheme="minorHAnsi" w:cs="Times New Roman" w:hint="eastAsia"/>
+          <w:color w:val="EE0000"/>
+        </w:rPr>
+        <w:t>で</w:t>
+      </w:r>
+      <w:r>
+        <w:rPr>
+          <w:rFonts w:eastAsiaTheme="minorHAnsi" w:cs="Times New Roman"/>
+          <w:color w:val="EE0000"/>
+        </w:rPr>
+        <w:t>Section 4</w:t>
+      </w:r>
+      <w:r>
+        <w:rPr>
+          <w:rFonts w:eastAsiaTheme="minorHAnsi" w:cs="Times New Roman" w:hint="eastAsia"/>
+          <w:color w:val="EE0000"/>
+        </w:rPr>
+        <w:t>にあったもの</w:t>
       </w:r>
       <w:r>
         <w:rPr>
@@ -3492,25 +3090,54 @@
         </w:rPr>
         <w:t>)</w:t>
       </w:r>
-    </w:p>
-    <w:p>
-      <w:pPr>
-        <w:pStyle w:val="a9"/>
-        <w:numPr>
-          <w:ilvl w:val="2"/>
-          <w:numId w:val="1"/>
-        </w:numPr>
-        <w:rPr>
-          <w:rFonts w:eastAsiaTheme="minorHAnsi" w:cs="Times New Roman"/>
-          <w:color w:val="EE0000"/>
-        </w:rPr>
-      </w:pPr>
-      <w:r>
-        <w:rPr>
-          <w:rFonts w:eastAsiaTheme="minorHAnsi" w:cs="Times New Roman"/>
-          <w:color w:val="EE0000"/>
-        </w:rPr>
-        <w:t xml:space="preserve">$3.7.2 Obfuscation, Trading Style, and Performance: </w:t>
+      <w:r>
+        <w:rPr>
+          <w:rFonts w:eastAsiaTheme="minorHAnsi" w:cs="Times New Roman" w:hint="eastAsia"/>
+          <w:color w:val="EE0000"/>
+        </w:rPr>
+        <w:t>を議論</w:t>
+      </w:r>
+      <w:r>
+        <w:rPr>
+          <w:rFonts w:eastAsiaTheme="minorHAnsi" w:cs="Times New Roman"/>
+          <w:color w:val="EE0000"/>
+        </w:rPr>
+        <w:t xml:space="preserve"> + </w:t>
+      </w:r>
+      <w:r>
+        <w:rPr>
+          <w:rFonts w:eastAsiaTheme="minorHAnsi" w:cs="Times New Roman" w:hint="eastAsia"/>
+          <w:color w:val="EE0000"/>
+        </w:rPr>
+        <w:t>コメント</w:t>
+      </w:r>
+      <w:r>
+        <w:rPr>
+          <w:rFonts w:eastAsiaTheme="minorHAnsi" w:cs="Times New Roman"/>
+          <w:color w:val="EE0000"/>
+        </w:rPr>
+        <w:t>#34</w:t>
+      </w:r>
+      <w:r>
+        <w:rPr>
+          <w:rFonts w:eastAsiaTheme="minorHAnsi" w:cs="Times New Roman" w:hint="eastAsia"/>
+          <w:color w:val="EE0000"/>
+        </w:rPr>
+        <w:t>を反映して</w:t>
+      </w:r>
+      <w:r>
+        <w:rPr>
+          <w:rFonts w:eastAsiaTheme="minorHAnsi" w:cs="Times New Roman"/>
+          <w:color w:val="EE0000"/>
+        </w:rPr>
+        <w:t>E[M]</w:t>
+      </w:r>
+      <w:r>
+        <w:rPr>
+          <w:rFonts w:eastAsiaTheme="minorHAnsi" w:cs="Times New Roman" w:hint="eastAsia"/>
+          <w:color w:val="EE0000"/>
+        </w:rPr>
+        <w:t>についても少し触れる</w:t>
       </w:r>
     </w:p>
     <w:p>
@@ -3530,181 +3157,6 @@
           <w:rFonts w:eastAsiaTheme="minorHAnsi" w:cs="Times New Roman"/>
           <w:color w:val="EE0000"/>
         </w:rPr>
-        <w:t>obfuscation</w:t>
-      </w:r>
-      <w:r>
-        <w:rPr>
-          <w:rFonts w:eastAsiaTheme="minorHAnsi" w:cs="Times New Roman" w:hint="eastAsia"/>
-          <w:color w:val="EE0000"/>
-        </w:rPr>
-        <w:t>によって</w:t>
-      </w:r>
-      <w:r>
-        <w:rPr>
-          <w:rFonts w:eastAsiaTheme="minorHAnsi" w:cs="Times New Roman"/>
-          <w:color w:val="EE0000"/>
-        </w:rPr>
-        <w:t>beta</w:t>
-      </w:r>
-      <w:r>
-        <w:rPr>
-          <w:rFonts w:eastAsiaTheme="minorHAnsi" w:cs="Times New Roman" w:hint="eastAsia"/>
-          <w:color w:val="EE0000"/>
-        </w:rPr>
-        <w:t>が下がること</w:t>
-      </w:r>
-    </w:p>
-    <w:p>
-      <w:pPr>
-        <w:pStyle w:val="a9"/>
-        <w:numPr>
-          <w:ilvl w:val="3"/>
-          <w:numId w:val="1"/>
-        </w:numPr>
-        <w:rPr>
-          <w:rFonts w:eastAsiaTheme="minorHAnsi" w:cs="Times New Roman"/>
-          <w:color w:val="EE0000"/>
-        </w:rPr>
-      </w:pPr>
-      <w:r>
-        <w:rPr>
-          <w:rFonts w:eastAsiaTheme="minorHAnsi" w:cs="Times New Roman" w:hint="eastAsia"/>
-          <w:color w:val="EE0000"/>
-        </w:rPr>
-        <w:t>事前の期待</w:t>
-      </w:r>
-      <w:r>
-        <w:rPr>
-          <w:rFonts w:eastAsiaTheme="minorHAnsi" w:cs="Times New Roman"/>
-          <w:color w:val="EE0000"/>
-        </w:rPr>
-        <w:t>performance</w:t>
-      </w:r>
-      <w:r>
-        <w:rPr>
-          <w:rFonts w:eastAsiaTheme="minorHAnsi" w:cs="Times New Roman" w:hint="eastAsia"/>
-          <w:color w:val="EE0000"/>
-        </w:rPr>
-        <w:t>が上がること</w:t>
-      </w:r>
-      <w:r>
-        <w:rPr>
-          <w:rFonts w:eastAsiaTheme="minorHAnsi" w:cs="Times New Roman"/>
-          <w:color w:val="EE0000"/>
-        </w:rPr>
-        <w:t>(</w:t>
-      </w:r>
-      <w:r>
-        <w:rPr>
-          <w:rFonts w:eastAsiaTheme="minorHAnsi" w:cs="Times New Roman" w:hint="eastAsia"/>
-          <w:color w:val="EE0000"/>
-        </w:rPr>
-        <w:t>旧</w:t>
-      </w:r>
-      <w:proofErr w:type="spellStart"/>
-      <w:r>
-        <w:rPr>
-          <w:rFonts w:eastAsiaTheme="minorHAnsi" w:cs="Times New Roman"/>
-          <w:color w:val="EE0000"/>
-        </w:rPr>
-        <w:t>ver</w:t>
-      </w:r>
-      <w:proofErr w:type="spellEnd"/>
-      <w:r>
-        <w:rPr>
-          <w:rFonts w:eastAsiaTheme="minorHAnsi" w:cs="Times New Roman" w:hint="eastAsia"/>
-          <w:color w:val="EE0000"/>
-        </w:rPr>
-        <w:t>で</w:t>
-      </w:r>
-      <w:r>
-        <w:rPr>
-          <w:rFonts w:eastAsiaTheme="minorHAnsi" w:cs="Times New Roman"/>
-          <w:color w:val="EE0000"/>
-        </w:rPr>
-        <w:t>Section 4</w:t>
-      </w:r>
-      <w:r>
-        <w:rPr>
-          <w:rFonts w:eastAsiaTheme="minorHAnsi" w:cs="Times New Roman" w:hint="eastAsia"/>
-          <w:color w:val="EE0000"/>
-        </w:rPr>
-        <w:t>にあったもの</w:t>
-      </w:r>
-      <w:r>
-        <w:rPr>
-          <w:rFonts w:eastAsiaTheme="minorHAnsi" w:cs="Times New Roman"/>
-          <w:color w:val="EE0000"/>
-        </w:rPr>
-        <w:t>)</w:t>
-      </w:r>
-      <w:r>
-        <w:rPr>
-          <w:rFonts w:eastAsiaTheme="minorHAnsi" w:cs="Times New Roman" w:hint="eastAsia"/>
-          <w:color w:val="EE0000"/>
-        </w:rPr>
-        <w:t>を議論</w:t>
-      </w:r>
-      <w:r>
-        <w:rPr>
-          <w:rFonts w:eastAsiaTheme="minorHAnsi" w:cs="Times New Roman"/>
-          <w:color w:val="EE0000"/>
-        </w:rPr>
-        <w:t xml:space="preserve"> + </w:t>
-      </w:r>
-      <w:r>
-        <w:rPr>
-          <w:rFonts w:eastAsiaTheme="minorHAnsi" w:cs="Times New Roman" w:hint="eastAsia"/>
-          <w:color w:val="EE0000"/>
-        </w:rPr>
-        <w:t>コメント</w:t>
-      </w:r>
-      <w:r>
-        <w:rPr>
-          <w:rFonts w:eastAsiaTheme="minorHAnsi" w:cs="Times New Roman"/>
-          <w:color w:val="EE0000"/>
-        </w:rPr>
-        <w:t>#34</w:t>
-      </w:r>
-      <w:r>
-        <w:rPr>
-          <w:rFonts w:eastAsiaTheme="minorHAnsi" w:cs="Times New Roman" w:hint="eastAsia"/>
-          <w:color w:val="EE0000"/>
-        </w:rPr>
-        <w:t>を反映して</w:t>
-      </w:r>
-      <w:r>
-        <w:rPr>
-          <w:rFonts w:eastAsiaTheme="minorHAnsi" w:cs="Times New Roman"/>
-          <w:color w:val="EE0000"/>
-        </w:rPr>
-        <w:t>E[M]</w:t>
-      </w:r>
-      <w:r>
-        <w:rPr>
-          <w:rFonts w:eastAsiaTheme="minorHAnsi" w:cs="Times New Roman" w:hint="eastAsia"/>
-          <w:color w:val="EE0000"/>
-        </w:rPr>
-        <w:t>についても少し触れる</w:t>
-      </w:r>
-    </w:p>
-    <w:p>
-      <w:pPr>
-        <w:pStyle w:val="a9"/>
-        <w:numPr>
-          <w:ilvl w:val="3"/>
-          <w:numId w:val="1"/>
-        </w:numPr>
-        <w:rPr>
-          <w:rFonts w:eastAsiaTheme="minorHAnsi" w:cs="Times New Roman"/>
-          <w:color w:val="EE0000"/>
-        </w:rPr>
-      </w:pPr>
-      <w:r>
-        <w:rPr>
-          <w:rFonts w:eastAsiaTheme="minorHAnsi" w:cs="Times New Roman"/>
-          <w:color w:val="EE0000"/>
-        </w:rPr>
         <w:t>Investor welfare</w:t>
       </w:r>
       <w:r>
@@ -3753,23 +3205,7 @@
           <w:rFonts w:eastAsiaTheme="minorHAnsi" w:cs="Times New Roman"/>
           <w:color w:val="EE0000"/>
         </w:rPr>
-        <w:t xml:space="preserve">Fragility, Compensation, </w:t>
-      </w:r>
-      <w:proofErr w:type="spellStart"/>
-      <w:r>
-        <w:rPr>
-          <w:rFonts w:eastAsiaTheme="minorHAnsi" w:cs="Times New Roman"/>
-          <w:color w:val="EE0000"/>
-        </w:rPr>
-        <w:t>Skill&amp;Performance</w:t>
-      </w:r>
-      <w:proofErr w:type="spellEnd"/>
-      <w:r>
-        <w:rPr>
-          <w:rFonts w:eastAsiaTheme="minorHAnsi" w:cs="Times New Roman"/>
-          <w:color w:val="EE0000"/>
-        </w:rPr>
-        <w:t xml:space="preserve"> persistence</w:t>
+        <w:t>Fragility, Compensation, Skill&amp;Performance persistence</w:t>
       </w:r>
       <w:r>
         <w:rPr>
@@ -3810,23 +3246,7 @@
           <w:rFonts w:eastAsiaTheme="minorHAnsi" w:cs="Times New Roman" w:hint="eastAsia"/>
           <w:color w:val="EE0000"/>
         </w:rPr>
-        <w:t>がかなりメインになっていて、だいたい言いたいことの全てを</w:t>
-      </w:r>
-      <w:proofErr w:type="gramStart"/>
-      <w:r>
-        <w:rPr>
-          <w:rFonts w:eastAsiaTheme="minorHAnsi" w:cs="Times New Roman" w:hint="eastAsia"/>
-          <w:color w:val="EE0000"/>
-        </w:rPr>
-        <w:t>まとめてますね</w:t>
-      </w:r>
-      <w:proofErr w:type="gramEnd"/>
-      <w:r>
-        <w:rPr>
-          <w:rFonts w:eastAsiaTheme="minorHAnsi" w:cs="Times New Roman" w:hint="eastAsia"/>
-          <w:color w:val="EE0000"/>
-        </w:rPr>
-        <w:t>。逆に</w:t>
+        <w:t>がかなりメインになっていて、だいたい言いたいことの全てをまとめてますね。逆に</w:t>
       </w:r>
       <w:r>
         <w:rPr>
@@ -3918,21 +3338,12 @@
         </w:rPr>
         <w:t>については</w:t>
       </w:r>
-      <w:proofErr w:type="spellStart"/>
-      <w:r>
-        <w:rPr>
-          <w:rFonts w:eastAsiaTheme="minorHAnsi" w:cs="Times New Roman"/>
-          <w:color w:val="EE0000"/>
-        </w:rPr>
-        <w:t>Subsec</w:t>
-      </w:r>
-      <w:proofErr w:type="spellEnd"/>
-      <w:r>
-        <w:rPr>
-          <w:rFonts w:eastAsiaTheme="minorHAnsi" w:cs="Times New Roman"/>
-          <w:color w:val="EE0000"/>
-        </w:rPr>
-        <w:t xml:space="preserve"> 3.8.2 (Compensation in Fund Industry)</w:t>
+      <w:r>
+        <w:rPr>
+          <w:rFonts w:eastAsiaTheme="minorHAnsi" w:cs="Times New Roman"/>
+          <w:color w:val="EE0000"/>
+        </w:rPr>
+        <w:t>Subsec 3.8.2 (Compensation in Fund Industry)</w:t>
       </w:r>
       <w:r>
         <w:rPr>
@@ -3968,21 +3379,12 @@
         </w:rPr>
         <w:t>についてはどちらかというと</w:t>
       </w:r>
-      <w:proofErr w:type="spellStart"/>
-      <w:r>
-        <w:rPr>
-          <w:rFonts w:eastAsiaTheme="minorHAnsi" w:cs="Times New Roman"/>
-          <w:color w:val="EE0000"/>
-        </w:rPr>
-        <w:t>Subsec</w:t>
-      </w:r>
-      <w:proofErr w:type="spellEnd"/>
-      <w:r>
-        <w:rPr>
-          <w:rFonts w:eastAsiaTheme="minorHAnsi" w:cs="Times New Roman"/>
-          <w:color w:val="EE0000"/>
-        </w:rPr>
-        <w:t xml:space="preserve"> 3.7.2</w:t>
+      <w:r>
+        <w:rPr>
+          <w:rFonts w:eastAsiaTheme="minorHAnsi" w:cs="Times New Roman"/>
+          <w:color w:val="EE0000"/>
+        </w:rPr>
+        <w:t>Subsec 3.7.2</w:t>
       </w:r>
       <w:r>
         <w:rPr>
@@ -4222,139 +3624,13 @@
         <w:rPr>
           <w:rFonts w:eastAsiaTheme="minorHAnsi" w:cs="Times New Roman"/>
         </w:rPr>
-        <w:t xml:space="preserve"> Eq. (4.</w:t>
-      </w:r>
-      <w:proofErr w:type="gramStart"/>
-      <w:r>
-        <w:rPr>
-          <w:rFonts w:eastAsiaTheme="minorHAnsi" w:cs="Times New Roman"/>
-        </w:rPr>
-        <w:t>1)の</w:t>
-      </w:r>
-      <w:proofErr w:type="gramEnd"/>
-      <w:r>
-        <w:rPr>
-          <w:rFonts w:eastAsiaTheme="minorHAnsi" w:cs="Times New Roman"/>
-        </w:rPr>
-        <w:t>一つ目の等号は、</w:t>
-      </w:r>
-      <w:r>
-        <w:rPr>
-          <w:rFonts w:eastAsiaTheme="minorHAnsi" w:cs="Times New Roman"/>
-        </w:rPr>
-        <w:t xml:space="preserve">変形前のオリジナルの形 </w:t>
-      </w:r>
-      <w:proofErr w:type="gramStart"/>
-      <w:r>
-        <w:rPr>
-          <w:rFonts w:eastAsiaTheme="minorHAnsi" w:cs="Times New Roman"/>
-        </w:rPr>
-        <w:t>E[</w:t>
-      </w:r>
-      <w:proofErr w:type="gramEnd"/>
-      <w:r>
-        <w:rPr>
-          <w:rFonts w:eastAsiaTheme="minorHAnsi" w:cs="Times New Roman"/>
-        </w:rPr>
-        <w:t>\phi y]-C(\omega_\eta) にした方が分かりやすいと思います（ここはモデル設定の説明ですので）。その場合</w:t>
-      </w:r>
-      <w:proofErr w:type="gramStart"/>
-      <w:r>
-        <w:rPr>
-          <w:rFonts w:eastAsiaTheme="minorHAnsi" w:cs="Times New Roman"/>
-        </w:rPr>
-        <w:t>、(</w:t>
-      </w:r>
-      <w:proofErr w:type="gramEnd"/>
-      <w:r>
-        <w:rPr>
-          <w:rFonts w:eastAsiaTheme="minorHAnsi" w:cs="Times New Roman"/>
-        </w:rPr>
-        <w:t>4.</w:t>
-      </w:r>
-      <w:proofErr w:type="gramStart"/>
-      <w:r>
-        <w:rPr>
-          <w:rFonts w:eastAsiaTheme="minorHAnsi" w:cs="Times New Roman"/>
-        </w:rPr>
-        <w:t>1)の</w:t>
-      </w:r>
-      <w:proofErr w:type="gramEnd"/>
-      <w:r>
-        <w:rPr>
-          <w:rFonts w:eastAsiaTheme="minorHAnsi" w:cs="Times New Roman"/>
-        </w:rPr>
-        <w:t>上の段落にある</w:t>
-      </w:r>
-      <w:proofErr w:type="gramStart"/>
-      <w:r>
-        <w:rPr>
-          <w:rFonts w:eastAsiaTheme="minorHAnsi" w:cs="Times New Roman"/>
-        </w:rPr>
-        <w:t>E[</w:t>
-      </w:r>
-      <w:proofErr w:type="gramEnd"/>
-      <w:r>
-        <w:rPr>
-          <w:rFonts w:eastAsiaTheme="minorHAnsi" w:cs="Times New Roman"/>
-        </w:rPr>
-        <w:t xml:space="preserve">\phi </w:t>
-      </w:r>
-      <w:proofErr w:type="gramStart"/>
-      <w:r>
-        <w:rPr>
-          <w:rFonts w:eastAsiaTheme="minorHAnsi" w:cs="Times New Roman"/>
-        </w:rPr>
-        <w:t>y]とCは削除でも良いかもしれません。あと</w:t>
-      </w:r>
-      <w:proofErr w:type="gramEnd"/>
-      <w:r>
-        <w:rPr>
-          <w:rFonts w:eastAsiaTheme="minorHAnsi" w:cs="Times New Roman"/>
-        </w:rPr>
-        <w:t>、(</w:t>
-      </w:r>
-      <w:proofErr w:type="gramStart"/>
-      <w:r>
-        <w:rPr>
-          <w:rFonts w:eastAsiaTheme="minorHAnsi" w:cs="Times New Roman"/>
-        </w:rPr>
-        <w:t>4.1)の</w:t>
-      </w:r>
-      <w:proofErr w:type="gramEnd"/>
-      <w:r>
-        <w:rPr>
-          <w:rFonts w:eastAsiaTheme="minorHAnsi" w:cs="Times New Roman"/>
-        </w:rPr>
-        <w:t>二つ目の等号の変形もここでは不要かもしれません（(</w:t>
-      </w:r>
-      <w:proofErr w:type="gramStart"/>
-      <w:r>
-        <w:rPr>
-          <w:rFonts w:eastAsiaTheme="minorHAnsi" w:cs="Times New Roman"/>
-        </w:rPr>
-        <w:t>4.2)で</w:t>
-      </w:r>
-      <w:proofErr w:type="gramEnd"/>
-      <w:r>
-        <w:rPr>
-          <w:rFonts w:eastAsiaTheme="minorHAnsi" w:cs="Times New Roman"/>
-        </w:rPr>
-        <w:t>E[\</w:t>
-      </w:r>
-      <w:proofErr w:type="gramStart"/>
-      <w:r>
-        <w:rPr>
-          <w:rFonts w:eastAsiaTheme="minorHAnsi" w:cs="Times New Roman"/>
-        </w:rPr>
-        <w:t>pi]を</w:t>
-      </w:r>
-      <w:proofErr w:type="gramEnd"/>
-      <w:r>
-        <w:rPr>
-          <w:rFonts w:eastAsiaTheme="minorHAnsi" w:cs="Times New Roman"/>
-        </w:rPr>
-        <w:t>計算するために載せたのだと思いますが、ここではシンプルにモデル設定のpresentationに徹するのが良いかと思います）</w:t>
+        <w:t xml:space="preserve"> Eq. (4.1)の一つ目の等号は、</w:t>
+      </w:r>
+      <w:r>
+        <w:rPr>
+          <w:rFonts w:eastAsiaTheme="minorHAnsi" w:cs="Times New Roman"/>
+        </w:rPr>
+        <w:t>変形前のオリジナルの形 E[\phi y]-C(\omega_\eta) にした方が分かりやすいと思います（ここはモデル設定の説明ですので）。その場合、(4.1)の上の段落にあるE[\phi y]とCは削除でも良いかもしれません。あと、(4.1)の二つ目の等号の変形もここでは不要かもしれません（(4.2)でE[\pi]を計算するために載せたのだと思いますが、ここではシンプルにモデル設定のpresentationに徹するのが良いかと思います）</w:t>
       </w:r>
     </w:p>
     <w:p>
@@ -4403,23 +3679,7 @@
           <w:rFonts w:eastAsiaTheme="minorHAnsi" w:cs="Times New Roman"/>
           <w:color w:val="000000" w:themeColor="text1"/>
         </w:rPr>
-        <w:t>すべての「opacity」を「obfuscation」に変えてしまうのも</w:t>
-      </w:r>
-      <w:proofErr w:type="gramStart"/>
-      <w:r>
-        <w:rPr>
-          <w:rFonts w:eastAsiaTheme="minorHAnsi" w:cs="Times New Roman"/>
-          <w:color w:val="000000" w:themeColor="text1"/>
-        </w:rPr>
-        <w:t>無しでは</w:t>
-      </w:r>
-      <w:proofErr w:type="gramEnd"/>
-      <w:r>
-        <w:rPr>
-          <w:rFonts w:eastAsiaTheme="minorHAnsi" w:cs="Times New Roman"/>
-          <w:color w:val="000000" w:themeColor="text1"/>
-        </w:rPr>
-        <w:t>ないのかもしれません。</w:t>
+        <w:t>すべての「opacity」を「obfuscation」に変えてしまうのも無しではないのかもしれません。</w:t>
       </w:r>
     </w:p>
     <w:p>
@@ -4599,21 +3859,7 @@
         <w:rPr>
           <w:rFonts w:eastAsiaTheme="minorHAnsi" w:cs="Times New Roman"/>
         </w:rPr>
-        <w:t>P31上の方：「Fund opacity, conversely…」の文は、少し丁寧</w:t>
-      </w:r>
-      <w:proofErr w:type="gramStart"/>
-      <w:r>
-        <w:rPr>
-          <w:rFonts w:eastAsiaTheme="minorHAnsi" w:cs="Times New Roman"/>
-        </w:rPr>
-        <w:t>めに</w:t>
-      </w:r>
-      <w:proofErr w:type="gramEnd"/>
-      <w:r>
-        <w:rPr>
-          <w:rFonts w:eastAsiaTheme="minorHAnsi" w:cs="Times New Roman"/>
-        </w:rPr>
-        <w:t>説明したいので、以下ではいかがでしょうか。</w:t>
+        <w:t>P31上の方：「Fund opacity, conversely…」の文は、少し丁寧めに説明したいので、以下ではいかがでしょうか。</w:t>
       </w:r>
     </w:p>
     <w:p>
@@ -4968,21 +4214,7 @@
         <w:rPr>
           <w:rFonts w:eastAsiaTheme="minorHAnsi" w:cs="Times New Roman"/>
         </w:rPr>
-        <w:t xml:space="preserve">Corollary 4.1 implies that even investors prefer opaque funds from an </w:t>
-      </w:r>
-      <w:proofErr w:type="gramStart"/>
-      <w:r>
-        <w:rPr>
-          <w:rFonts w:eastAsiaTheme="minorHAnsi" w:cs="Times New Roman"/>
-        </w:rPr>
-        <w:t>ex ante</w:t>
-      </w:r>
-      <w:proofErr w:type="gramEnd"/>
-      <w:r>
-        <w:rPr>
-          <w:rFonts w:eastAsiaTheme="minorHAnsi" w:cs="Times New Roman"/>
-        </w:rPr>
-        <w:t xml:space="preserve"> perspective. This somewhat counterintuitive result provides a theoretical explanation for the seemingly puzzling real-world observation that investors willingly allocate substantial capital to opaque funds that deliberately obfuscate their investment strategies. The intuition is as follows. When the fund is transparent, investors can infer the manager's skill from her actions. Anticipating such scrutiny, the manager becomes concerned about investors' perceptions and engages in inefficient trades, thereby reducing fund performance. To preempt this distortion, she optimally obfuscates fund information ex ante as a commitment device, thereby limiting investors' ability to infer her skill and dampening her reputation concerns. This allows her to pursue more profit-driven strategies, improving fund performance. Consequently, obfuscation can be beneficial not only for the manager but also for investors.</w:t>
+        <w:t>Corollary 4.1 implies that even investors prefer opaque funds from an ex ante perspective. This somewhat counterintuitive result provides a theoretical explanation for the seemingly puzzling real-world observation that investors willingly allocate substantial capital to opaque funds that deliberately obfuscate their investment strategies. The intuition is as follows. When the fund is transparent, investors can infer the manager's skill from her actions. Anticipating such scrutiny, the manager becomes concerned about investors' perceptions and engages in inefficient trades, thereby reducing fund performance. To preempt this distortion, she optimally obfuscates fund information ex ante as a commitment device, thereby limiting investors' ability to infer her skill and dampening her reputation concerns. This allows her to pursue more profit-driven strategies, improving fund performance. Consequently, obfuscation can be beneficial not only for the manager but also for investors.</w:t>
       </w:r>
     </w:p>
     <w:p>
@@ -5031,27 +4263,151 @@
         <w:rPr>
           <w:rFonts w:eastAsiaTheme="minorHAnsi" w:cs="Times New Roman" w:hint="eastAsia"/>
         </w:rPr>
+        <w:t>」ぐらいでいかがでしょうか。</w:t>
+      </w:r>
+    </w:p>
+    <w:p>
+      <w:pPr>
+        <w:pStyle w:val="a9"/>
+        <w:ind w:left="360"/>
+        <w:rPr>
+          <w:rFonts w:eastAsiaTheme="minorHAnsi" w:cs="Times New Roman"/>
+        </w:rPr>
+      </w:pPr>
+    </w:p>
+    <w:p>
+      <w:pPr>
+        <w:pStyle w:val="a9"/>
+        <w:numPr>
+          <w:ilvl w:val="0"/>
+          <w:numId w:val="1"/>
+        </w:numPr>
+        <w:rPr>
+          <w:rFonts w:eastAsiaTheme="minorHAnsi" w:cs="Times New Roman"/>
+        </w:rPr>
+      </w:pPr>
+      <w:r>
+        <w:rPr>
+          <w:rFonts w:eastAsiaTheme="minorHAnsi" w:cs="Times New Roman" w:hint="eastAsia"/>
+        </w:rPr>
+        <w:t>P.34下の方：「transparency backfires」は、「transparency can backfire」の方が良いと思います。</w:t>
+      </w:r>
+    </w:p>
+    <w:p>
+      <w:pPr>
+        <w:pStyle w:val="a9"/>
+        <w:rPr>
+          <w:rFonts w:eastAsiaTheme="minorHAnsi" w:cs="Times New Roman"/>
+        </w:rPr>
+      </w:pPr>
+    </w:p>
+    <w:p>
+      <w:pPr>
+        <w:pStyle w:val="a9"/>
+        <w:numPr>
+          <w:ilvl w:val="0"/>
+          <w:numId w:val="1"/>
+        </w:numPr>
+        <w:rPr>
+          <w:rFonts w:eastAsiaTheme="minorHAnsi" w:cs="Times New Roman"/>
+        </w:rPr>
+      </w:pPr>
+      <w:r>
+        <w:rPr>
+          <w:rFonts w:eastAsiaTheme="minorHAnsi" w:cs="Times New Roman" w:hint="eastAsia"/>
+        </w:rPr>
+        <w:t>上述しましたが、transparency can backfireの内容として、fragilityはもちろんですが、fund investorsとmanager両方とも損するということも重要かと思います。</w:t>
+      </w:r>
+    </w:p>
+    <w:p>
+      <w:pPr>
+        <w:pStyle w:val="a9"/>
+        <w:rPr>
+          <w:rFonts w:eastAsiaTheme="minorHAnsi" w:cs="Times New Roman"/>
+        </w:rPr>
+      </w:pPr>
+    </w:p>
+    <w:p>
+      <w:pPr>
+        <w:pStyle w:val="a9"/>
+        <w:numPr>
+          <w:ilvl w:val="0"/>
+          <w:numId w:val="1"/>
+        </w:numPr>
+        <w:rPr>
+          <w:rFonts w:eastAsiaTheme="minorHAnsi" w:cs="Times New Roman"/>
+        </w:rPr>
+      </w:pPr>
+      <w:r>
+        <w:rPr>
+          <w:rFonts w:eastAsiaTheme="minorHAnsi" w:cs="Times New Roman" w:hint="eastAsia"/>
+        </w:rPr>
+        <w:t>P.35真ん中あたり：「</w:t>
+      </w:r>
+      <w:r>
+        <w:rPr>
+          <w:rFonts w:eastAsiaTheme="minorHAnsi" w:cs="Times New Roman"/>
+        </w:rPr>
+        <w:t>…</w:t>
+      </w:r>
+      <w:r>
+        <w:rPr>
+          <w:rFonts w:eastAsiaTheme="minorHAnsi" w:cs="Times New Roman" w:hint="eastAsia"/>
+        </w:rPr>
+        <w:t>eliminating the probability of high-$\beta$ trading」の</w:t>
+      </w:r>
+      <w:r>
+        <w:rPr>
+          <w:rFonts w:eastAsiaTheme="minorHAnsi" w:cs="Times New Roman" w:hint="eastAsia"/>
+        </w:rPr>
+        <w:t>「</w:t>
+      </w:r>
+      <w:r>
+        <w:rPr>
+          <w:rFonts w:eastAsiaTheme="minorHAnsi" w:cs="Times New Roman" w:hint="eastAsia"/>
+        </w:rPr>
+        <w:t>probability</w:t>
+      </w:r>
+      <w:r>
+        <w:rPr>
+          <w:rFonts w:eastAsiaTheme="minorHAnsi" w:cs="Times New Roman" w:hint="eastAsia"/>
+        </w:rPr>
         <w:t>」</w:t>
       </w:r>
-      <w:proofErr w:type="gramStart"/>
-      <w:r>
-        <w:rPr>
-          <w:rFonts w:eastAsiaTheme="minorHAnsi" w:cs="Times New Roman" w:hint="eastAsia"/>
-        </w:rPr>
-        <w:t>ぐら</w:t>
-      </w:r>
-      <w:proofErr w:type="gramEnd"/>
-      <w:r>
-        <w:rPr>
-          <w:rFonts w:eastAsiaTheme="minorHAnsi" w:cs="Times New Roman" w:hint="eastAsia"/>
-        </w:rPr>
-        <w:t>いでいかがでしょうか。</w:t>
-      </w:r>
-    </w:p>
-    <w:p>
-      <w:pPr>
-        <w:pStyle w:val="a9"/>
-        <w:ind w:left="360"/>
+      <w:r>
+        <w:rPr>
+          <w:rFonts w:eastAsiaTheme="minorHAnsi" w:cs="Times New Roman" w:hint="eastAsia"/>
+        </w:rPr>
+        <w:t>は</w:t>
+      </w:r>
+      <w:r>
+        <w:rPr>
+          <w:rFonts w:eastAsiaTheme="minorHAnsi" w:cs="Times New Roman" w:hint="eastAsia"/>
+        </w:rPr>
+        <w:t>「</w:t>
+      </w:r>
+      <w:r>
+        <w:rPr>
+          <w:rFonts w:eastAsiaTheme="minorHAnsi" w:cs="Times New Roman" w:hint="eastAsia"/>
+        </w:rPr>
+        <w:t>possibility</w:t>
+      </w:r>
+      <w:r>
+        <w:rPr>
+          <w:rFonts w:eastAsiaTheme="minorHAnsi" w:cs="Times New Roman" w:hint="eastAsia"/>
+        </w:rPr>
+        <w:t>」</w:t>
+      </w:r>
+      <w:r>
+        <w:rPr>
+          <w:rFonts w:eastAsiaTheme="minorHAnsi" w:cs="Times New Roman" w:hint="eastAsia"/>
+        </w:rPr>
+        <w:t>でしょうか。</w:t>
+      </w:r>
+    </w:p>
+    <w:p>
+      <w:pPr>
+        <w:pStyle w:val="a9"/>
         <w:rPr>
           <w:rFonts w:eastAsiaTheme="minorHAnsi" w:cs="Times New Roman"/>
         </w:rPr>
@@ -5072,7 +4428,7 @@
         <w:rPr>
           <w:rFonts w:eastAsiaTheme="minorHAnsi" w:cs="Times New Roman" w:hint="eastAsia"/>
         </w:rPr>
-        <w:t>P.34下の方：「transparency backfires」は、「transparency can backfire」の方が良いと思います。</w:t>
+        <w:t>P.35下の方：「funds with meaningfully different skill levels optimally choose identical opacity levels」は面白い結果ですね。ただのコメントです。</w:t>
       </w:r>
     </w:p>
     <w:p>
@@ -5098,196 +4454,15 @@
         <w:rPr>
           <w:rFonts w:eastAsiaTheme="minorHAnsi" w:cs="Times New Roman" w:hint="eastAsia"/>
         </w:rPr>
-        <w:t>上述しましたが、transparency can backfireの内容として、fragilityはもちろんですが、fund investorsとmanager両方とも損するということも重要かと思います。</w:t>
-      </w:r>
-    </w:p>
-    <w:p>
-      <w:pPr>
-        <w:pStyle w:val="a9"/>
-        <w:rPr>
-          <w:rFonts w:eastAsiaTheme="minorHAnsi" w:cs="Times New Roman"/>
-        </w:rPr>
-      </w:pPr>
-    </w:p>
-    <w:p>
-      <w:pPr>
-        <w:pStyle w:val="a9"/>
-        <w:numPr>
-          <w:ilvl w:val="0"/>
-          <w:numId w:val="1"/>
-        </w:numPr>
-        <w:rPr>
-          <w:rFonts w:eastAsiaTheme="minorHAnsi" w:cs="Times New Roman"/>
-        </w:rPr>
-      </w:pPr>
-      <w:r>
-        <w:rPr>
-          <w:rFonts w:eastAsiaTheme="minorHAnsi" w:cs="Times New Roman" w:hint="eastAsia"/>
-        </w:rPr>
-        <w:t>P.35真ん中あたり：「</w:t>
-      </w:r>
-      <w:r>
-        <w:rPr>
-          <w:rFonts w:eastAsiaTheme="minorHAnsi" w:cs="Times New Roman"/>
-        </w:rPr>
-        <w:t>…</w:t>
-      </w:r>
-      <w:r>
-        <w:rPr>
-          <w:rFonts w:eastAsiaTheme="minorHAnsi" w:cs="Times New Roman" w:hint="eastAsia"/>
-        </w:rPr>
-        <w:t>eliminating the probability of high-$\beta$ trading」の</w:t>
-      </w:r>
-      <w:r>
-        <w:rPr>
-          <w:rFonts w:eastAsiaTheme="minorHAnsi" w:cs="Times New Roman" w:hint="eastAsia"/>
-        </w:rPr>
-        <w:t>「</w:t>
-      </w:r>
-      <w:r>
-        <w:rPr>
-          <w:rFonts w:eastAsiaTheme="minorHAnsi" w:cs="Times New Roman" w:hint="eastAsia"/>
-        </w:rPr>
-        <w:t>probability</w:t>
-      </w:r>
-      <w:r>
-        <w:rPr>
-          <w:rFonts w:eastAsiaTheme="minorHAnsi" w:cs="Times New Roman" w:hint="eastAsia"/>
-        </w:rPr>
-        <w:t>」</w:t>
-      </w:r>
-      <w:r>
-        <w:rPr>
-          <w:rFonts w:eastAsiaTheme="minorHAnsi" w:cs="Times New Roman" w:hint="eastAsia"/>
-        </w:rPr>
-        <w:t>は</w:t>
-      </w:r>
-      <w:r>
-        <w:rPr>
-          <w:rFonts w:eastAsiaTheme="minorHAnsi" w:cs="Times New Roman" w:hint="eastAsia"/>
-        </w:rPr>
-        <w:t>「</w:t>
-      </w:r>
-      <w:r>
-        <w:rPr>
-          <w:rFonts w:eastAsiaTheme="minorHAnsi" w:cs="Times New Roman" w:hint="eastAsia"/>
-        </w:rPr>
-        <w:t>possibility</w:t>
-      </w:r>
-      <w:r>
-        <w:rPr>
-          <w:rFonts w:eastAsiaTheme="minorHAnsi" w:cs="Times New Roman" w:hint="eastAsia"/>
-        </w:rPr>
-        <w:t>」</w:t>
-      </w:r>
-      <w:r>
-        <w:rPr>
-          <w:rFonts w:eastAsiaTheme="minorHAnsi" w:cs="Times New Roman" w:hint="eastAsia"/>
-        </w:rPr>
-        <w:t>でしょうか。</w:t>
-      </w:r>
-    </w:p>
-    <w:p>
-      <w:pPr>
-        <w:pStyle w:val="a9"/>
-        <w:rPr>
-          <w:rFonts w:eastAsiaTheme="minorHAnsi" w:cs="Times New Roman"/>
-        </w:rPr>
-      </w:pPr>
-    </w:p>
-    <w:p>
-      <w:pPr>
-        <w:pStyle w:val="a9"/>
-        <w:numPr>
-          <w:ilvl w:val="0"/>
-          <w:numId w:val="1"/>
-        </w:numPr>
-        <w:rPr>
-          <w:rFonts w:eastAsiaTheme="minorHAnsi" w:cs="Times New Roman"/>
-        </w:rPr>
-      </w:pPr>
-      <w:r>
-        <w:rPr>
-          <w:rFonts w:eastAsiaTheme="minorHAnsi" w:cs="Times New Roman" w:hint="eastAsia"/>
-        </w:rPr>
-        <w:t>P.35下の方：「funds with meaningfully different skill levels optimally choose identical opacity levels」は面白い結果ですね。ただのコメントです。</w:t>
-      </w:r>
-    </w:p>
-    <w:p>
-      <w:pPr>
-        <w:pStyle w:val="a9"/>
-        <w:rPr>
-          <w:rFonts w:eastAsiaTheme="minorHAnsi" w:cs="Times New Roman"/>
-        </w:rPr>
-      </w:pPr>
-    </w:p>
-    <w:p>
-      <w:pPr>
-        <w:pStyle w:val="a9"/>
-        <w:numPr>
-          <w:ilvl w:val="0"/>
-          <w:numId w:val="1"/>
-        </w:numPr>
-        <w:rPr>
-          <w:rFonts w:eastAsiaTheme="minorHAnsi" w:cs="Times New Roman"/>
-        </w:rPr>
-      </w:pPr>
-      <w:r>
-        <w:rPr>
-          <w:rFonts w:eastAsiaTheme="minorHAnsi" w:cs="Times New Roman" w:hint="eastAsia"/>
-        </w:rPr>
         <w:t>P.36下の方：「transparency backfires」は「transparency can backfire」の方が良いと思います。</w:t>
       </w:r>
     </w:p>
     <w:p>
       <w:pPr>
-        <w:pStyle w:val="a9"/>
-        <w:rPr>
-          <w:rFonts w:eastAsiaTheme="minorHAnsi" w:cs="Times New Roman"/>
-        </w:rPr>
-      </w:pPr>
-    </w:p>
-    <w:p>
-      <w:pPr>
-        <w:rPr>
-          <w:rFonts w:eastAsiaTheme="minorHAnsi" w:cs="Times New Roman"/>
-        </w:rPr>
-      </w:pPr>
-    </w:p>
-    <w:p>
-      <w:pPr>
-        <w:rPr>
-          <w:rFonts w:eastAsiaTheme="minorHAnsi" w:cs="Times New Roman"/>
-        </w:rPr>
-      </w:pPr>
-    </w:p>
-    <w:p>
-      <w:pPr>
-        <w:pBdr>
-          <w:bottom w:val="double" w:sz="6" w:space="1" w:color="auto"/>
-        </w:pBdr>
-        <w:rPr>
-          <w:rFonts w:eastAsiaTheme="minorHAnsi" w:cs="Times New Roman"/>
-        </w:rPr>
-      </w:pPr>
-    </w:p>
-    <w:p>
-      <w:pPr>
-        <w:pStyle w:val="a9"/>
-        <w:numPr>
-          <w:ilvl w:val="0"/>
-          <w:numId w:val="8"/>
-        </w:numPr>
-        <w:rPr>
-          <w:rFonts w:eastAsiaTheme="minorHAnsi" w:cs="Times New Roman"/>
-        </w:rPr>
-      </w:pPr>
-      <w:r>
-        <w:rPr>
-          <w:rFonts w:eastAsiaTheme="minorHAnsi" w:cs="Times New Roman"/>
-        </w:rPr>
-        <w:t>Complementarity</w:t>
-      </w:r>
+        <w:rPr>
+          <w:rFonts w:eastAsiaTheme="minorHAnsi" w:cs="Times New Roman" w:hint="eastAsia"/>
+        </w:rPr>
+      </w:pPr>
     </w:p>
     <w:sectPr>
       <w:pgSz w:w="11906" w:h="16838"/>
